--- a/por/docx/55.content.docx
+++ b/por/docx/55.content.docx
@@ -11,6 +11,15 @@
         <w:pStyle w:val="Heading2"/>
       </w:pPr>
       <w:r>
+        <w:t>Resource: Notas de Estudo (Tyndale)</w:t>
+      </w:r>
+      <w:r/>
+    </w:p>
+    <w:p>
+      <w:pPr>
+        <w:pStyle w:val="Heading2"/>
+      </w:pPr>
+      <w:r>
         <w:t>License Information</w:t>
       </w:r>
       <w:r/>
@@ -21,7 +30,7 @@
         <w:rPr>
           <w:b/>
         </w:rPr>
-        <w:t>Study Notes (Tyndale)</w:t>
+        <w:t>Notas de Estudo (Tyndale)</w:t>
       </w:r>
       <w:r>
         <w:t xml:space="preserve"> (Portuguese) is based on</w:t>
@@ -74,7 +83,7 @@
         <w:pStyle w:val="Heading1"/>
       </w:pPr>
       <w:r>
-        <w:t>Study Notes (Tyndale)</w:t>
+        <w:t>Notas de Estudo (Tyndale)</w:t>
       </w:r>
     </w:p>
     <w:p>
@@ -83,6 +92,51 @@
           <w:headerReference w:type="even" r:id="rId8"/>
           <w:headerReference w:type="default" r:id="rId9"/>
           <w:footerReference w:type="default" r:id="rId10"/>
+          <w:footnotePr>
+            <w:numRestart w:val="eachSect"/>
+          </w:footnotePr>
+          <w:type w:val="continuous"/>
+          <w:pgSz w:w="12240" w:h="15840" w:code="1"/>
+          <w:pgMar w:top="1440" w:right="1440" w:bottom="1440" w:left="1440" w:header="504" w:footer="504" w:gutter="0"/>
+          <w:cols w:space="708"/>
+          <w:titlePg/>
+          <w:docGrid w:linePitch="360"/>
+        </w:sectPr>
+      </w:pPr>
+    </w:p>
+    <w:p>
+      <w:r/>
+    </w:p>
+    <w:p>
+      <w:pPr>
+        <w:pStyle w:val="Heading2"/>
+      </w:pPr>
+      <w:r>
+        <w:t>2TI</w:t>
+      </w:r>
+      <w:r/>
+    </w:p>
+    <w:p>
+      <w:r/>
+      <w:r>
+        <w:rPr>
+          <w:i/>
+        </w:rPr>
+        <w:t>2 Timóteo 1.1, 2 Timóteo 1.1–2, 2 Timóteo 1.3, 2 Timóteo 1.3–4, 2 Timóteo 1.4, 2 Timóteo 1.5, 2 Timóteo 1.5–14, 2 Timóteo 1.6, 2 Timóteo 1.8, 2 Timóteo 1.9–10, 2 Timóteo 1.10, 2 Timóteo 1.12, 2 Timóteo 1.14, 2 Timóteo 1.15, 2 Timóteo 1.15–18, 2 Timóteo 2.1, 2 Timóteo 2.1–13, 2 Timóteo 2.2, 2 Timóteo 2.4–7, 2 Timóteo 2.8, 2 Timóteo 2.8–13, 2 Timóteo 2.9, 2 Timóteo 2.11, 2 Timóteo 2.13, 2 Timóteo 2.14–26, 2 Timóteo 2.15, 2 Timóteo 2.17, 2 Timóteo 2.18, 2 Timóteo 2.19, 2 Timóteo 2.20–21, 2 Timóteo 2.22, 2 Timóteo 2.24, 2 Timóteo 2.25, 2 Timóteo 3.1–5, 2 Timóteo 3.1–4.8, 2 Timóteo 3.5, 2 Timóteo 3.6–7, 2 Timóteo 3.8, 2 Timóteo 3.11, 2 Timóteo 3.14–15, 2 Timóteo 3.16, 2 Timóteo 3.16–17, 2 Timóteo 3.17, 2 Timóteo 4.1, 2 Timóteo 4.1–8, 2 Timóteo 4.5, 2 Timóteo 4.5–8, 2 Timóteo 4.6, 2 Timóteo 4.6–8, 2 Timóteo 4.7, 2 Timóteo 4.8, 2 Timóteo 4.9, 2 Timóteo 4.10, 2 Timóteo 4.11, 2 Timóteo 4.12, 2 Timóteo 4.13, 2 Timóteo 4.14, 2 Timóteo 4.16, 2 Timóteo 4.17, 2 Timóteo 4.18, 2 Timóteo 4.19, 2 Timóteo 4.19–21, 2 Timóteo 4.20, 2 Timóteo 4.21, 2 Timóteo 4.22</w:t>
+      </w:r>
+      <w:r/>
+    </w:p>
+    <w:p>
+      <w:r/>
+      <w:r>
+        <w:t xml:space="preserve"> </w:t>
+      </w:r>
+      <w:r/>
+      <w:r/>
+    </w:p>
+    <w:p>
+      <w:pPr>
+        <w:sectPr>
           <w:footnotePr>
             <w:numRestart w:val="eachSect"/>
           </w:footnotePr>

--- a/por/docx/55.content.docx
+++ b/por/docx/55.content.docx
@@ -163,13 +163,6 @@
         <w:rPr>
           <w:lang w:val="pt_PT" w:bidi="pt_PT"/>
         </w:rPr>
-      </w:r>
-      <w:r>
-        <w:rPr>
-          <w:i/>
-          <w:lang w:val="pt_PT" w:bidi="pt_PT"/>
-        </w:rPr>
-        <w:t>2 Timóteo 1.1, 2 Timóteo 1.1–2, 2 Timóteo 1.3, 2 Timóteo 1.3–4, 2 Timóteo 1.4, 2 Timóteo 1.5, 2 Timóteo 1.5–14, 2 Timóteo 1.6, 2 Timóteo 1.8, 2 Timóteo 1.9–10, 2 Timóteo 1.10, 2 Timóteo 1.12, 2 Timóteo 1.14, 2 Timóteo 1.15, 2 Timóteo 1.15–18, 2 Timóteo 2.1, 2 Timóteo 2.1–13, 2 Timóteo 2.2, 2 Timóteo 2.4–7, 2 Timóteo 2.8, 2 Timóteo 2.8–13, 2 Timóteo 2.9, 2 Timóteo 2.11, 2 Timóteo 2.13, 2 Timóteo 2.14–26, 2 Timóteo 2.15, 2 Timóteo 2.17, 2 Timóteo 2.18, 2 Timóteo 2.19, 2 Timóteo 2.20–21, 2 Timóteo 2.22, 2 Timóteo 2.24, 2 Timóteo 2.25, 2 Timóteo 3.1–5, 2 Timóteo 3.1–4.8, 2 Timóteo 3.5, 2 Timóteo 3.6–7, 2 Timóteo 3.8, 2 Timóteo 3.11, 2 Timóteo 3.14–15, 2 Timóteo 3.16, 2 Timóteo 3.16–17, 2 Timóteo 3.17, 2 Timóteo 4.1, 2 Timóteo 4.1–8, 2 Timóteo 4.5, 2 Timóteo 4.5–8, 2 Timóteo 4.6, 2 Timóteo 4.6–8, 2 Timóteo 4.7, 2 Timóteo 4.8, 2 Timóteo 4.9, 2 Timóteo 4.10, 2 Timóteo 4.11, 2 Timóteo 4.12, 2 Timóteo 4.13, 2 Timóteo 4.14, 2 Timóteo 4.16, 2 Timóteo 4.17, 2 Timóteo 4.18, 2 Timóteo 4.19, 2 Timóteo 4.19–21, 2 Timóteo 4.20, 2 Timóteo 4.21, 2 Timóteo 4.22</w:t>
       </w:r>
       <w:r>
         <w:rPr>

--- a/por/docx/55.content.docx
+++ b/por/docx/55.content.docx
@@ -150,19 +150,6 @@
           <w:lang w:val="pt_PT" w:bidi="pt_PT"/>
         </w:rPr>
         <w:t>2TI</w:t>
-      </w:r>
-      <w:r>
-        <w:rPr>
-          <w:lang w:val="pt_PT" w:bidi="pt_PT"/>
-        </w:rPr>
-      </w:r>
-    </w:p>
-    <w:p>
-      <w:pPr/>
-      <w:r>
-        <w:rPr>
-          <w:lang w:val="pt_PT" w:bidi="pt_PT"/>
-        </w:rPr>
       </w:r>
       <w:r>
         <w:rPr>

--- a/por/docx/55.content.docx
+++ b/por/docx/55.content.docx
@@ -19,7 +19,7 @@
         <w:rPr>
           <w:lang w:val="pt_PT" w:bidi="pt_PT"/>
         </w:rPr>
-        <w:t>Resource: Notas de Estudo (Tyndale)</w:t>
+        <w:t>Resource: Tyndale Open Study Notes</w:t>
       </w:r>
       <w:r>
         <w:rPr>
@@ -112,7 +112,7 @@
         <w:rPr>
           <w:lang w:val="pt_PT" w:bidi="pt_PT"/>
         </w:rPr>
-        <w:t>Notas de Estudo (Tyndale)</w:t>
+        <w:t>Tyndale Open Study Notes</w:t>
       </w:r>
     </w:p>
     <w:p>

--- a/por/docx/55.content.docx
+++ b/por/docx/55.content.docx
@@ -19,7 +19,7 @@
         <w:rPr>
           <w:lang w:val="pt_PT" w:bidi="pt_PT"/>
         </w:rPr>
-        <w:t>Resource: Tyndale Open Study Notes</w:t>
+        <w:t>Resource: Aquifer Open Study Notes</w:t>
       </w:r>
       <w:r>
         <w:rPr>
@@ -112,7 +112,7 @@
         <w:rPr>
           <w:lang w:val="pt_PT" w:bidi="pt_PT"/>
         </w:rPr>
-        <w:t>Tyndale Open Study Notes</w:t>
+        <w:t>Aquifer Open Study Notes</w:t>
       </w:r>
     </w:p>
     <w:p>

--- a/por/docx/55.content.docx
+++ b/por/docx/55.content.docx
@@ -233,90 +233,60 @@
         </w:rPr>
         <w:t xml:space="preserve">A promessa da vida que temos: Veja </w:t>
       </w:r>
-      <w:hyperlink r:id="rId13">
-        <w:r>
-          <w:rPr>
-            <w:lang w:val="pt_PT" w:bidi="pt_PT"/>
-          </w:rPr>
-          <w:rPr>
-            <w:color w:val="0000EE"/>
-            <w:u w:val="single"/>
-          </w:rPr>
-          <w:t>Rm 4.13–17</w:t>
-        </w:r>
-      </w:hyperlink>
+      <w:r>
+        <w:rPr>
+          <w:lang w:val="pt_PT" w:bidi="pt_PT"/>
+        </w:rPr>
+        <w:t>Rm 4.13–17</w:t>
+      </w:r>
       <w:r>
         <w:rPr>
           <w:lang w:val="pt_PT" w:bidi="pt_PT"/>
         </w:rPr>
         <w:t>. Esta carta a Timóteo celebra a ressurreição de Cristo (</w:t>
       </w:r>
-      <w:hyperlink r:id="rId14">
-        <w:r>
-          <w:rPr>
-            <w:lang w:val="pt_PT" w:bidi="pt_PT"/>
-          </w:rPr>
-          <w:rPr>
-            <w:color w:val="0000EE"/>
-            <w:u w:val="single"/>
-          </w:rPr>
-          <w:t>2Tm 2.8</w:t>
-        </w:r>
-      </w:hyperlink>
+      <w:r>
+        <w:rPr>
+          <w:lang w:val="pt_PT" w:bidi="pt_PT"/>
+        </w:rPr>
+        <w:t>2Tm 2.8</w:t>
+      </w:r>
       <w:r>
         <w:rPr>
           <w:lang w:val="pt_PT" w:bidi="pt_PT"/>
         </w:rPr>
         <w:t>) e a vida que resulta dela (</w:t>
       </w:r>
-      <w:hyperlink r:id="rId15">
-        <w:r>
-          <w:rPr>
-            <w:lang w:val="pt_PT" w:bidi="pt_PT"/>
-          </w:rPr>
-          <w:rPr>
-            <w:color w:val="0000EE"/>
-            <w:u w:val="single"/>
-          </w:rPr>
-          <w:t>1.10</w:t>
-        </w:r>
-      </w:hyperlink>
+      <w:r>
+        <w:rPr>
+          <w:lang w:val="pt_PT" w:bidi="pt_PT"/>
+        </w:rPr>
+        <w:t>1.10</w:t>
+      </w:r>
       <w:r>
         <w:rPr>
           <w:lang w:val="pt_PT" w:bidi="pt_PT"/>
         </w:rPr>
         <w:t>) como a resposta ao sofrimento e à morte dos piedosos (</w:t>
       </w:r>
-      <w:hyperlink r:id="rId16">
-        <w:r>
-          <w:rPr>
-            <w:lang w:val="pt_PT" w:bidi="pt_PT"/>
-          </w:rPr>
-          <w:rPr>
-            <w:color w:val="0000EE"/>
-            <w:u w:val="single"/>
-          </w:rPr>
-          <w:t>3.12</w:t>
-        </w:r>
-      </w:hyperlink>
+      <w:r>
+        <w:rPr>
+          <w:lang w:val="pt_PT" w:bidi="pt_PT"/>
+        </w:rPr>
+        <w:t>3.12</w:t>
+      </w:r>
       <w:r>
         <w:rPr>
           <w:lang w:val="pt_PT" w:bidi="pt_PT"/>
         </w:rPr>
         <w:t>). A própria vida de Paulo demonstra essa esperança (</w:t>
       </w:r>
-      <w:hyperlink r:id="rId17">
-        <w:r>
-          <w:rPr>
-            <w:lang w:val="pt_PT" w:bidi="pt_PT"/>
-          </w:rPr>
-          <w:rPr>
-            <w:color w:val="0000EE"/>
-            <w:u w:val="single"/>
-          </w:rPr>
-          <w:t>4.17–18</w:t>
-        </w:r>
-      </w:hyperlink>
+      <w:r>
+        <w:rPr>
+          <w:lang w:val="pt_PT" w:bidi="pt_PT"/>
+        </w:rPr>
+        <w:t>4.17–18</w:t>
+      </w:r>
       <w:r>
         <w:rPr>
           <w:lang w:val="pt_PT" w:bidi="pt_PT"/>
@@ -431,108 +401,72 @@
         </w:rPr>
         <w:t xml:space="preserve">como também os meus antepassados serviram: Veja </w:t>
       </w:r>
-      <w:hyperlink r:id="rId18">
-        <w:r>
-          <w:rPr>
-            <w:lang w:val="pt_PT" w:bidi="pt_PT"/>
-          </w:rPr>
-          <w:rPr>
-            <w:color w:val="0000EE"/>
-            <w:u w:val="single"/>
-          </w:rPr>
-          <w:t>Fp 3.5</w:t>
-        </w:r>
-      </w:hyperlink>
+      <w:r>
+        <w:rPr>
+          <w:lang w:val="pt_PT" w:bidi="pt_PT"/>
+        </w:rPr>
+        <w:t>Fp 3.5</w:t>
+      </w:r>
       <w:r>
         <w:rPr>
           <w:lang w:val="pt_PT" w:bidi="pt_PT"/>
         </w:rPr>
         <w:t xml:space="preserve">; compare </w:t>
       </w:r>
-      <w:hyperlink r:id="rId19">
-        <w:r>
-          <w:rPr>
-            <w:lang w:val="pt_PT" w:bidi="pt_PT"/>
-          </w:rPr>
-          <w:rPr>
-            <w:color w:val="0000EE"/>
-            <w:u w:val="single"/>
-          </w:rPr>
-          <w:t>Dt 6.4–9</w:t>
-        </w:r>
-      </w:hyperlink>
+      <w:r>
+        <w:rPr>
+          <w:lang w:val="pt_PT" w:bidi="pt_PT"/>
+        </w:rPr>
+        <w:t>Dt 6.4–9</w:t>
+      </w:r>
       <w:r>
         <w:rPr>
           <w:lang w:val="pt_PT" w:bidi="pt_PT"/>
         </w:rPr>
         <w:t xml:space="preserve">. • com a consciência limpa: Isso pode estar relacionado à heresia (veja </w:t>
       </w:r>
-      <w:hyperlink r:id="rId20">
-        <w:r>
-          <w:rPr>
-            <w:lang w:val="pt_PT" w:bidi="pt_PT"/>
-          </w:rPr>
-          <w:rPr>
-            <w:color w:val="0000EE"/>
-            <w:u w:val="single"/>
-          </w:rPr>
-          <w:t>2Tm 2.17–18</w:t>
-        </w:r>
-      </w:hyperlink>
+      <w:r>
+        <w:rPr>
+          <w:lang w:val="pt_PT" w:bidi="pt_PT"/>
+        </w:rPr>
+        <w:t>2Tm 2.17–18</w:t>
+      </w:r>
       <w:r>
         <w:rPr>
           <w:lang w:val="pt_PT" w:bidi="pt_PT"/>
         </w:rPr>
         <w:t xml:space="preserve">; veja também </w:t>
       </w:r>
-      <w:hyperlink r:id="rId21">
-        <w:r>
-          <w:rPr>
-            <w:lang w:val="pt_PT" w:bidi="pt_PT"/>
-          </w:rPr>
-          <w:rPr>
-            <w:color w:val="0000EE"/>
-            <w:u w:val="single"/>
-          </w:rPr>
-          <w:t>1Tm 1.5</w:t>
-        </w:r>
-      </w:hyperlink>
+      <w:r>
+        <w:rPr>
+          <w:lang w:val="pt_PT" w:bidi="pt_PT"/>
+        </w:rPr>
+        <w:t>1Tm 1.5</w:t>
+      </w:r>
       <w:r>
         <w:rPr>
           <w:lang w:val="pt_PT" w:bidi="pt_PT"/>
         </w:rPr>
         <w:t xml:space="preserve">) ou à defesa legal anterior de Paulo (veja </w:t>
       </w:r>
-      <w:hyperlink r:id="rId22">
-        <w:r>
-          <w:rPr>
-            <w:lang w:val="pt_PT" w:bidi="pt_PT"/>
-          </w:rPr>
-          <w:rPr>
-            <w:color w:val="0000EE"/>
-            <w:u w:val="single"/>
-          </w:rPr>
-          <w:t>At 23.1</w:t>
-        </w:r>
-      </w:hyperlink>
-      <w:r>
-        <w:rPr>
-          <w:lang w:val="pt_PT" w:bidi="pt_PT"/>
-        </w:rPr>
-        <w:t xml:space="preserve">; </w:t>
-      </w:r>
-      <w:hyperlink r:id="rId23">
-        <w:r>
-          <w:rPr>
-            <w:lang w:val="pt_PT" w:bidi="pt_PT"/>
-          </w:rPr>
-          <w:rPr>
-            <w:color w:val="0000EE"/>
-            <w:u w:val="single"/>
-          </w:rPr>
-          <w:t>24.14–16</w:t>
-        </w:r>
-      </w:hyperlink>
+      <w:r>
+        <w:rPr>
+          <w:lang w:val="pt_PT" w:bidi="pt_PT"/>
+        </w:rPr>
+        <w:t>At 23.1</w:t>
+      </w:r>
+      <w:r>
+        <w:rPr>
+          <w:lang w:val="pt_PT" w:bidi="pt_PT"/>
+        </w:rPr>
+        <w:t xml:space="preserve">; </w:t>
+      </w:r>
+      <w:r>
+        <w:rPr>
+          <w:lang w:val="pt_PT" w:bidi="pt_PT"/>
+        </w:rPr>
+        <w:t>24.14–16</w:t>
+      </w:r>
       <w:r>
         <w:rPr>
           <w:lang w:val="pt_PT" w:bidi="pt_PT"/>
@@ -587,54 +521,36 @@
         </w:rPr>
         <w:t xml:space="preserve">Ação de graças e oração são seções padrão das cartas de Paulo (e.g., </w:t>
       </w:r>
-      <w:hyperlink r:id="rId24">
-        <w:r>
-          <w:rPr>
-            <w:lang w:val="pt_PT" w:bidi="pt_PT"/>
-          </w:rPr>
-          <w:rPr>
-            <w:color w:val="0000EE"/>
-            <w:u w:val="single"/>
-          </w:rPr>
-          <w:t>Rm 1.8–12</w:t>
-        </w:r>
-      </w:hyperlink>
-      <w:r>
-        <w:rPr>
-          <w:lang w:val="pt_PT" w:bidi="pt_PT"/>
-        </w:rPr>
-        <w:t xml:space="preserve">; </w:t>
-      </w:r>
-      <w:hyperlink r:id="rId25">
-        <w:r>
-          <w:rPr>
-            <w:lang w:val="pt_PT" w:bidi="pt_PT"/>
-          </w:rPr>
-          <w:rPr>
-            <w:color w:val="0000EE"/>
-            <w:u w:val="single"/>
-          </w:rPr>
-          <w:t>Cl 1.3–14</w:t>
-        </w:r>
-      </w:hyperlink>
+      <w:r>
+        <w:rPr>
+          <w:lang w:val="pt_PT" w:bidi="pt_PT"/>
+        </w:rPr>
+        <w:t>Rm 1.8–12</w:t>
+      </w:r>
+      <w:r>
+        <w:rPr>
+          <w:lang w:val="pt_PT" w:bidi="pt_PT"/>
+        </w:rPr>
+        <w:t xml:space="preserve">; </w:t>
+      </w:r>
+      <w:r>
+        <w:rPr>
+          <w:lang w:val="pt_PT" w:bidi="pt_PT"/>
+        </w:rPr>
+        <w:t>Cl 1.3–14</w:t>
+      </w:r>
       <w:r>
         <w:rPr>
           <w:lang w:val="pt_PT" w:bidi="pt_PT"/>
         </w:rPr>
         <w:t xml:space="preserve">; contraste </w:t>
       </w:r>
-      <w:hyperlink r:id="rId26">
-        <w:r>
-          <w:rPr>
-            <w:lang w:val="pt_PT" w:bidi="pt_PT"/>
-          </w:rPr>
-          <w:rPr>
-            <w:color w:val="0000EE"/>
-            <w:u w:val="single"/>
-          </w:rPr>
-          <w:t>Gl 1.6–10</w:t>
-        </w:r>
-      </w:hyperlink>
+      <w:r>
+        <w:rPr>
+          <w:lang w:val="pt_PT" w:bidi="pt_PT"/>
+        </w:rPr>
+        <w:t>Gl 1.6–10</w:t>
+      </w:r>
       <w:r>
         <w:rPr>
           <w:lang w:val="pt_PT" w:bidi="pt_PT"/>
@@ -701,36 +617,24 @@
         </w:rPr>
         <w:t xml:space="preserve">). • suas lágrimas: Os dois podem ter se despedido pela última vez quando Paulo foi transferido para Roma sob custódia (cp. </w:t>
       </w:r>
-      <w:hyperlink r:id="rId27">
-        <w:r>
-          <w:rPr>
-            <w:lang w:val="pt_PT" w:bidi="pt_PT"/>
-          </w:rPr>
-          <w:rPr>
-            <w:color w:val="0000EE"/>
-            <w:u w:val="single"/>
-          </w:rPr>
-          <w:t>At 20.37–38</w:t>
-        </w:r>
-      </w:hyperlink>
-      <w:r>
-        <w:rPr>
-          <w:lang w:val="pt_PT" w:bidi="pt_PT"/>
-        </w:rPr>
-        <w:t xml:space="preserve">; </w:t>
-      </w:r>
-      <w:hyperlink r:id="rId28">
-        <w:r>
-          <w:rPr>
-            <w:lang w:val="pt_PT" w:bidi="pt_PT"/>
-          </w:rPr>
-          <w:rPr>
-            <w:color w:val="0000EE"/>
-            <w:u w:val="single"/>
-          </w:rPr>
-          <w:t>21.12–14</w:t>
-        </w:r>
-      </w:hyperlink>
+      <w:r>
+        <w:rPr>
+          <w:lang w:val="pt_PT" w:bidi="pt_PT"/>
+        </w:rPr>
+        <w:t>At 20.37–38</w:t>
+      </w:r>
+      <w:r>
+        <w:rPr>
+          <w:lang w:val="pt_PT" w:bidi="pt_PT"/>
+        </w:rPr>
+        <w:t xml:space="preserve">; </w:t>
+      </w:r>
+      <w:r>
+        <w:rPr>
+          <w:lang w:val="pt_PT" w:bidi="pt_PT"/>
+        </w:rPr>
+        <w:t>21.12–14</w:t>
+      </w:r>
       <w:r>
         <w:rPr>
           <w:lang w:val="pt_PT" w:bidi="pt_PT"/>
@@ -785,54 +689,36 @@
         </w:rPr>
         <w:t xml:space="preserve">Sobre a ascendência de Timóteo, veja </w:t>
       </w:r>
-      <w:hyperlink r:id="rId29">
-        <w:r>
-          <w:rPr>
-            <w:lang w:val="pt_PT" w:bidi="pt_PT"/>
-          </w:rPr>
-          <w:rPr>
-            <w:color w:val="0000EE"/>
-            <w:u w:val="single"/>
-          </w:rPr>
-          <w:t>At 16.1–3</w:t>
-        </w:r>
-      </w:hyperlink>
-      <w:r>
-        <w:rPr>
-          <w:lang w:val="pt_PT" w:bidi="pt_PT"/>
-        </w:rPr>
-        <w:t xml:space="preserve">; </w:t>
-      </w:r>
-      <w:hyperlink r:id="rId30">
-        <w:r>
-          <w:rPr>
-            <w:lang w:val="pt_PT" w:bidi="pt_PT"/>
-          </w:rPr>
-          <w:rPr>
-            <w:color w:val="0000EE"/>
-            <w:u w:val="single"/>
-          </w:rPr>
-          <w:t>1Tm 1.2</w:t>
-        </w:r>
-      </w:hyperlink>
+      <w:r>
+        <w:rPr>
+          <w:lang w:val="pt_PT" w:bidi="pt_PT"/>
+        </w:rPr>
+        <w:t>At 16.1–3</w:t>
+      </w:r>
+      <w:r>
+        <w:rPr>
+          <w:lang w:val="pt_PT" w:bidi="pt_PT"/>
+        </w:rPr>
+        <w:t xml:space="preserve">; </w:t>
+      </w:r>
+      <w:r>
+        <w:rPr>
+          <w:lang w:val="pt_PT" w:bidi="pt_PT"/>
+        </w:rPr>
+        <w:t>1Tm 1.2</w:t>
+      </w:r>
       <w:r>
         <w:rPr>
           <w:lang w:val="pt_PT" w:bidi="pt_PT"/>
         </w:rPr>
         <w:t>. • Fé significa fé cristã, mas a herança judaica de Timóteo através de sua avó e mãe explica como ele foi enraizado na instrução do Antigo Testamento (</w:t>
       </w:r>
-      <w:hyperlink r:id="rId31">
-        <w:r>
-          <w:rPr>
-            <w:lang w:val="pt_PT" w:bidi="pt_PT"/>
-          </w:rPr>
-          <w:rPr>
-            <w:color w:val="0000EE"/>
-            <w:u w:val="single"/>
-          </w:rPr>
-          <w:t>2Tm 3.14–15</w:t>
-        </w:r>
-      </w:hyperlink>
+      <w:r>
+        <w:rPr>
+          <w:lang w:val="pt_PT" w:bidi="pt_PT"/>
+        </w:rPr>
+        <w:t>2Tm 3.14–15</w:t>
+      </w:r>
       <w:r>
         <w:rPr>
           <w:lang w:val="pt_PT" w:bidi="pt_PT"/>
@@ -887,108 +773,72 @@
         </w:rPr>
         <w:t xml:space="preserve">Paulo gentilmente, mas com firmeza, convoca Timóteo a Roma (veja também </w:t>
       </w:r>
-      <w:hyperlink r:id="rId32">
-        <w:r>
-          <w:rPr>
-            <w:lang w:val="pt_PT" w:bidi="pt_PT"/>
-          </w:rPr>
-          <w:rPr>
-            <w:color w:val="0000EE"/>
-            <w:u w:val="single"/>
-          </w:rPr>
-          <w:t>4.9</w:t>
-        </w:r>
-      </w:hyperlink>
+      <w:r>
+        <w:rPr>
+          <w:lang w:val="pt_PT" w:bidi="pt_PT"/>
+        </w:rPr>
+        <w:t>4.9</w:t>
+      </w:r>
       <w:r>
         <w:rPr>
           <w:lang w:val="pt_PT" w:bidi="pt_PT"/>
         </w:rPr>
         <w:t>,</w:t>
       </w:r>
-      <w:hyperlink r:id="rId33">
-        <w:r>
-          <w:rPr>
-            <w:lang w:val="pt_PT" w:bidi="pt_PT"/>
-          </w:rPr>
-          <w:rPr>
-            <w:color w:val="0000EE"/>
-            <w:u w:val="single"/>
-          </w:rPr>
-          <w:t>21</w:t>
-        </w:r>
-      </w:hyperlink>
+      <w:r>
+        <w:rPr>
+          <w:lang w:val="pt_PT" w:bidi="pt_PT"/>
+        </w:rPr>
+        <w:t>21</w:t>
+      </w:r>
       <w:r>
         <w:rPr>
           <w:lang w:val="pt_PT" w:bidi="pt_PT"/>
         </w:rPr>
         <w:t xml:space="preserve">; cp. </w:t>
       </w:r>
-      <w:hyperlink r:id="rId34">
-        <w:r>
-          <w:rPr>
-            <w:lang w:val="pt_PT" w:bidi="pt_PT"/>
-          </w:rPr>
-          <w:rPr>
-            <w:color w:val="0000EE"/>
-            <w:u w:val="single"/>
-          </w:rPr>
-          <w:t>1Tm 1.3–11</w:t>
-        </w:r>
-      </w:hyperlink>
+      <w:r>
+        <w:rPr>
+          <w:lang w:val="pt_PT" w:bidi="pt_PT"/>
+        </w:rPr>
+        <w:t>1Tm 1.3–11</w:t>
+      </w:r>
       <w:r>
         <w:rPr>
           <w:lang w:val="pt_PT" w:bidi="pt_PT"/>
         </w:rPr>
         <w:t>,</w:t>
       </w:r>
-      <w:hyperlink r:id="rId35">
-        <w:r>
-          <w:rPr>
-            <w:lang w:val="pt_PT" w:bidi="pt_PT"/>
-          </w:rPr>
-          <w:rPr>
-            <w:color w:val="0000EE"/>
-            <w:u w:val="single"/>
-          </w:rPr>
-          <w:t>12–17</w:t>
-        </w:r>
-      </w:hyperlink>
+      <w:r>
+        <w:rPr>
+          <w:lang w:val="pt_PT" w:bidi="pt_PT"/>
+        </w:rPr>
+        <w:t>12–17</w:t>
+      </w:r>
       <w:r>
         <w:rPr>
           <w:lang w:val="pt_PT" w:bidi="pt_PT"/>
         </w:rPr>
         <w:t xml:space="preserve">). O sofrimento parecia certo se Timóteo permanecesse fiel, e Paulo queria fortalecer a determinação de Timóteo. • As alusões ao Espírito em </w:t>
       </w:r>
-      <w:hyperlink r:id="rId36">
-        <w:r>
-          <w:rPr>
-            <w:lang w:val="pt_PT" w:bidi="pt_PT"/>
-          </w:rPr>
-          <w:rPr>
-            <w:color w:val="0000EE"/>
-            <w:u w:val="single"/>
-          </w:rPr>
-          <w:t>2Tm 1.6–7</w:t>
-        </w:r>
-      </w:hyperlink>
+      <w:r>
+        <w:rPr>
+          <w:lang w:val="pt_PT" w:bidi="pt_PT"/>
+        </w:rPr>
+        <w:t>2Tm 1.6–7</w:t>
+      </w:r>
       <w:r>
         <w:rPr>
           <w:lang w:val="pt_PT" w:bidi="pt_PT"/>
         </w:rPr>
         <w:t xml:space="preserve"> e </w:t>
       </w:r>
-      <w:hyperlink r:id="rId37">
-        <w:r>
-          <w:rPr>
-            <w:lang w:val="pt_PT" w:bidi="pt_PT"/>
-          </w:rPr>
-          <w:rPr>
-            <w:color w:val="0000EE"/>
-            <w:u w:val="single"/>
-          </w:rPr>
-          <w:t>1.14</w:t>
-        </w:r>
-      </w:hyperlink>
+      <w:r>
+        <w:rPr>
+          <w:lang w:val="pt_PT" w:bidi="pt_PT"/>
+        </w:rPr>
+        <w:t>1.14</w:t>
+      </w:r>
       <w:r>
         <w:rPr>
           <w:lang w:val="pt_PT" w:bidi="pt_PT"/>
@@ -1056,180 +906,120 @@
         </w:rPr>
         <w:t xml:space="preserve">conservar vivo: O trabalho do Espírito não é automático — deve ser cultivado (veja </w:t>
       </w:r>
-      <w:hyperlink r:id="rId38">
-        <w:r>
-          <w:rPr>
-            <w:lang w:val="pt_PT" w:bidi="pt_PT"/>
-          </w:rPr>
-          <w:rPr>
-            <w:color w:val="0000EE"/>
-            <w:u w:val="single"/>
-          </w:rPr>
-          <w:t>Ef 5.18–21</w:t>
-        </w:r>
-      </w:hyperlink>
-      <w:r>
-        <w:rPr>
-          <w:lang w:val="pt_PT" w:bidi="pt_PT"/>
-        </w:rPr>
-        <w:t xml:space="preserve">; </w:t>
-      </w:r>
-      <w:hyperlink r:id="rId39">
-        <w:r>
-          <w:rPr>
-            <w:lang w:val="pt_PT" w:bidi="pt_PT"/>
-          </w:rPr>
-          <w:rPr>
-            <w:color w:val="0000EE"/>
-            <w:u w:val="single"/>
-          </w:rPr>
-          <w:t>1Ts 5.19–20</w:t>
-        </w:r>
-      </w:hyperlink>
+      <w:r>
+        <w:rPr>
+          <w:lang w:val="pt_PT" w:bidi="pt_PT"/>
+        </w:rPr>
+        <w:t>Ef 5.18–21</w:t>
+      </w:r>
+      <w:r>
+        <w:rPr>
+          <w:lang w:val="pt_PT" w:bidi="pt_PT"/>
+        </w:rPr>
+        <w:t xml:space="preserve">; </w:t>
+      </w:r>
+      <w:r>
+        <w:rPr>
+          <w:lang w:val="pt_PT" w:bidi="pt_PT"/>
+        </w:rPr>
+        <w:t>1Ts 5.19–20</w:t>
+      </w:r>
       <w:r>
         <w:rPr>
           <w:lang w:val="pt_PT" w:bidi="pt_PT"/>
         </w:rPr>
         <w:t xml:space="preserve">; cp. </w:t>
       </w:r>
-      <w:hyperlink r:id="rId40">
-        <w:r>
-          <w:rPr>
-            <w:lang w:val="pt_PT" w:bidi="pt_PT"/>
-          </w:rPr>
-          <w:rPr>
-            <w:color w:val="0000EE"/>
-            <w:u w:val="single"/>
-          </w:rPr>
-          <w:t>At 4.31</w:t>
-        </w:r>
-      </w:hyperlink>
-      <w:r>
-        <w:rPr>
-          <w:lang w:val="pt_PT" w:bidi="pt_PT"/>
-        </w:rPr>
-        <w:t xml:space="preserve">; </w:t>
-      </w:r>
-      <w:hyperlink r:id="rId41">
-        <w:r>
-          <w:rPr>
-            <w:lang w:val="pt_PT" w:bidi="pt_PT"/>
-          </w:rPr>
-          <w:rPr>
-            <w:color w:val="0000EE"/>
-            <w:u w:val="single"/>
-          </w:rPr>
-          <w:t>7.55</w:t>
-        </w:r>
-      </w:hyperlink>
-      <w:r>
-        <w:rPr>
-          <w:lang w:val="pt_PT" w:bidi="pt_PT"/>
-        </w:rPr>
-        <w:t xml:space="preserve">; </w:t>
-      </w:r>
-      <w:hyperlink r:id="rId42">
-        <w:r>
-          <w:rPr>
-            <w:lang w:val="pt_PT" w:bidi="pt_PT"/>
-          </w:rPr>
-          <w:rPr>
-            <w:color w:val="0000EE"/>
-            <w:u w:val="single"/>
-          </w:rPr>
-          <w:t>13.9</w:t>
-        </w:r>
-      </w:hyperlink>
+      <w:r>
+        <w:rPr>
+          <w:lang w:val="pt_PT" w:bidi="pt_PT"/>
+        </w:rPr>
+        <w:t>At 4.31</w:t>
+      </w:r>
+      <w:r>
+        <w:rPr>
+          <w:lang w:val="pt_PT" w:bidi="pt_PT"/>
+        </w:rPr>
+        <w:t xml:space="preserve">; </w:t>
+      </w:r>
+      <w:r>
+        <w:rPr>
+          <w:lang w:val="pt_PT" w:bidi="pt_PT"/>
+        </w:rPr>
+        <w:t>7.55</w:t>
+      </w:r>
+      <w:r>
+        <w:rPr>
+          <w:lang w:val="pt_PT" w:bidi="pt_PT"/>
+        </w:rPr>
+        <w:t xml:space="preserve">; </w:t>
+      </w:r>
+      <w:r>
+        <w:rPr>
+          <w:lang w:val="pt_PT" w:bidi="pt_PT"/>
+        </w:rPr>
+        <w:t>13.9</w:t>
+      </w:r>
       <w:r>
         <w:rPr>
           <w:lang w:val="pt_PT" w:bidi="pt_PT"/>
         </w:rPr>
         <w:t xml:space="preserve">). • O dom espiritual é a capacitação do Espírito Santo para o ministério (veja </w:t>
       </w:r>
-      <w:hyperlink r:id="rId43">
-        <w:r>
-          <w:rPr>
-            <w:lang w:val="pt_PT" w:bidi="pt_PT"/>
-          </w:rPr>
-          <w:rPr>
-            <w:color w:val="0000EE"/>
-            <w:u w:val="single"/>
-          </w:rPr>
-          <w:t>1Co 12.1–14.40</w:t>
-        </w:r>
-      </w:hyperlink>
+      <w:r>
+        <w:rPr>
+          <w:lang w:val="pt_PT" w:bidi="pt_PT"/>
+        </w:rPr>
+        <w:t>1Co 12.1–14.40</w:t>
+      </w:r>
       <w:r>
         <w:rPr>
           <w:lang w:val="pt_PT" w:bidi="pt_PT"/>
         </w:rPr>
         <w:t xml:space="preserve">; cp. </w:t>
       </w:r>
-      <w:hyperlink r:id="rId44">
-        <w:r>
-          <w:rPr>
-            <w:lang w:val="pt_PT" w:bidi="pt_PT"/>
-          </w:rPr>
-          <w:rPr>
-            <w:color w:val="0000EE"/>
-            <w:u w:val="single"/>
-          </w:rPr>
-          <w:t>At 6.3</w:t>
-        </w:r>
-      </w:hyperlink>
+      <w:r>
+        <w:rPr>
+          <w:lang w:val="pt_PT" w:bidi="pt_PT"/>
+        </w:rPr>
+        <w:t>At 6.3</w:t>
+      </w:r>
       <w:r>
         <w:rPr>
           <w:lang w:val="pt_PT" w:bidi="pt_PT"/>
         </w:rPr>
         <w:t>,</w:t>
       </w:r>
-      <w:hyperlink r:id="rId45">
-        <w:r>
-          <w:rPr>
-            <w:lang w:val="pt_PT" w:bidi="pt_PT"/>
-          </w:rPr>
-          <w:rPr>
-            <w:color w:val="0000EE"/>
-            <w:u w:val="single"/>
-          </w:rPr>
-          <w:t>5</w:t>
-        </w:r>
-      </w:hyperlink>
-      <w:r>
-        <w:rPr>
-          <w:lang w:val="pt_PT" w:bidi="pt_PT"/>
-        </w:rPr>
-        <w:t xml:space="preserve">; </w:t>
-      </w:r>
-      <w:hyperlink r:id="rId46">
-        <w:r>
-          <w:rPr>
-            <w:lang w:val="pt_PT" w:bidi="pt_PT"/>
-          </w:rPr>
-          <w:rPr>
-            <w:color w:val="0000EE"/>
-            <w:u w:val="single"/>
-          </w:rPr>
-          <w:t>11.24</w:t>
-        </w:r>
-      </w:hyperlink>
+      <w:r>
+        <w:rPr>
+          <w:lang w:val="pt_PT" w:bidi="pt_PT"/>
+        </w:rPr>
+        <w:t>5</w:t>
+      </w:r>
+      <w:r>
+        <w:rPr>
+          <w:lang w:val="pt_PT" w:bidi="pt_PT"/>
+        </w:rPr>
+        <w:t xml:space="preserve">; </w:t>
+      </w:r>
+      <w:r>
+        <w:rPr>
+          <w:lang w:val="pt_PT" w:bidi="pt_PT"/>
+        </w:rPr>
+        <w:t>11.24</w:t>
+      </w:r>
       <w:r>
         <w:rPr>
           <w:lang w:val="pt_PT" w:bidi="pt_PT"/>
         </w:rPr>
         <w:t>). • quando coloquei as mãos sobre você: Paulo e os anciãos (</w:t>
       </w:r>
-      <w:hyperlink r:id="rId47">
-        <w:r>
-          <w:rPr>
-            <w:lang w:val="pt_PT" w:bidi="pt_PT"/>
-          </w:rPr>
-          <w:rPr>
-            <w:color w:val="0000EE"/>
-            <w:u w:val="single"/>
-          </w:rPr>
-          <w:t>1Tm 4.14</w:t>
-        </w:r>
-      </w:hyperlink>
+      <w:r>
+        <w:rPr>
+          <w:lang w:val="pt_PT" w:bidi="pt_PT"/>
+        </w:rPr>
+        <w:t>1Tm 4.14</w:t>
+      </w:r>
       <w:r>
         <w:rPr>
           <w:lang w:val="pt_PT" w:bidi="pt_PT"/>
@@ -1284,72 +1074,48 @@
         </w:rPr>
         <w:t>Este versículo resume a carta. Timóteo provavelmente enfrentaria sofrimento (</w:t>
       </w:r>
-      <w:hyperlink r:id="rId48">
-        <w:r>
-          <w:rPr>
-            <w:lang w:val="pt_PT" w:bidi="pt_PT"/>
-          </w:rPr>
-          <w:rPr>
-            <w:color w:val="0000EE"/>
-            <w:u w:val="single"/>
-          </w:rPr>
-          <w:t>2.3</w:t>
-        </w:r>
-      </w:hyperlink>
-      <w:r>
-        <w:rPr>
-          <w:lang w:val="pt_PT" w:bidi="pt_PT"/>
-        </w:rPr>
-        <w:t xml:space="preserve">; </w:t>
-      </w:r>
-      <w:hyperlink r:id="rId16">
-        <w:r>
-          <w:rPr>
-            <w:lang w:val="pt_PT" w:bidi="pt_PT"/>
-          </w:rPr>
-          <w:rPr>
-            <w:color w:val="0000EE"/>
-            <w:u w:val="single"/>
-          </w:rPr>
-          <w:t>3.12</w:t>
-        </w:r>
-      </w:hyperlink>
-      <w:r>
-        <w:rPr>
-          <w:lang w:val="pt_PT" w:bidi="pt_PT"/>
-        </w:rPr>
-        <w:t xml:space="preserve">; </w:t>
-      </w:r>
-      <w:hyperlink r:id="rId49">
-        <w:r>
-          <w:rPr>
-            <w:lang w:val="pt_PT" w:bidi="pt_PT"/>
-          </w:rPr>
-          <w:rPr>
-            <w:color w:val="0000EE"/>
-            <w:u w:val="single"/>
-          </w:rPr>
-          <w:t>4.5</w:t>
-        </w:r>
-      </w:hyperlink>
+      <w:r>
+        <w:rPr>
+          <w:lang w:val="pt_PT" w:bidi="pt_PT"/>
+        </w:rPr>
+        <w:t>2.3</w:t>
+      </w:r>
+      <w:r>
+        <w:rPr>
+          <w:lang w:val="pt_PT" w:bidi="pt_PT"/>
+        </w:rPr>
+        <w:t xml:space="preserve">; </w:t>
+      </w:r>
+      <w:r>
+        <w:rPr>
+          <w:lang w:val="pt_PT" w:bidi="pt_PT"/>
+        </w:rPr>
+        <w:t>3.12</w:t>
+      </w:r>
+      <w:r>
+        <w:rPr>
+          <w:lang w:val="pt_PT" w:bidi="pt_PT"/>
+        </w:rPr>
+        <w:t xml:space="preserve">; </w:t>
+      </w:r>
+      <w:r>
+        <w:rPr>
+          <w:lang w:val="pt_PT" w:bidi="pt_PT"/>
+        </w:rPr>
+        <w:t>4.5</w:t>
+      </w:r>
       <w:r>
         <w:rPr>
           <w:lang w:val="pt_PT" w:bidi="pt_PT"/>
         </w:rPr>
         <w:t xml:space="preserve">; veja </w:t>
       </w:r>
-      <w:hyperlink r:id="rId50">
-        <w:r>
-          <w:rPr>
-            <w:lang w:val="pt_PT" w:bidi="pt_PT"/>
-          </w:rPr>
-          <w:rPr>
-            <w:color w:val="0000EE"/>
-            <w:u w:val="single"/>
-          </w:rPr>
-          <w:t>Hb 13.23</w:t>
-        </w:r>
-      </w:hyperlink>
+      <w:r>
+        <w:rPr>
+          <w:lang w:val="pt_PT" w:bidi="pt_PT"/>
+        </w:rPr>
+        <w:t>Hb 13.23</w:t>
+      </w:r>
       <w:r>
         <w:rPr>
           <w:lang w:val="pt_PT" w:bidi="pt_PT"/>
@@ -1404,360 +1170,240 @@
         </w:rPr>
         <w:t>Esta passagem destaca a importância da obediência (</w:t>
       </w:r>
-      <w:hyperlink r:id="rId51">
-        <w:r>
-          <w:rPr>
-            <w:lang w:val="pt_PT" w:bidi="pt_PT"/>
-          </w:rPr>
-          <w:rPr>
-            <w:color w:val="0000EE"/>
-            <w:u w:val="single"/>
-          </w:rPr>
-          <w:t>1.8</w:t>
-        </w:r>
-      </w:hyperlink>
+      <w:r>
+        <w:rPr>
+          <w:lang w:val="pt_PT" w:bidi="pt_PT"/>
+        </w:rPr>
+        <w:t>1.8</w:t>
+      </w:r>
       <w:r>
         <w:rPr>
           <w:lang w:val="pt_PT" w:bidi="pt_PT"/>
         </w:rPr>
         <w:t xml:space="preserve">) e encoraja Timóteo a isso (cf. </w:t>
       </w:r>
-      <w:hyperlink r:id="rId52">
-        <w:r>
-          <w:rPr>
-            <w:lang w:val="pt_PT" w:bidi="pt_PT"/>
-          </w:rPr>
-          <w:rPr>
-            <w:color w:val="0000EE"/>
-            <w:u w:val="single"/>
-          </w:rPr>
-          <w:t>1Tm 1.15</w:t>
-        </w:r>
-      </w:hyperlink>
-      <w:r>
-        <w:rPr>
-          <w:lang w:val="pt_PT" w:bidi="pt_PT"/>
-        </w:rPr>
-        <w:t xml:space="preserve">; </w:t>
-      </w:r>
-      <w:hyperlink r:id="rId53">
-        <w:r>
-          <w:rPr>
-            <w:lang w:val="pt_PT" w:bidi="pt_PT"/>
-          </w:rPr>
-          <w:rPr>
-            <w:color w:val="0000EE"/>
-            <w:u w:val="single"/>
-          </w:rPr>
-          <w:t>2.5–6</w:t>
-        </w:r>
-      </w:hyperlink>
+      <w:r>
+        <w:rPr>
+          <w:lang w:val="pt_PT" w:bidi="pt_PT"/>
+        </w:rPr>
+        <w:t>1Tm 1.15</w:t>
+      </w:r>
+      <w:r>
+        <w:rPr>
+          <w:lang w:val="pt_PT" w:bidi="pt_PT"/>
+        </w:rPr>
+        <w:t xml:space="preserve">; </w:t>
+      </w:r>
+      <w:r>
+        <w:rPr>
+          <w:lang w:val="pt_PT" w:bidi="pt_PT"/>
+        </w:rPr>
+        <w:t>2.5–6</w:t>
+      </w:r>
       <w:r>
         <w:rPr>
           <w:lang w:val="pt_PT" w:bidi="pt_PT"/>
         </w:rPr>
         <w:t xml:space="preserve">). • Deus nos salvou... Cristo Jesus, o nosso Salvador: Deus e Cristo são descritos de forma intercambiável no papel de Salvador (veja </w:t>
       </w:r>
-      <w:hyperlink r:id="rId54">
-        <w:r>
-          <w:rPr>
-            <w:lang w:val="pt_PT" w:bidi="pt_PT"/>
-          </w:rPr>
-          <w:rPr>
-            <w:color w:val="0000EE"/>
-            <w:u w:val="single"/>
-          </w:rPr>
-          <w:t>1Tm 1.1</w:t>
-        </w:r>
-      </w:hyperlink>
-      <w:r>
-        <w:rPr>
-          <w:lang w:val="pt_PT" w:bidi="pt_PT"/>
-        </w:rPr>
-        <w:t xml:space="preserve">; </w:t>
-      </w:r>
-      <w:hyperlink r:id="rId55">
-        <w:r>
-          <w:rPr>
-            <w:lang w:val="pt_PT" w:bidi="pt_PT"/>
-          </w:rPr>
-          <w:rPr>
-            <w:color w:val="0000EE"/>
-            <w:u w:val="single"/>
-          </w:rPr>
-          <w:t>2.3–4</w:t>
-        </w:r>
-      </w:hyperlink>
+      <w:r>
+        <w:rPr>
+          <w:lang w:val="pt_PT" w:bidi="pt_PT"/>
+        </w:rPr>
+        <w:t>1Tm 1.1</w:t>
+      </w:r>
+      <w:r>
+        <w:rPr>
+          <w:lang w:val="pt_PT" w:bidi="pt_PT"/>
+        </w:rPr>
+        <w:t xml:space="preserve">; </w:t>
+      </w:r>
+      <w:r>
+        <w:rPr>
+          <w:lang w:val="pt_PT" w:bidi="pt_PT"/>
+        </w:rPr>
+        <w:t>2.3–4</w:t>
+      </w:r>
       <w:r>
         <w:rPr>
           <w:lang w:val="pt_PT" w:bidi="pt_PT"/>
         </w:rPr>
         <w:t xml:space="preserve">). • nos chamou para sermos o seu povo: Salvação e piedade estão ligadas (veja </w:t>
       </w:r>
-      <w:hyperlink r:id="rId56">
-        <w:r>
-          <w:rPr>
-            <w:lang w:val="pt_PT" w:bidi="pt_PT"/>
-          </w:rPr>
-          <w:rPr>
-            <w:color w:val="0000EE"/>
-            <w:u w:val="single"/>
-          </w:rPr>
-          <w:t>1Tm 3.14–16</w:t>
-        </w:r>
-      </w:hyperlink>
-      <w:r>
-        <w:rPr>
-          <w:lang w:val="pt_PT" w:bidi="pt_PT"/>
-        </w:rPr>
-        <w:t xml:space="preserve">; </w:t>
-      </w:r>
-      <w:hyperlink r:id="rId57">
-        <w:r>
-          <w:rPr>
-            <w:lang w:val="pt_PT" w:bidi="pt_PT"/>
-          </w:rPr>
-          <w:rPr>
-            <w:color w:val="0000EE"/>
-            <w:u w:val="single"/>
-          </w:rPr>
-          <w:t>5.8</w:t>
-        </w:r>
-      </w:hyperlink>
-      <w:r>
-        <w:rPr>
-          <w:lang w:val="pt_PT" w:bidi="pt_PT"/>
-        </w:rPr>
-        <w:t xml:space="preserve">; </w:t>
-      </w:r>
-      <w:hyperlink r:id="rId58">
-        <w:r>
-          <w:rPr>
-            <w:lang w:val="pt_PT" w:bidi="pt_PT"/>
-          </w:rPr>
-          <w:rPr>
-            <w:color w:val="0000EE"/>
-            <w:u w:val="single"/>
-          </w:rPr>
-          <w:t>Tt 2.11–14</w:t>
-        </w:r>
-      </w:hyperlink>
-      <w:r>
-        <w:rPr>
-          <w:lang w:val="pt_PT" w:bidi="pt_PT"/>
-        </w:rPr>
-        <w:t xml:space="preserve">; </w:t>
-      </w:r>
-      <w:hyperlink r:id="rId59">
-        <w:r>
-          <w:rPr>
-            <w:lang w:val="pt_PT" w:bidi="pt_PT"/>
-          </w:rPr>
-          <w:rPr>
-            <w:color w:val="0000EE"/>
-            <w:u w:val="single"/>
-          </w:rPr>
-          <w:t>3.4–7</w:t>
-        </w:r>
-      </w:hyperlink>
-      <w:r>
-        <w:rPr>
-          <w:lang w:val="pt_PT" w:bidi="pt_PT"/>
-        </w:rPr>
-        <w:t xml:space="preserve">; </w:t>
-      </w:r>
-      <w:hyperlink r:id="rId60">
-        <w:r>
-          <w:rPr>
-            <w:lang w:val="pt_PT" w:bidi="pt_PT"/>
-          </w:rPr>
-          <w:rPr>
-            <w:color w:val="0000EE"/>
-            <w:u w:val="single"/>
-          </w:rPr>
-          <w:t>Ef 2.10</w:t>
-        </w:r>
-      </w:hyperlink>
+      <w:r>
+        <w:rPr>
+          <w:lang w:val="pt_PT" w:bidi="pt_PT"/>
+        </w:rPr>
+        <w:t>1Tm 3.14–16</w:t>
+      </w:r>
+      <w:r>
+        <w:rPr>
+          <w:lang w:val="pt_PT" w:bidi="pt_PT"/>
+        </w:rPr>
+        <w:t xml:space="preserve">; </w:t>
+      </w:r>
+      <w:r>
+        <w:rPr>
+          <w:lang w:val="pt_PT" w:bidi="pt_PT"/>
+        </w:rPr>
+        <w:t>5.8</w:t>
+      </w:r>
+      <w:r>
+        <w:rPr>
+          <w:lang w:val="pt_PT" w:bidi="pt_PT"/>
+        </w:rPr>
+        <w:t xml:space="preserve">; </w:t>
+      </w:r>
+      <w:r>
+        <w:rPr>
+          <w:lang w:val="pt_PT" w:bidi="pt_PT"/>
+        </w:rPr>
+        <w:t>Tt 2.11–14</w:t>
+      </w:r>
+      <w:r>
+        <w:rPr>
+          <w:lang w:val="pt_PT" w:bidi="pt_PT"/>
+        </w:rPr>
+        <w:t xml:space="preserve">; </w:t>
+      </w:r>
+      <w:r>
+        <w:rPr>
+          <w:lang w:val="pt_PT" w:bidi="pt_PT"/>
+        </w:rPr>
+        <w:t>3.4–7</w:t>
+      </w:r>
+      <w:r>
+        <w:rPr>
+          <w:lang w:val="pt_PT" w:bidi="pt_PT"/>
+        </w:rPr>
+        <w:t xml:space="preserve">; </w:t>
+      </w:r>
+      <w:r>
+        <w:rPr>
+          <w:lang w:val="pt_PT" w:bidi="pt_PT"/>
+        </w:rPr>
+        <w:t>Ef 2.10</w:t>
+      </w:r>
       <w:r>
         <w:rPr>
           <w:lang w:val="pt_PT" w:bidi="pt_PT"/>
         </w:rPr>
         <w:t xml:space="preserve">). • não foi por causa do que temos feito: Nós merecemos condenação (veja </w:t>
       </w:r>
-      <w:hyperlink r:id="rId61">
-        <w:r>
-          <w:rPr>
-            <w:lang w:val="pt_PT" w:bidi="pt_PT"/>
-          </w:rPr>
-          <w:rPr>
-            <w:color w:val="0000EE"/>
-            <w:u w:val="single"/>
-          </w:rPr>
-          <w:t>Rm 3.23–24</w:t>
-        </w:r>
-      </w:hyperlink>
-      <w:r>
-        <w:rPr>
-          <w:lang w:val="pt_PT" w:bidi="pt_PT"/>
-        </w:rPr>
-        <w:t xml:space="preserve">; </w:t>
-      </w:r>
-      <w:hyperlink r:id="rId62">
-        <w:r>
-          <w:rPr>
-            <w:lang w:val="pt_PT" w:bidi="pt_PT"/>
-          </w:rPr>
-          <w:rPr>
-            <w:color w:val="0000EE"/>
-            <w:u w:val="single"/>
-          </w:rPr>
-          <w:t>5.6–11</w:t>
-        </w:r>
-      </w:hyperlink>
-      <w:r>
-        <w:rPr>
-          <w:lang w:val="pt_PT" w:bidi="pt_PT"/>
-        </w:rPr>
-        <w:t xml:space="preserve">; </w:t>
-      </w:r>
-      <w:hyperlink r:id="rId63">
-        <w:r>
-          <w:rPr>
-            <w:lang w:val="pt_PT" w:bidi="pt_PT"/>
-          </w:rPr>
-          <w:rPr>
-            <w:color w:val="0000EE"/>
-            <w:u w:val="single"/>
-          </w:rPr>
-          <w:t>Ef 2.8–9</w:t>
-        </w:r>
-      </w:hyperlink>
-      <w:r>
-        <w:rPr>
-          <w:lang w:val="pt_PT" w:bidi="pt_PT"/>
-        </w:rPr>
-        <w:t xml:space="preserve">; </w:t>
-      </w:r>
-      <w:hyperlink r:id="rId64">
-        <w:r>
-          <w:rPr>
-            <w:lang w:val="pt_PT" w:bidi="pt_PT"/>
-          </w:rPr>
-          <w:rPr>
-            <w:color w:val="0000EE"/>
-            <w:u w:val="single"/>
-          </w:rPr>
-          <w:t>Tt 3.5</w:t>
-        </w:r>
-      </w:hyperlink>
+      <w:r>
+        <w:rPr>
+          <w:lang w:val="pt_PT" w:bidi="pt_PT"/>
+        </w:rPr>
+        <w:t>Rm 3.23–24</w:t>
+      </w:r>
+      <w:r>
+        <w:rPr>
+          <w:lang w:val="pt_PT" w:bidi="pt_PT"/>
+        </w:rPr>
+        <w:t xml:space="preserve">; </w:t>
+      </w:r>
+      <w:r>
+        <w:rPr>
+          <w:lang w:val="pt_PT" w:bidi="pt_PT"/>
+        </w:rPr>
+        <w:t>5.6–11</w:t>
+      </w:r>
+      <w:r>
+        <w:rPr>
+          <w:lang w:val="pt_PT" w:bidi="pt_PT"/>
+        </w:rPr>
+        <w:t xml:space="preserve">; </w:t>
+      </w:r>
+      <w:r>
+        <w:rPr>
+          <w:lang w:val="pt_PT" w:bidi="pt_PT"/>
+        </w:rPr>
+        <w:t>Ef 2.8–9</w:t>
+      </w:r>
+      <w:r>
+        <w:rPr>
+          <w:lang w:val="pt_PT" w:bidi="pt_PT"/>
+        </w:rPr>
+        <w:t xml:space="preserve">; </w:t>
+      </w:r>
+      <w:r>
+        <w:rPr>
+          <w:lang w:val="pt_PT" w:bidi="pt_PT"/>
+        </w:rPr>
+        <w:t>Tt 3.5</w:t>
+      </w:r>
       <w:r>
         <w:rPr>
           <w:lang w:val="pt_PT" w:bidi="pt_PT"/>
         </w:rPr>
         <w:t xml:space="preserve">). • este era o seu plano e por causa da sua graça. Ele nos deu essa graça por meio de Cristo Jesus, antes da criação do mundo. Veja </w:t>
       </w:r>
-      <w:hyperlink r:id="rId65">
-        <w:r>
-          <w:rPr>
-            <w:lang w:val="pt_PT" w:bidi="pt_PT"/>
-          </w:rPr>
-          <w:rPr>
-            <w:color w:val="0000EE"/>
-            <w:u w:val="single"/>
-          </w:rPr>
-          <w:t>Tt 1.2</w:t>
-        </w:r>
-      </w:hyperlink>
-      <w:r>
-        <w:rPr>
-          <w:lang w:val="pt_PT" w:bidi="pt_PT"/>
-        </w:rPr>
-        <w:t xml:space="preserve">; </w:t>
-      </w:r>
-      <w:hyperlink r:id="rId66">
-        <w:r>
-          <w:rPr>
-            <w:lang w:val="pt_PT" w:bidi="pt_PT"/>
-          </w:rPr>
-          <w:rPr>
-            <w:color w:val="0000EE"/>
-            <w:u w:val="single"/>
-          </w:rPr>
-          <w:t>Jo 17.24</w:t>
-        </w:r>
-      </w:hyperlink>
-      <w:r>
-        <w:rPr>
-          <w:lang w:val="pt_PT" w:bidi="pt_PT"/>
-        </w:rPr>
-        <w:t xml:space="preserve">; </w:t>
-      </w:r>
-      <w:hyperlink r:id="rId67">
-        <w:r>
-          <w:rPr>
-            <w:lang w:val="pt_PT" w:bidi="pt_PT"/>
-          </w:rPr>
-          <w:rPr>
-            <w:color w:val="0000EE"/>
-            <w:u w:val="single"/>
-          </w:rPr>
-          <w:t>Ef 1.4</w:t>
-        </w:r>
-      </w:hyperlink>
+      <w:r>
+        <w:rPr>
+          <w:lang w:val="pt_PT" w:bidi="pt_PT"/>
+        </w:rPr>
+        <w:t>Tt 1.2</w:t>
+      </w:r>
+      <w:r>
+        <w:rPr>
+          <w:lang w:val="pt_PT" w:bidi="pt_PT"/>
+        </w:rPr>
+        <w:t xml:space="preserve">; </w:t>
+      </w:r>
+      <w:r>
+        <w:rPr>
+          <w:lang w:val="pt_PT" w:bidi="pt_PT"/>
+        </w:rPr>
+        <w:t>Jo 17.24</w:t>
+      </w:r>
+      <w:r>
+        <w:rPr>
+          <w:lang w:val="pt_PT" w:bidi="pt_PT"/>
+        </w:rPr>
+        <w:t xml:space="preserve">; </w:t>
+      </w:r>
+      <w:r>
+        <w:rPr>
+          <w:lang w:val="pt_PT" w:bidi="pt_PT"/>
+        </w:rPr>
+        <w:t>Ef 1.4</w:t>
+      </w:r>
       <w:r>
         <w:rPr>
           <w:lang w:val="pt_PT" w:bidi="pt_PT"/>
         </w:rPr>
         <w:t>,</w:t>
       </w:r>
-      <w:hyperlink r:id="rId68">
-        <w:r>
-          <w:rPr>
-            <w:lang w:val="pt_PT" w:bidi="pt_PT"/>
-          </w:rPr>
-          <w:rPr>
-            <w:color w:val="0000EE"/>
-            <w:u w:val="single"/>
-          </w:rPr>
-          <w:t>11</w:t>
-        </w:r>
-      </w:hyperlink>
-      <w:r>
-        <w:rPr>
-          <w:lang w:val="pt_PT" w:bidi="pt_PT"/>
-        </w:rPr>
-        <w:t xml:space="preserve">; </w:t>
-      </w:r>
-      <w:hyperlink r:id="rId69">
-        <w:r>
-          <w:rPr>
-            <w:lang w:val="pt_PT" w:bidi="pt_PT"/>
-          </w:rPr>
-          <w:rPr>
-            <w:color w:val="0000EE"/>
-            <w:u w:val="single"/>
-          </w:rPr>
-          <w:t>1Pe 1.20</w:t>
-        </w:r>
-      </w:hyperlink>
-      <w:r>
-        <w:rPr>
-          <w:lang w:val="pt_PT" w:bidi="pt_PT"/>
-        </w:rPr>
-        <w:t xml:space="preserve">; </w:t>
-      </w:r>
-      <w:hyperlink r:id="rId70">
-        <w:r>
-          <w:rPr>
-            <w:lang w:val="pt_PT" w:bidi="pt_PT"/>
-          </w:rPr>
-          <w:rPr>
-            <w:color w:val="0000EE"/>
-            <w:u w:val="single"/>
-          </w:rPr>
-          <w:t>Ap 13.8</w:t>
-        </w:r>
-      </w:hyperlink>
+      <w:r>
+        <w:rPr>
+          <w:lang w:val="pt_PT" w:bidi="pt_PT"/>
+        </w:rPr>
+        <w:t>11</w:t>
+      </w:r>
+      <w:r>
+        <w:rPr>
+          <w:lang w:val="pt_PT" w:bidi="pt_PT"/>
+        </w:rPr>
+        <w:t xml:space="preserve">; </w:t>
+      </w:r>
+      <w:r>
+        <w:rPr>
+          <w:lang w:val="pt_PT" w:bidi="pt_PT"/>
+        </w:rPr>
+        <w:t>1Pe 1.20</w:t>
+      </w:r>
+      <w:r>
+        <w:rPr>
+          <w:lang w:val="pt_PT" w:bidi="pt_PT"/>
+        </w:rPr>
+        <w:t xml:space="preserve">; </w:t>
+      </w:r>
+      <w:r>
+        <w:rPr>
+          <w:lang w:val="pt_PT" w:bidi="pt_PT"/>
+        </w:rPr>
+        <w:t>Ap 13.8</w:t>
+      </w:r>
       <w:r>
         <w:rPr>
           <w:lang w:val="pt_PT" w:bidi="pt_PT"/>
@@ -1812,36 +1458,24 @@
         </w:rPr>
         <w:t xml:space="preserve">O dom da graça de Deus foi esclarecido na história por Cristo Jesus (veja </w:t>
       </w:r>
-      <w:hyperlink r:id="rId71">
-        <w:r>
-          <w:rPr>
-            <w:lang w:val="pt_PT" w:bidi="pt_PT"/>
-          </w:rPr>
-          <w:rPr>
-            <w:color w:val="0000EE"/>
-            <w:u w:val="single"/>
-          </w:rPr>
-          <w:t>Rm 16.26</w:t>
-        </w:r>
-      </w:hyperlink>
-      <w:r>
-        <w:rPr>
-          <w:lang w:val="pt_PT" w:bidi="pt_PT"/>
-        </w:rPr>
-        <w:t xml:space="preserve">; </w:t>
-      </w:r>
-      <w:hyperlink r:id="rId69">
-        <w:r>
-          <w:rPr>
-            <w:lang w:val="pt_PT" w:bidi="pt_PT"/>
-          </w:rPr>
-          <w:rPr>
-            <w:color w:val="0000EE"/>
-            <w:u w:val="single"/>
-          </w:rPr>
-          <w:t>1Pe 1.20</w:t>
-        </w:r>
-      </w:hyperlink>
+      <w:r>
+        <w:rPr>
+          <w:lang w:val="pt_PT" w:bidi="pt_PT"/>
+        </w:rPr>
+        <w:t>Rm 16.26</w:t>
+      </w:r>
+      <w:r>
+        <w:rPr>
+          <w:lang w:val="pt_PT" w:bidi="pt_PT"/>
+        </w:rPr>
+        <w:t xml:space="preserve">; </w:t>
+      </w:r>
+      <w:r>
+        <w:rPr>
+          <w:lang w:val="pt_PT" w:bidi="pt_PT"/>
+        </w:rPr>
+        <w:t>1Pe 1.20</w:t>
+      </w:r>
       <w:r>
         <w:rPr>
           <w:lang w:val="pt_PT" w:bidi="pt_PT"/>
@@ -1860,162 +1494,108 @@
         </w:rPr>
         <w:t xml:space="preserve">. • acabou com o poder da morte: Veja </w:t>
       </w:r>
-      <w:hyperlink r:id="rId72">
-        <w:r>
-          <w:rPr>
-            <w:lang w:val="pt_PT" w:bidi="pt_PT"/>
-          </w:rPr>
-          <w:rPr>
-            <w:color w:val="0000EE"/>
-            <w:u w:val="single"/>
-          </w:rPr>
-          <w:t>1Co 15.26</w:t>
-        </w:r>
-      </w:hyperlink>
-      <w:r>
-        <w:rPr>
-          <w:lang w:val="pt_PT" w:bidi="pt_PT"/>
-        </w:rPr>
-        <w:t xml:space="preserve">; </w:t>
-      </w:r>
-      <w:hyperlink r:id="rId73">
-        <w:r>
-          <w:rPr>
-            <w:lang w:val="pt_PT" w:bidi="pt_PT"/>
-          </w:rPr>
-          <w:rPr>
-            <w:color w:val="0000EE"/>
-            <w:u w:val="single"/>
-          </w:rPr>
-          <w:t>2Ts 2.8</w:t>
-        </w:r>
-      </w:hyperlink>
-      <w:r>
-        <w:rPr>
-          <w:lang w:val="pt_PT" w:bidi="pt_PT"/>
-        </w:rPr>
-        <w:t xml:space="preserve">; </w:t>
-      </w:r>
-      <w:hyperlink r:id="rId74">
-        <w:r>
-          <w:rPr>
-            <w:lang w:val="pt_PT" w:bidi="pt_PT"/>
-          </w:rPr>
-          <w:rPr>
-            <w:color w:val="0000EE"/>
-            <w:u w:val="single"/>
-          </w:rPr>
-          <w:t>Hb 2.14</w:t>
-        </w:r>
-      </w:hyperlink>
+      <w:r>
+        <w:rPr>
+          <w:lang w:val="pt_PT" w:bidi="pt_PT"/>
+        </w:rPr>
+        <w:t>1Co 15.26</w:t>
+      </w:r>
+      <w:r>
+        <w:rPr>
+          <w:lang w:val="pt_PT" w:bidi="pt_PT"/>
+        </w:rPr>
+        <w:t xml:space="preserve">; </w:t>
+      </w:r>
+      <w:r>
+        <w:rPr>
+          <w:lang w:val="pt_PT" w:bidi="pt_PT"/>
+        </w:rPr>
+        <w:t>2Ts 2.8</w:t>
+      </w:r>
+      <w:r>
+        <w:rPr>
+          <w:lang w:val="pt_PT" w:bidi="pt_PT"/>
+        </w:rPr>
+        <w:t xml:space="preserve">; </w:t>
+      </w:r>
+      <w:r>
+        <w:rPr>
+          <w:lang w:val="pt_PT" w:bidi="pt_PT"/>
+        </w:rPr>
+        <w:t>Hb 2.14</w:t>
+      </w:r>
       <w:r>
         <w:rPr>
           <w:lang w:val="pt_PT" w:bidi="pt_PT"/>
         </w:rPr>
         <w:t xml:space="preserve">. • revelou a vida: Veja </w:t>
       </w:r>
-      <w:hyperlink r:id="rId75">
-        <w:r>
-          <w:rPr>
-            <w:lang w:val="pt_PT" w:bidi="pt_PT"/>
-          </w:rPr>
-          <w:rPr>
-            <w:color w:val="0000EE"/>
-            <w:u w:val="single"/>
-          </w:rPr>
-          <w:t>2Tm 1.1</w:t>
-        </w:r>
-      </w:hyperlink>
-      <w:r>
-        <w:rPr>
-          <w:lang w:val="pt_PT" w:bidi="pt_PT"/>
-        </w:rPr>
-        <w:t xml:space="preserve">; </w:t>
-      </w:r>
-      <w:hyperlink r:id="rId76">
-        <w:r>
-          <w:rPr>
-            <w:lang w:val="pt_PT" w:bidi="pt_PT"/>
-          </w:rPr>
-          <w:rPr>
-            <w:color w:val="0000EE"/>
-            <w:u w:val="single"/>
-          </w:rPr>
-          <w:t>1Co 15.53–54</w:t>
-        </w:r>
-      </w:hyperlink>
-      <w:r>
-        <w:rPr>
-          <w:lang w:val="pt_PT" w:bidi="pt_PT"/>
-        </w:rPr>
-        <w:t xml:space="preserve">; </w:t>
-      </w:r>
-      <w:hyperlink r:id="rId65">
-        <w:r>
-          <w:rPr>
-            <w:lang w:val="pt_PT" w:bidi="pt_PT"/>
-          </w:rPr>
-          <w:rPr>
-            <w:color w:val="0000EE"/>
-            <w:u w:val="single"/>
-          </w:rPr>
-          <w:t>Tito 1.2</w:t>
-        </w:r>
-      </w:hyperlink>
+      <w:r>
+        <w:rPr>
+          <w:lang w:val="pt_PT" w:bidi="pt_PT"/>
+        </w:rPr>
+        <w:t>2Tm 1.1</w:t>
+      </w:r>
+      <w:r>
+        <w:rPr>
+          <w:lang w:val="pt_PT" w:bidi="pt_PT"/>
+        </w:rPr>
+        <w:t xml:space="preserve">; </w:t>
+      </w:r>
+      <w:r>
+        <w:rPr>
+          <w:lang w:val="pt_PT" w:bidi="pt_PT"/>
+        </w:rPr>
+        <w:t>1Co 15.53–54</w:t>
+      </w:r>
+      <w:r>
+        <w:rPr>
+          <w:lang w:val="pt_PT" w:bidi="pt_PT"/>
+        </w:rPr>
+        <w:t xml:space="preserve">; </w:t>
+      </w:r>
+      <w:r>
+        <w:rPr>
+          <w:lang w:val="pt_PT" w:bidi="pt_PT"/>
+        </w:rPr>
+        <w:t>Tito 1.2</w:t>
+      </w:r>
       <w:r>
         <w:rPr>
           <w:lang w:val="pt_PT" w:bidi="pt_PT"/>
         </w:rPr>
         <w:t xml:space="preserve">. • por meio do evangelho: A salvação é proporcionada por Cristo, mas seus efeitos são mediados através da proclamação das boas-novas (veja </w:t>
       </w:r>
-      <w:hyperlink r:id="rId77">
-        <w:r>
-          <w:rPr>
-            <w:lang w:val="pt_PT" w:bidi="pt_PT"/>
-          </w:rPr>
-          <w:rPr>
-            <w:color w:val="0000EE"/>
-            <w:u w:val="single"/>
-          </w:rPr>
-          <w:t>Tt 1.2–3</w:t>
-        </w:r>
-      </w:hyperlink>
-      <w:r>
-        <w:rPr>
-          <w:lang w:val="pt_PT" w:bidi="pt_PT"/>
-        </w:rPr>
-        <w:t xml:space="preserve">; </w:t>
-      </w:r>
-      <w:hyperlink r:id="rId78">
-        <w:r>
-          <w:rPr>
-            <w:lang w:val="pt_PT" w:bidi="pt_PT"/>
-          </w:rPr>
-          <w:rPr>
-            <w:color w:val="0000EE"/>
-            <w:u w:val="single"/>
-          </w:rPr>
-          <w:t>Rm 1.16–17</w:t>
-        </w:r>
-      </w:hyperlink>
-      <w:r>
-        <w:rPr>
-          <w:lang w:val="pt_PT" w:bidi="pt_PT"/>
-        </w:rPr>
-        <w:t xml:space="preserve">; </w:t>
-      </w:r>
-      <w:hyperlink r:id="rId79">
-        <w:r>
-          <w:rPr>
-            <w:lang w:val="pt_PT" w:bidi="pt_PT"/>
-          </w:rPr>
-          <w:rPr>
-            <w:color w:val="0000EE"/>
-            <w:u w:val="single"/>
-          </w:rPr>
-          <w:t>10.14–15</w:t>
-        </w:r>
-      </w:hyperlink>
+      <w:r>
+        <w:rPr>
+          <w:lang w:val="pt_PT" w:bidi="pt_PT"/>
+        </w:rPr>
+        <w:t>Tt 1.2–3</w:t>
+      </w:r>
+      <w:r>
+        <w:rPr>
+          <w:lang w:val="pt_PT" w:bidi="pt_PT"/>
+        </w:rPr>
+        <w:t xml:space="preserve">; </w:t>
+      </w:r>
+      <w:r>
+        <w:rPr>
+          <w:lang w:val="pt_PT" w:bidi="pt_PT"/>
+        </w:rPr>
+        <w:t>Rm 1.16–17</w:t>
+      </w:r>
+      <w:r>
+        <w:rPr>
+          <w:lang w:val="pt_PT" w:bidi="pt_PT"/>
+        </w:rPr>
+        <w:t xml:space="preserve">; </w:t>
+      </w:r>
+      <w:r>
+        <w:rPr>
+          <w:lang w:val="pt_PT" w:bidi="pt_PT"/>
+        </w:rPr>
+        <w:t>10.14–15</w:t>
+      </w:r>
       <w:r>
         <w:rPr>
           <w:lang w:val="pt_PT" w:bidi="pt_PT"/>
@@ -2070,90 +1650,60 @@
         </w:rPr>
         <w:t xml:space="preserve">Paulo tinha total confiança ao enfrentar sua própria morte (veja </w:t>
       </w:r>
-      <w:hyperlink r:id="rId17">
-        <w:r>
-          <w:rPr>
-            <w:lang w:val="pt_PT" w:bidi="pt_PT"/>
-          </w:rPr>
-          <w:rPr>
-            <w:color w:val="0000EE"/>
-            <w:u w:val="single"/>
-          </w:rPr>
-          <w:t>4.17–18</w:t>
-        </w:r>
-      </w:hyperlink>
-      <w:r>
-        <w:rPr>
-          <w:lang w:val="pt_PT" w:bidi="pt_PT"/>
-        </w:rPr>
-        <w:t xml:space="preserve">; </w:t>
-      </w:r>
-      <w:hyperlink r:id="rId80">
-        <w:r>
-          <w:rPr>
-            <w:lang w:val="pt_PT" w:bidi="pt_PT"/>
-          </w:rPr>
-          <w:rPr>
-            <w:color w:val="0000EE"/>
-            <w:u w:val="single"/>
-          </w:rPr>
-          <w:t>Rm 1.16</w:t>
-        </w:r>
-      </w:hyperlink>
-      <w:r>
-        <w:rPr>
-          <w:lang w:val="pt_PT" w:bidi="pt_PT"/>
-        </w:rPr>
-        <w:t xml:space="preserve">; </w:t>
-      </w:r>
-      <w:hyperlink r:id="rId81">
-        <w:r>
-          <w:rPr>
-            <w:lang w:val="pt_PT" w:bidi="pt_PT"/>
-          </w:rPr>
-          <w:rPr>
-            <w:color w:val="0000EE"/>
-            <w:u w:val="single"/>
-          </w:rPr>
-          <w:t>2Co 4.8–9</w:t>
-        </w:r>
-      </w:hyperlink>
-      <w:r>
-        <w:rPr>
-          <w:lang w:val="pt_PT" w:bidi="pt_PT"/>
-        </w:rPr>
-        <w:t xml:space="preserve">; </w:t>
-      </w:r>
-      <w:hyperlink r:id="rId82">
-        <w:r>
-          <w:rPr>
-            <w:lang w:val="pt_PT" w:bidi="pt_PT"/>
-          </w:rPr>
-          <w:rPr>
-            <w:color w:val="0000EE"/>
-            <w:u w:val="single"/>
-          </w:rPr>
-          <w:t>Fp 1.20</w:t>
-        </w:r>
-      </w:hyperlink>
+      <w:r>
+        <w:rPr>
+          <w:lang w:val="pt_PT" w:bidi="pt_PT"/>
+        </w:rPr>
+        <w:t>4.17–18</w:t>
+      </w:r>
+      <w:r>
+        <w:rPr>
+          <w:lang w:val="pt_PT" w:bidi="pt_PT"/>
+        </w:rPr>
+        <w:t xml:space="preserve">; </w:t>
+      </w:r>
+      <w:r>
+        <w:rPr>
+          <w:lang w:val="pt_PT" w:bidi="pt_PT"/>
+        </w:rPr>
+        <w:t>Rm 1.16</w:t>
+      </w:r>
+      <w:r>
+        <w:rPr>
+          <w:lang w:val="pt_PT" w:bidi="pt_PT"/>
+        </w:rPr>
+        <w:t xml:space="preserve">; </w:t>
+      </w:r>
+      <w:r>
+        <w:rPr>
+          <w:lang w:val="pt_PT" w:bidi="pt_PT"/>
+        </w:rPr>
+        <w:t>2Co 4.8–9</w:t>
+      </w:r>
+      <w:r>
+        <w:rPr>
+          <w:lang w:val="pt_PT" w:bidi="pt_PT"/>
+        </w:rPr>
+        <w:t xml:space="preserve">; </w:t>
+      </w:r>
+      <w:r>
+        <w:rPr>
+          <w:lang w:val="pt_PT" w:bidi="pt_PT"/>
+        </w:rPr>
+        <w:t>Fp 1.20</w:t>
+      </w:r>
       <w:r>
         <w:rPr>
           <w:lang w:val="pt_PT" w:bidi="pt_PT"/>
         </w:rPr>
         <w:t xml:space="preserve">); ele foi um exemplo para Timóteo seguir (veja </w:t>
       </w:r>
-      <w:hyperlink r:id="rId51">
-        <w:r>
-          <w:rPr>
-            <w:lang w:val="pt_PT" w:bidi="pt_PT"/>
-          </w:rPr>
-          <w:rPr>
-            <w:color w:val="0000EE"/>
-            <w:u w:val="single"/>
-          </w:rPr>
-          <w:t>2Tm 1.8</w:t>
-        </w:r>
-      </w:hyperlink>
+      <w:r>
+        <w:rPr>
+          <w:lang w:val="pt_PT" w:bidi="pt_PT"/>
+        </w:rPr>
+        <w:t>2Tm 1.8</w:t>
+      </w:r>
       <w:r>
         <w:rPr>
           <w:lang w:val="pt_PT" w:bidi="pt_PT"/>
@@ -2199,18 +1749,12 @@
         </w:rPr>
         <w:t xml:space="preserve"> pode ser tanto as boas-novas que foram confiadas a Paulo (veja </w:t>
       </w:r>
-      <w:hyperlink r:id="rId83">
-        <w:r>
-          <w:rPr>
-            <w:lang w:val="pt_PT" w:bidi="pt_PT"/>
-          </w:rPr>
-          <w:rPr>
-            <w:color w:val="0000EE"/>
-            <w:u w:val="single"/>
-          </w:rPr>
-          <w:t>1Tm 6.20</w:t>
-        </w:r>
-      </w:hyperlink>
+      <w:r>
+        <w:rPr>
+          <w:lang w:val="pt_PT" w:bidi="pt_PT"/>
+        </w:rPr>
+        <w:t>1Tm 6.20</w:t>
+      </w:r>
       <w:r>
         <w:rPr>
           <w:lang w:val="pt_PT" w:bidi="pt_PT"/>
@@ -2314,18 +1858,12 @@
         </w:rPr>
         <w:t xml:space="preserve">; veja também </w:t>
       </w:r>
-      <w:hyperlink r:id="rId83">
-        <w:r>
-          <w:rPr>
-            <w:lang w:val="pt_PT" w:bidi="pt_PT"/>
-          </w:rPr>
-          <w:rPr>
-            <w:color w:val="0000EE"/>
-            <w:u w:val="single"/>
-          </w:rPr>
-          <w:t>1Tm 6.20</w:t>
-        </w:r>
-      </w:hyperlink>
+      <w:r>
+        <w:rPr>
+          <w:lang w:val="pt_PT" w:bidi="pt_PT"/>
+        </w:rPr>
+        <w:t>1Tm 6.20</w:t>
+      </w:r>
       <w:r>
         <w:rPr>
           <w:lang w:val="pt_PT" w:bidi="pt_PT"/>
@@ -2380,54 +1918,36 @@
         </w:rPr>
         <w:t xml:space="preserve">todos... me abandonaram: O abandono ocorreu ou em Roma ou na província da Ásia quando Paulo foi preso. Paulo pode ter visto isso como outra maneira de sua vida seguir o padrão de Cristo (veja </w:t>
       </w:r>
-      <w:hyperlink r:id="rId84">
-        <w:r>
-          <w:rPr>
-            <w:lang w:val="pt_PT" w:bidi="pt_PT"/>
-          </w:rPr>
-          <w:rPr>
-            <w:color w:val="0000EE"/>
-            <w:u w:val="single"/>
-          </w:rPr>
-          <w:t>Mt 26.31</w:t>
-        </w:r>
-      </w:hyperlink>
+      <w:r>
+        <w:rPr>
+          <w:lang w:val="pt_PT" w:bidi="pt_PT"/>
+        </w:rPr>
+        <w:t>Mt 26.31</w:t>
+      </w:r>
       <w:r>
         <w:rPr>
           <w:lang w:val="pt_PT" w:bidi="pt_PT"/>
         </w:rPr>
         <w:t>,</w:t>
       </w:r>
-      <w:hyperlink r:id="rId85">
-        <w:r>
-          <w:rPr>
-            <w:lang w:val="pt_PT" w:bidi="pt_PT"/>
-          </w:rPr>
-          <w:rPr>
-            <w:color w:val="0000EE"/>
-            <w:u w:val="single"/>
-          </w:rPr>
-          <w:t>56</w:t>
-        </w:r>
-      </w:hyperlink>
+      <w:r>
+        <w:rPr>
+          <w:lang w:val="pt_PT" w:bidi="pt_PT"/>
+        </w:rPr>
+        <w:t>56</w:t>
+      </w:r>
       <w:r>
         <w:rPr>
           <w:lang w:val="pt_PT" w:bidi="pt_PT"/>
         </w:rPr>
         <w:t>). • Fígelo e Hermógenes são desconhecidos de outra forma. O contexto (</w:t>
       </w:r>
-      <w:hyperlink r:id="rId86">
-        <w:r>
-          <w:rPr>
-            <w:lang w:val="pt_PT" w:bidi="pt_PT"/>
-          </w:rPr>
-          <w:rPr>
-            <w:color w:val="0000EE"/>
-            <w:u w:val="single"/>
-          </w:rPr>
-          <w:t>2Tm 1.11–14</w:t>
-        </w:r>
-      </w:hyperlink>
+      <w:r>
+        <w:rPr>
+          <w:lang w:val="pt_PT" w:bidi="pt_PT"/>
+        </w:rPr>
+        <w:t>2Tm 1.11–14</w:t>
+      </w:r>
       <w:r>
         <w:rPr>
           <w:lang w:val="pt_PT" w:bidi="pt_PT"/>
@@ -2556,18 +2076,12 @@
         </w:rPr>
         <w:t xml:space="preserve"> conecta esta frase de volta a </w:t>
       </w:r>
-      <w:hyperlink r:id="rId87">
-        <w:r>
-          <w:rPr>
-            <w:lang w:val="pt_PT" w:bidi="pt_PT"/>
-          </w:rPr>
-          <w:rPr>
-            <w:color w:val="0000EE"/>
-            <w:u w:val="single"/>
-          </w:rPr>
-          <w:t>1.15–18</w:t>
-        </w:r>
-      </w:hyperlink>
+      <w:r>
+        <w:rPr>
+          <w:lang w:val="pt_PT" w:bidi="pt_PT"/>
+        </w:rPr>
+        <w:t>1.15–18</w:t>
+      </w:r>
       <w:r>
         <w:rPr>
           <w:lang w:val="pt_PT" w:bidi="pt_PT"/>
@@ -2635,54 +2149,36 @@
         </w:rPr>
         <w:t>Timóteo é novamente instruído a ser forte e a suportar o sofrimento junto com Paulo (</w:t>
       </w:r>
-      <w:hyperlink r:id="rId88">
-        <w:r>
-          <w:rPr>
-            <w:lang w:val="pt_PT" w:bidi="pt_PT"/>
-          </w:rPr>
-          <w:rPr>
-            <w:color w:val="0000EE"/>
-            <w:u w:val="single"/>
-          </w:rPr>
-          <w:t>2.1–7</w:t>
-        </w:r>
-      </w:hyperlink>
+      <w:r>
+        <w:rPr>
+          <w:lang w:val="pt_PT" w:bidi="pt_PT"/>
+        </w:rPr>
+        <w:t>2.1–7</w:t>
+      </w:r>
       <w:r>
         <w:rPr>
           <w:lang w:val="pt_PT" w:bidi="pt_PT"/>
         </w:rPr>
         <w:t xml:space="preserve">; veja </w:t>
       </w:r>
-      <w:hyperlink r:id="rId51">
-        <w:r>
-          <w:rPr>
-            <w:lang w:val="pt_PT" w:bidi="pt_PT"/>
-          </w:rPr>
-          <w:rPr>
-            <w:color w:val="0000EE"/>
-            <w:u w:val="single"/>
-          </w:rPr>
-          <w:t>1.8</w:t>
-        </w:r>
-      </w:hyperlink>
+      <w:r>
+        <w:rPr>
+          <w:lang w:val="pt_PT" w:bidi="pt_PT"/>
+        </w:rPr>
+        <w:t>1.8</w:t>
+      </w:r>
       <w:r>
         <w:rPr>
           <w:lang w:val="pt_PT" w:bidi="pt_PT"/>
         </w:rPr>
         <w:t>). A obediência de Timóteo deve ser motivada pela reflexão sobre as boas-novas e pelo exemplo de Paulo (</w:t>
       </w:r>
-      <w:hyperlink r:id="rId89">
-        <w:r>
-          <w:rPr>
-            <w:lang w:val="pt_PT" w:bidi="pt_PT"/>
-          </w:rPr>
-          <w:rPr>
-            <w:color w:val="0000EE"/>
-            <w:u w:val="single"/>
-          </w:rPr>
-          <w:t>2.8–13</w:t>
-        </w:r>
-      </w:hyperlink>
+      <w:r>
+        <w:rPr>
+          <w:lang w:val="pt_PT" w:bidi="pt_PT"/>
+        </w:rPr>
+        <w:t>2.8–13</w:t>
+      </w:r>
       <w:r>
         <w:rPr>
           <w:lang w:val="pt_PT" w:bidi="pt_PT"/>
@@ -2737,18 +2233,12 @@
         </w:rPr>
         <w:t xml:space="preserve">As muitas testemunhas confiáveis confirmariam a validade e veracidade do ensino de Paulo (veja também </w:t>
       </w:r>
-      <w:hyperlink r:id="rId90">
-        <w:r>
-          <w:rPr>
-            <w:lang w:val="pt_PT" w:bidi="pt_PT"/>
-          </w:rPr>
-          <w:rPr>
-            <w:color w:val="0000EE"/>
-            <w:u w:val="single"/>
-          </w:rPr>
-          <w:t>3.10–11</w:t>
-        </w:r>
-      </w:hyperlink>
+      <w:r>
+        <w:rPr>
+          <w:lang w:val="pt_PT" w:bidi="pt_PT"/>
+        </w:rPr>
+        <w:t>3.10–11</w:t>
+      </w:r>
       <w:r>
         <w:rPr>
           <w:lang w:val="pt_PT" w:bidi="pt_PT"/>
@@ -2901,18 +2391,12 @@
         </w:rPr>
         <w:t xml:space="preserve">Jesus Cristo, um descendente do Rei Davi, foi ressuscitado dos mortos: Cf. </w:t>
       </w:r>
-      <w:hyperlink r:id="rId91">
-        <w:r>
-          <w:rPr>
-            <w:lang w:val="pt_PT" w:bidi="pt_PT"/>
-          </w:rPr>
-          <w:rPr>
-            <w:color w:val="0000EE"/>
-            <w:u w:val="single"/>
-          </w:rPr>
-          <w:t>Rm 1.3–4</w:t>
-        </w:r>
-      </w:hyperlink>
+      <w:r>
+        <w:rPr>
+          <w:lang w:val="pt_PT" w:bidi="pt_PT"/>
+        </w:rPr>
+        <w:t>Rm 1.3–4</w:t>
+      </w:r>
       <w:r>
         <w:rPr>
           <w:lang w:val="pt_PT" w:bidi="pt_PT"/>
@@ -2967,36 +2451,24 @@
         </w:rPr>
         <w:t>O sofrimento de Paulo (</w:t>
       </w:r>
-      <w:hyperlink r:id="rId92">
-        <w:r>
-          <w:rPr>
-            <w:lang w:val="pt_PT" w:bidi="pt_PT"/>
-          </w:rPr>
-          <w:rPr>
-            <w:color w:val="0000EE"/>
-            <w:u w:val="single"/>
-          </w:rPr>
-          <w:t>1.12</w:t>
-        </w:r>
-      </w:hyperlink>
+      <w:r>
+        <w:rPr>
+          <w:lang w:val="pt_PT" w:bidi="pt_PT"/>
+        </w:rPr>
+        <w:t>1.12</w:t>
+      </w:r>
       <w:r>
         <w:rPr>
           <w:lang w:val="pt_PT" w:bidi="pt_PT"/>
         </w:rPr>
         <w:t xml:space="preserve">) reflete o sofrimento de Jesus Cristo e aponta para a cruz e ressurreição como o significado central dessas boas-novas (veja </w:t>
       </w:r>
-      <w:hyperlink r:id="rId51">
-        <w:r>
-          <w:rPr>
-            <w:lang w:val="pt_PT" w:bidi="pt_PT"/>
-          </w:rPr>
-          <w:rPr>
-            <w:color w:val="0000EE"/>
-            <w:u w:val="single"/>
-          </w:rPr>
-          <w:t>1.8</w:t>
-        </w:r>
-      </w:hyperlink>
+      <w:r>
+        <w:rPr>
+          <w:lang w:val="pt_PT" w:bidi="pt_PT"/>
+        </w:rPr>
+        <w:t>1.8</w:t>
+      </w:r>
       <w:r>
         <w:rPr>
           <w:lang w:val="pt_PT" w:bidi="pt_PT"/>
@@ -3051,90 +2523,60 @@
         </w:rPr>
         <w:t>como se fosse um criminoso: Paulo estava se identificando com a morte de Jesus (</w:t>
       </w:r>
-      <w:hyperlink r:id="rId93">
-        <w:r>
-          <w:rPr>
-            <w:lang w:val="pt_PT" w:bidi="pt_PT"/>
-          </w:rPr>
-          <w:rPr>
-            <w:color w:val="0000EE"/>
-            <w:u w:val="single"/>
-          </w:rPr>
-          <w:t>2.11</w:t>
-        </w:r>
-      </w:hyperlink>
-      <w:r>
-        <w:rPr>
-          <w:lang w:val="pt_PT" w:bidi="pt_PT"/>
-        </w:rPr>
-        <w:t xml:space="preserve">; </w:t>
-      </w:r>
-      <w:hyperlink r:id="rId94">
-        <w:r>
-          <w:rPr>
-            <w:lang w:val="pt_PT" w:bidi="pt_PT"/>
-          </w:rPr>
-          <w:rPr>
-            <w:color w:val="0000EE"/>
-            <w:u w:val="single"/>
-          </w:rPr>
-          <w:t>Fp 3.10–11</w:t>
-        </w:r>
-      </w:hyperlink>
+      <w:r>
+        <w:rPr>
+          <w:lang w:val="pt_PT" w:bidi="pt_PT"/>
+        </w:rPr>
+        <w:t>2.11</w:t>
+      </w:r>
+      <w:r>
+        <w:rPr>
+          <w:lang w:val="pt_PT" w:bidi="pt_PT"/>
+        </w:rPr>
+        <w:t xml:space="preserve">; </w:t>
+      </w:r>
+      <w:r>
+        <w:rPr>
+          <w:lang w:val="pt_PT" w:bidi="pt_PT"/>
+        </w:rPr>
+        <w:t>Fp 3.10–11</w:t>
+      </w:r>
       <w:r>
         <w:rPr>
           <w:lang w:val="pt_PT" w:bidi="pt_PT"/>
         </w:rPr>
         <w:t xml:space="preserve">). • mas a mensagem de Deus não está presa: Tanto Paulo quanto as boas-novas seriam vitoriosos através do poder da ressurreição de Cristo (veja </w:t>
       </w:r>
-      <w:hyperlink r:id="rId17">
-        <w:r>
-          <w:rPr>
-            <w:lang w:val="pt_PT" w:bidi="pt_PT"/>
-          </w:rPr>
-          <w:rPr>
-            <w:color w:val="0000EE"/>
-            <w:u w:val="single"/>
-          </w:rPr>
-          <w:t>2Tm 4.17–18</w:t>
-        </w:r>
-      </w:hyperlink>
+      <w:r>
+        <w:rPr>
+          <w:lang w:val="pt_PT" w:bidi="pt_PT"/>
+        </w:rPr>
+        <w:t>2Tm 4.17–18</w:t>
+      </w:r>
       <w:r>
         <w:rPr>
           <w:lang w:val="pt_PT" w:bidi="pt_PT"/>
         </w:rPr>
         <w:t xml:space="preserve">; veja também </w:t>
       </w:r>
-      <w:hyperlink r:id="rId95">
-        <w:r>
-          <w:rPr>
-            <w:lang w:val="pt_PT" w:bidi="pt_PT"/>
-          </w:rPr>
-          <w:rPr>
-            <w:color w:val="0000EE"/>
-            <w:u w:val="single"/>
-          </w:rPr>
-          <w:t>2Co 12.8–10</w:t>
-        </w:r>
-      </w:hyperlink>
-      <w:r>
-        <w:rPr>
-          <w:lang w:val="pt_PT" w:bidi="pt_PT"/>
-        </w:rPr>
-        <w:t xml:space="preserve">; </w:t>
-      </w:r>
-      <w:hyperlink r:id="rId96">
-        <w:r>
-          <w:rPr>
-            <w:lang w:val="pt_PT" w:bidi="pt_PT"/>
-          </w:rPr>
-          <w:rPr>
-            <w:color w:val="0000EE"/>
-            <w:u w:val="single"/>
-          </w:rPr>
-          <w:t>Fp 1.12–14</w:t>
-        </w:r>
-      </w:hyperlink>
+      <w:r>
+        <w:rPr>
+          <w:lang w:val="pt_PT" w:bidi="pt_PT"/>
+        </w:rPr>
+        <w:t>2Co 12.8–10</w:t>
+      </w:r>
+      <w:r>
+        <w:rPr>
+          <w:lang w:val="pt_PT" w:bidi="pt_PT"/>
+        </w:rPr>
+        <w:t xml:space="preserve">; </w:t>
+      </w:r>
+      <w:r>
+        <w:rPr>
+          <w:lang w:val="pt_PT" w:bidi="pt_PT"/>
+        </w:rPr>
+        <w:t>Fp 1.12–14</w:t>
+      </w:r>
       <w:r>
         <w:rPr>
           <w:lang w:val="pt_PT" w:bidi="pt_PT"/>
@@ -3261,90 +2703,60 @@
         </w:rPr>
         <w:t>Cristo continua sendo fiel: Isso pode significar que (1) ele oferece àqueles que tropeçaram uma oportunidade de arrependimento; (2) ele julga fielmente os incrédulos de acordo com sua vontade imutável; (3) ele próprio é um exemplo de fidelidade para seu povo seguir; e/ou (4) ele cumprirá fielmente seus propósitos na história, para salvar aqueles que confiam nele através das boas-novas (</w:t>
       </w:r>
-      <w:hyperlink r:id="rId92">
-        <w:r>
-          <w:rPr>
-            <w:lang w:val="pt_PT" w:bidi="pt_PT"/>
-          </w:rPr>
-          <w:rPr>
-            <w:color w:val="0000EE"/>
-            <w:u w:val="single"/>
-          </w:rPr>
-          <w:t>1.12</w:t>
-        </w:r>
-      </w:hyperlink>
-      <w:r>
-        <w:rPr>
-          <w:lang w:val="pt_PT" w:bidi="pt_PT"/>
-        </w:rPr>
-        <w:t xml:space="preserve">; </w:t>
-      </w:r>
-      <w:hyperlink r:id="rId97">
-        <w:r>
-          <w:rPr>
-            <w:lang w:val="pt_PT" w:bidi="pt_PT"/>
-          </w:rPr>
-          <w:rPr>
-            <w:color w:val="0000EE"/>
-            <w:u w:val="single"/>
-          </w:rPr>
-          <w:t>2.19</w:t>
-        </w:r>
-      </w:hyperlink>
+      <w:r>
+        <w:rPr>
+          <w:lang w:val="pt_PT" w:bidi="pt_PT"/>
+        </w:rPr>
+        <w:t>1.12</w:t>
+      </w:r>
+      <w:r>
+        <w:rPr>
+          <w:lang w:val="pt_PT" w:bidi="pt_PT"/>
+        </w:rPr>
+        <w:t xml:space="preserve">; </w:t>
+      </w:r>
+      <w:r>
+        <w:rPr>
+          <w:lang w:val="pt_PT" w:bidi="pt_PT"/>
+        </w:rPr>
+        <w:t>2.19</w:t>
+      </w:r>
       <w:r>
         <w:rPr>
           <w:lang w:val="pt_PT" w:bidi="pt_PT"/>
         </w:rPr>
         <w:t xml:space="preserve">). Veja também </w:t>
       </w:r>
-      <w:hyperlink r:id="rId98">
-        <w:r>
-          <w:rPr>
-            <w:lang w:val="pt_PT" w:bidi="pt_PT"/>
-          </w:rPr>
-          <w:rPr>
-            <w:color w:val="0000EE"/>
-            <w:u w:val="single"/>
-          </w:rPr>
-          <w:t>Rm 3.3–4</w:t>
-        </w:r>
-      </w:hyperlink>
-      <w:r>
-        <w:rPr>
-          <w:lang w:val="pt_PT" w:bidi="pt_PT"/>
-        </w:rPr>
-        <w:t xml:space="preserve">; </w:t>
-      </w:r>
-      <w:hyperlink r:id="rId99">
-        <w:r>
-          <w:rPr>
-            <w:lang w:val="pt_PT" w:bidi="pt_PT"/>
-          </w:rPr>
-          <w:rPr>
-            <w:color w:val="0000EE"/>
-            <w:u w:val="single"/>
-          </w:rPr>
-          <w:t>1Co 10.13</w:t>
-        </w:r>
-      </w:hyperlink>
-      <w:r>
-        <w:rPr>
-          <w:lang w:val="pt_PT" w:bidi="pt_PT"/>
-        </w:rPr>
-        <w:t xml:space="preserve">; </w:t>
-      </w:r>
-      <w:hyperlink r:id="rId100">
-        <w:r>
-          <w:rPr>
-            <w:lang w:val="pt_PT" w:bidi="pt_PT"/>
-          </w:rPr>
-          <w:rPr>
-            <w:color w:val="0000EE"/>
-            <w:u w:val="single"/>
-          </w:rPr>
-          <w:t>1Jo 1.9</w:t>
-        </w:r>
-      </w:hyperlink>
+      <w:r>
+        <w:rPr>
+          <w:lang w:val="pt_PT" w:bidi="pt_PT"/>
+        </w:rPr>
+        <w:t>Rm 3.3–4</w:t>
+      </w:r>
+      <w:r>
+        <w:rPr>
+          <w:lang w:val="pt_PT" w:bidi="pt_PT"/>
+        </w:rPr>
+        <w:t xml:space="preserve">; </w:t>
+      </w:r>
+      <w:r>
+        <w:rPr>
+          <w:lang w:val="pt_PT" w:bidi="pt_PT"/>
+        </w:rPr>
+        <w:t>1Co 10.13</w:t>
+      </w:r>
+      <w:r>
+        <w:rPr>
+          <w:lang w:val="pt_PT" w:bidi="pt_PT"/>
+        </w:rPr>
+        <w:t xml:space="preserve">; </w:t>
+      </w:r>
+      <w:r>
+        <w:rPr>
+          <w:lang w:val="pt_PT" w:bidi="pt_PT"/>
+        </w:rPr>
+        <w:t>1Jo 1.9</w:t>
+      </w:r>
       <w:r>
         <w:rPr>
           <w:lang w:val="pt_PT" w:bidi="pt_PT"/>
@@ -3399,36 +2811,24 @@
         </w:rPr>
         <w:t xml:space="preserve">Timóteo deve insistir no ensino de </w:t>
       </w:r>
-      <w:hyperlink r:id="rId89">
-        <w:r>
-          <w:rPr>
-            <w:lang w:val="pt_PT" w:bidi="pt_PT"/>
-          </w:rPr>
-          <w:rPr>
-            <w:color w:val="0000EE"/>
-            <w:u w:val="single"/>
-          </w:rPr>
-          <w:t>2.8–13</w:t>
-        </w:r>
-      </w:hyperlink>
+      <w:r>
+        <w:rPr>
+          <w:lang w:val="pt_PT" w:bidi="pt_PT"/>
+        </w:rPr>
+        <w:t>2.8–13</w:t>
+      </w:r>
       <w:r>
         <w:rPr>
           <w:lang w:val="pt_PT" w:bidi="pt_PT"/>
         </w:rPr>
         <w:t xml:space="preserve"> e evitar o ensino e a conduta dos falsos mestres. A heresia era provavelmente a mesma que em </w:t>
       </w:r>
-      <w:hyperlink r:id="rId101">
-        <w:r>
-          <w:rPr>
-            <w:lang w:val="pt_PT" w:bidi="pt_PT"/>
-          </w:rPr>
-          <w:rPr>
-            <w:color w:val="0000EE"/>
-            <w:u w:val="single"/>
-          </w:rPr>
-          <w:t>1Tm 6.20–21</w:t>
-        </w:r>
-      </w:hyperlink>
+      <w:r>
+        <w:rPr>
+          <w:lang w:val="pt_PT" w:bidi="pt_PT"/>
+        </w:rPr>
+        <w:t>1Tm 6.20–21</w:t>
+      </w:r>
       <w:r>
         <w:rPr>
           <w:lang w:val="pt_PT" w:bidi="pt_PT"/>
@@ -3496,36 +2896,24 @@
         </w:rPr>
         <w:t xml:space="preserve">): A NTLH relaciona este versículo à interpretação correta da palavra da verdade. Outra possibilidade é que Timóteo deva manter seu propósito ao ensinar a palavra (veja </w:t>
       </w:r>
-      <w:hyperlink r:id="rId102">
-        <w:r>
-          <w:rPr>
-            <w:lang w:val="pt_PT" w:bidi="pt_PT"/>
-          </w:rPr>
-          <w:rPr>
-            <w:color w:val="0000EE"/>
-            <w:u w:val="single"/>
-          </w:rPr>
-          <w:t>1Tm 1.4</w:t>
-        </w:r>
-      </w:hyperlink>
+      <w:r>
+        <w:rPr>
+          <w:lang w:val="pt_PT" w:bidi="pt_PT"/>
+        </w:rPr>
+        <w:t>1Tm 1.4</w:t>
+      </w:r>
       <w:r>
         <w:rPr>
           <w:lang w:val="pt_PT" w:bidi="pt_PT"/>
         </w:rPr>
         <w:t>) e não se desviar ao se envolver nas controvérsias dos falsos mestres (</w:t>
       </w:r>
-      <w:hyperlink r:id="rId103">
-        <w:r>
-          <w:rPr>
-            <w:lang w:val="pt_PT" w:bidi="pt_PT"/>
-          </w:rPr>
-          <w:rPr>
-            <w:color w:val="0000EE"/>
-            <w:u w:val="single"/>
-          </w:rPr>
-          <w:t>2Tm 2.16</w:t>
-        </w:r>
-      </w:hyperlink>
+      <w:r>
+        <w:rPr>
+          <w:lang w:val="pt_PT" w:bidi="pt_PT"/>
+        </w:rPr>
+        <w:t>2Tm 2.16</w:t>
+      </w:r>
       <w:r>
         <w:rPr>
           <w:lang w:val="pt_PT" w:bidi="pt_PT"/>
@@ -3580,36 +2968,24 @@
         </w:rPr>
         <w:t>Himeneu foi anteriormente associado com Alexandre (</w:t>
       </w:r>
-      <w:hyperlink r:id="rId104">
-        <w:r>
-          <w:rPr>
-            <w:lang w:val="pt_PT" w:bidi="pt_PT"/>
-          </w:rPr>
-          <w:rPr>
-            <w:color w:val="0000EE"/>
-            <w:u w:val="single"/>
-          </w:rPr>
-          <w:t>1Tm 1.20</w:t>
-        </w:r>
-      </w:hyperlink>
+      <w:r>
+        <w:rPr>
+          <w:lang w:val="pt_PT" w:bidi="pt_PT"/>
+        </w:rPr>
+        <w:t>1Tm 1.20</w:t>
+      </w:r>
       <w:r>
         <w:rPr>
           <w:lang w:val="pt_PT" w:bidi="pt_PT"/>
         </w:rPr>
         <w:t>); ambos ainda estavam causando estragos (</w:t>
       </w:r>
-      <w:hyperlink r:id="rId105">
-        <w:r>
-          <w:rPr>
-            <w:lang w:val="pt_PT" w:bidi="pt_PT"/>
-          </w:rPr>
-          <w:rPr>
-            <w:color w:val="0000EE"/>
-            <w:u w:val="single"/>
-          </w:rPr>
-          <w:t>2Tm 4.14–15</w:t>
-        </w:r>
-      </w:hyperlink>
+      <w:r>
+        <w:rPr>
+          <w:lang w:val="pt_PT" w:bidi="pt_PT"/>
+        </w:rPr>
+        <w:t>2Tm 4.14–15</w:t>
+      </w:r>
       <w:r>
         <w:rPr>
           <w:lang w:val="pt_PT" w:bidi="pt_PT"/>
@@ -3664,432 +3040,288 @@
         </w:rPr>
         <w:t xml:space="preserve">Eles afirmam que a nossa ressurreição já aconteceu: Cf. </w:t>
       </w:r>
-      <w:hyperlink r:id="rId106">
-        <w:r>
-          <w:rPr>
-            <w:lang w:val="pt_PT" w:bidi="pt_PT"/>
-          </w:rPr>
-          <w:rPr>
-            <w:color w:val="0000EE"/>
-            <w:u w:val="single"/>
-          </w:rPr>
-          <w:t>2Ts 2.2</w:t>
-        </w:r>
-      </w:hyperlink>
+      <w:r>
+        <w:rPr>
+          <w:lang w:val="pt_PT" w:bidi="pt_PT"/>
+        </w:rPr>
+        <w:t>2Ts 2.2</w:t>
+      </w:r>
       <w:r>
         <w:rPr>
           <w:lang w:val="pt_PT" w:bidi="pt_PT"/>
         </w:rPr>
         <w:t>. Esses falsos mestres podem ter distorcido o próprio ensino de Paulo sobre a ressurreição dos mortos (</w:t>
       </w:r>
-      <w:hyperlink r:id="rId107">
-        <w:r>
-          <w:rPr>
-            <w:lang w:val="pt_PT" w:bidi="pt_PT"/>
-          </w:rPr>
-          <w:rPr>
-            <w:color w:val="0000EE"/>
-            <w:u w:val="single"/>
-          </w:rPr>
-          <w:t>Rm 6.5</w:t>
-        </w:r>
-      </w:hyperlink>
-      <w:r>
-        <w:rPr>
-          <w:lang w:val="pt_PT" w:bidi="pt_PT"/>
-        </w:rPr>
-        <w:t xml:space="preserve">; </w:t>
-      </w:r>
-      <w:hyperlink r:id="rId108">
-        <w:r>
-          <w:rPr>
-            <w:lang w:val="pt_PT" w:bidi="pt_PT"/>
-          </w:rPr>
-          <w:rPr>
-            <w:color w:val="0000EE"/>
-            <w:u w:val="single"/>
-          </w:rPr>
-          <w:t>Gl 2.20</w:t>
-        </w:r>
-      </w:hyperlink>
-      <w:r>
-        <w:rPr>
-          <w:lang w:val="pt_PT" w:bidi="pt_PT"/>
-        </w:rPr>
-        <w:t xml:space="preserve">; </w:t>
-      </w:r>
-      <w:hyperlink r:id="rId109">
-        <w:r>
-          <w:rPr>
-            <w:lang w:val="pt_PT" w:bidi="pt_PT"/>
-          </w:rPr>
-          <w:rPr>
-            <w:color w:val="0000EE"/>
-            <w:u w:val="single"/>
-          </w:rPr>
-          <w:t>Ef 1.3</w:t>
-        </w:r>
-      </w:hyperlink>
-      <w:r>
-        <w:rPr>
-          <w:lang w:val="pt_PT" w:bidi="pt_PT"/>
-        </w:rPr>
-        <w:t xml:space="preserve">; </w:t>
-      </w:r>
-      <w:hyperlink r:id="rId110">
-        <w:r>
-          <w:rPr>
-            <w:lang w:val="pt_PT" w:bidi="pt_PT"/>
-          </w:rPr>
-          <w:rPr>
-            <w:color w:val="0000EE"/>
-            <w:u w:val="single"/>
-          </w:rPr>
-          <w:t>2.6</w:t>
-        </w:r>
-      </w:hyperlink>
-      <w:r>
-        <w:rPr>
-          <w:lang w:val="pt_PT" w:bidi="pt_PT"/>
-        </w:rPr>
-        <w:t xml:space="preserve">; </w:t>
-      </w:r>
-      <w:hyperlink r:id="rId111">
-        <w:r>
-          <w:rPr>
-            <w:lang w:val="pt_PT" w:bidi="pt_PT"/>
-          </w:rPr>
-          <w:rPr>
-            <w:color w:val="0000EE"/>
-            <w:u w:val="single"/>
-          </w:rPr>
-          <w:t>5.14</w:t>
-        </w:r>
-      </w:hyperlink>
-      <w:r>
-        <w:rPr>
-          <w:lang w:val="pt_PT" w:bidi="pt_PT"/>
-        </w:rPr>
-        <w:t xml:space="preserve">; </w:t>
-      </w:r>
-      <w:hyperlink r:id="rId112">
-        <w:r>
-          <w:rPr>
-            <w:lang w:val="pt_PT" w:bidi="pt_PT"/>
-          </w:rPr>
-          <w:rPr>
-            <w:color w:val="0000EE"/>
-            <w:u w:val="single"/>
-          </w:rPr>
-          <w:t>Cl 2.12</w:t>
-        </w:r>
-      </w:hyperlink>
-      <w:r>
-        <w:rPr>
-          <w:lang w:val="pt_PT" w:bidi="pt_PT"/>
-        </w:rPr>
-        <w:t xml:space="preserve">; </w:t>
-      </w:r>
-      <w:hyperlink r:id="rId113">
-        <w:r>
-          <w:rPr>
-            <w:lang w:val="pt_PT" w:bidi="pt_PT"/>
-          </w:rPr>
-          <w:rPr>
-            <w:color w:val="0000EE"/>
-            <w:u w:val="single"/>
-          </w:rPr>
-          <w:t>3.1–4</w:t>
-        </w:r>
-      </w:hyperlink>
+      <w:r>
+        <w:rPr>
+          <w:lang w:val="pt_PT" w:bidi="pt_PT"/>
+        </w:rPr>
+        <w:t>Rm 6.5</w:t>
+      </w:r>
+      <w:r>
+        <w:rPr>
+          <w:lang w:val="pt_PT" w:bidi="pt_PT"/>
+        </w:rPr>
+        <w:t xml:space="preserve">; </w:t>
+      </w:r>
+      <w:r>
+        <w:rPr>
+          <w:lang w:val="pt_PT" w:bidi="pt_PT"/>
+        </w:rPr>
+        <w:t>Gl 2.20</w:t>
+      </w:r>
+      <w:r>
+        <w:rPr>
+          <w:lang w:val="pt_PT" w:bidi="pt_PT"/>
+        </w:rPr>
+        <w:t xml:space="preserve">; </w:t>
+      </w:r>
+      <w:r>
+        <w:rPr>
+          <w:lang w:val="pt_PT" w:bidi="pt_PT"/>
+        </w:rPr>
+        <w:t>Ef 1.3</w:t>
+      </w:r>
+      <w:r>
+        <w:rPr>
+          <w:lang w:val="pt_PT" w:bidi="pt_PT"/>
+        </w:rPr>
+        <w:t xml:space="preserve">; </w:t>
+      </w:r>
+      <w:r>
+        <w:rPr>
+          <w:lang w:val="pt_PT" w:bidi="pt_PT"/>
+        </w:rPr>
+        <w:t>2.6</w:t>
+      </w:r>
+      <w:r>
+        <w:rPr>
+          <w:lang w:val="pt_PT" w:bidi="pt_PT"/>
+        </w:rPr>
+        <w:t xml:space="preserve">; </w:t>
+      </w:r>
+      <w:r>
+        <w:rPr>
+          <w:lang w:val="pt_PT" w:bidi="pt_PT"/>
+        </w:rPr>
+        <w:t>5.14</w:t>
+      </w:r>
+      <w:r>
+        <w:rPr>
+          <w:lang w:val="pt_PT" w:bidi="pt_PT"/>
+        </w:rPr>
+        <w:t xml:space="preserve">; </w:t>
+      </w:r>
+      <w:r>
+        <w:rPr>
+          <w:lang w:val="pt_PT" w:bidi="pt_PT"/>
+        </w:rPr>
+        <w:t>Cl 2.12</w:t>
+      </w:r>
+      <w:r>
+        <w:rPr>
+          <w:lang w:val="pt_PT" w:bidi="pt_PT"/>
+        </w:rPr>
+        <w:t xml:space="preserve">; </w:t>
+      </w:r>
+      <w:r>
+        <w:rPr>
+          <w:lang w:val="pt_PT" w:bidi="pt_PT"/>
+        </w:rPr>
+        <w:t>3.1–4</w:t>
+      </w:r>
       <w:r>
         <w:rPr>
           <w:lang w:val="pt_PT" w:bidi="pt_PT"/>
         </w:rPr>
         <w:t>) ensinando que eles já participavam plenamente da vida celestial, e talvez que a ressurreição física não ocorreria. Eles poderiam ter concluído a partir disso que a conduta no corpo (ou seja, a moralidade) era irrelevante, já que seus corpos mortais não poderiam impactar seus espíritos eternos. Ou, poderiam ter seguido o caminho oposto, em direção ao ascetismo que nega o mundo (</w:t>
       </w:r>
-      <w:hyperlink r:id="rId114">
-        <w:r>
-          <w:rPr>
-            <w:lang w:val="pt_PT" w:bidi="pt_PT"/>
-          </w:rPr>
-          <w:rPr>
-            <w:color w:val="0000EE"/>
-            <w:u w:val="single"/>
-          </w:rPr>
-          <w:t>1Tm 4.3</w:t>
-        </w:r>
-      </w:hyperlink>
+      <w:r>
+        <w:rPr>
+          <w:lang w:val="pt_PT" w:bidi="pt_PT"/>
+        </w:rPr>
+        <w:t>1Tm 4.3</w:t>
+      </w:r>
       <w:r>
         <w:rPr>
           <w:lang w:val="pt_PT" w:bidi="pt_PT"/>
         </w:rPr>
         <w:t xml:space="preserve">; veja </w:t>
       </w:r>
-      <w:hyperlink r:id="rId115">
-        <w:r>
-          <w:rPr>
-            <w:lang w:val="pt_PT" w:bidi="pt_PT"/>
-          </w:rPr>
-          <w:rPr>
-            <w:color w:val="0000EE"/>
-            <w:u w:val="single"/>
-          </w:rPr>
-          <w:t>Cl 2.8</w:t>
-        </w:r>
-      </w:hyperlink>
+      <w:r>
+        <w:rPr>
+          <w:lang w:val="pt_PT" w:bidi="pt_PT"/>
+        </w:rPr>
+        <w:t>Cl 2.8</w:t>
+      </w:r>
       <w:r>
         <w:rPr>
           <w:lang w:val="pt_PT" w:bidi="pt_PT"/>
         </w:rPr>
         <w:t xml:space="preserve">, </w:t>
       </w:r>
-      <w:hyperlink r:id="rId116">
-        <w:r>
-          <w:rPr>
-            <w:lang w:val="pt_PT" w:bidi="pt_PT"/>
-          </w:rPr>
-          <w:rPr>
-            <w:color w:val="0000EE"/>
-            <w:u w:val="single"/>
-          </w:rPr>
-          <w:t>16–23</w:t>
-        </w:r>
-      </w:hyperlink>
+      <w:r>
+        <w:rPr>
+          <w:lang w:val="pt_PT" w:bidi="pt_PT"/>
+        </w:rPr>
+        <w:t>16–23</w:t>
+      </w:r>
       <w:r>
         <w:rPr>
           <w:lang w:val="pt_PT" w:bidi="pt_PT"/>
         </w:rPr>
         <w:t xml:space="preserve">), com a ideia de que o desfrute de coisas materiais é inapropriado para pessoas ressuscitadas e espirituais. Esses mestres podem ter entendido dos ensinamentos de Jesus (veja </w:t>
       </w:r>
-      <w:hyperlink r:id="rId117">
-        <w:r>
-          <w:rPr>
-            <w:lang w:val="pt_PT" w:bidi="pt_PT"/>
-          </w:rPr>
-          <w:rPr>
-            <w:color w:val="0000EE"/>
-            <w:u w:val="single"/>
-          </w:rPr>
-          <w:t>Mt 19.10–12</w:t>
-        </w:r>
-      </w:hyperlink>
-      <w:r>
-        <w:rPr>
-          <w:lang w:val="pt_PT" w:bidi="pt_PT"/>
-        </w:rPr>
-        <w:t xml:space="preserve">; </w:t>
-      </w:r>
-      <w:hyperlink r:id="rId118">
-        <w:r>
-          <w:rPr>
-            <w:lang w:val="pt_PT" w:bidi="pt_PT"/>
-          </w:rPr>
-          <w:rPr>
-            <w:color w:val="0000EE"/>
-            <w:u w:val="single"/>
-          </w:rPr>
-          <w:t>22.30</w:t>
-        </w:r>
-      </w:hyperlink>
+      <w:r>
+        <w:rPr>
+          <w:lang w:val="pt_PT" w:bidi="pt_PT"/>
+        </w:rPr>
+        <w:t>Mt 19.10–12</w:t>
+      </w:r>
+      <w:r>
+        <w:rPr>
+          <w:lang w:val="pt_PT" w:bidi="pt_PT"/>
+        </w:rPr>
+        <w:t xml:space="preserve">; </w:t>
+      </w:r>
+      <w:r>
+        <w:rPr>
+          <w:lang w:val="pt_PT" w:bidi="pt_PT"/>
+        </w:rPr>
+        <w:t>22.30</w:t>
+      </w:r>
       <w:r>
         <w:rPr>
           <w:lang w:val="pt_PT" w:bidi="pt_PT"/>
         </w:rPr>
         <w:t>) que o casamento deveria ser proibido (</w:t>
       </w:r>
-      <w:hyperlink r:id="rId114">
-        <w:r>
-          <w:rPr>
-            <w:lang w:val="pt_PT" w:bidi="pt_PT"/>
-          </w:rPr>
-          <w:rPr>
-            <w:color w:val="0000EE"/>
-            <w:u w:val="single"/>
-          </w:rPr>
-          <w:t>1Tm 4.3</w:t>
-        </w:r>
-      </w:hyperlink>
+      <w:r>
+        <w:rPr>
+          <w:lang w:val="pt_PT" w:bidi="pt_PT"/>
+        </w:rPr>
+        <w:t>1Tm 4.3</w:t>
+      </w:r>
       <w:r>
         <w:rPr>
           <w:lang w:val="pt_PT" w:bidi="pt_PT"/>
         </w:rPr>
         <w:t>). Seus ensinamentos sobre a lei do Antigo Testamento (</w:t>
       </w:r>
-      <w:hyperlink r:id="rId119">
-        <w:r>
-          <w:rPr>
-            <w:lang w:val="pt_PT" w:bidi="pt_PT"/>
-          </w:rPr>
-          <w:rPr>
-            <w:color w:val="0000EE"/>
-            <w:u w:val="single"/>
-          </w:rPr>
-          <w:t>1Tm 1.7–11</w:t>
-        </w:r>
-      </w:hyperlink>
+      <w:r>
+        <w:rPr>
+          <w:lang w:val="pt_PT" w:bidi="pt_PT"/>
+        </w:rPr>
+        <w:t>1Tm 1.7–11</w:t>
+      </w:r>
       <w:r>
         <w:rPr>
           <w:lang w:val="pt_PT" w:bidi="pt_PT"/>
         </w:rPr>
         <w:t xml:space="preserve">) podem ter levado à promoção de certos tabus. Seus ensinamentos podem ter envolvido uma promoção excessivamente agressiva da igualdade (veja </w:t>
       </w:r>
-      <w:hyperlink r:id="rId120">
-        <w:r>
-          <w:rPr>
-            <w:lang w:val="pt_PT" w:bidi="pt_PT"/>
-          </w:rPr>
-          <w:rPr>
-            <w:color w:val="0000EE"/>
-            <w:u w:val="single"/>
-          </w:rPr>
-          <w:t>2Tm 3.6</w:t>
-        </w:r>
-      </w:hyperlink>
+      <w:r>
+        <w:rPr>
+          <w:lang w:val="pt_PT" w:bidi="pt_PT"/>
+        </w:rPr>
+        <w:t>2Tm 3.6</w:t>
+      </w:r>
       <w:r>
         <w:rPr>
           <w:lang w:val="pt_PT" w:bidi="pt_PT"/>
         </w:rPr>
         <w:t xml:space="preserve">; cf. </w:t>
       </w:r>
-      <w:hyperlink r:id="rId121">
-        <w:r>
-          <w:rPr>
-            <w:lang w:val="pt_PT" w:bidi="pt_PT"/>
-          </w:rPr>
-          <w:rPr>
-            <w:color w:val="0000EE"/>
-            <w:u w:val="single"/>
-          </w:rPr>
-          <w:t>Gl 3.28</w:t>
-        </w:r>
-      </w:hyperlink>
-      <w:r>
-        <w:rPr>
-          <w:lang w:val="pt_PT" w:bidi="pt_PT"/>
-        </w:rPr>
-        <w:t xml:space="preserve">; </w:t>
-      </w:r>
-      <w:hyperlink r:id="rId122">
-        <w:r>
-          <w:rPr>
-            <w:lang w:val="pt_PT" w:bidi="pt_PT"/>
-          </w:rPr>
-          <w:rPr>
-            <w:color w:val="0000EE"/>
-            <w:u w:val="single"/>
-          </w:rPr>
-          <w:t>1Tm 2.11–15</w:t>
-        </w:r>
-      </w:hyperlink>
+      <w:r>
+        <w:rPr>
+          <w:lang w:val="pt_PT" w:bidi="pt_PT"/>
+        </w:rPr>
+        <w:t>Gl 3.28</w:t>
+      </w:r>
+      <w:r>
+        <w:rPr>
+          <w:lang w:val="pt_PT" w:bidi="pt_PT"/>
+        </w:rPr>
+        <w:t xml:space="preserve">; </w:t>
+      </w:r>
+      <w:r>
+        <w:rPr>
+          <w:lang w:val="pt_PT" w:bidi="pt_PT"/>
+        </w:rPr>
+        <w:t>1Tm 2.11–15</w:t>
+      </w:r>
       <w:r>
         <w:rPr>
           <w:lang w:val="pt_PT" w:bidi="pt_PT"/>
         </w:rPr>
         <w:t xml:space="preserve">) na crença de que a era vindoura já estava aqui. Seu ensino pode ter se concentrado exclusivamente no poder da ressurreição, o que contradiz a mensagem de Paulo sobre sofrimento e a cruz (veja </w:t>
       </w:r>
-      <w:hyperlink r:id="rId51">
-        <w:r>
-          <w:rPr>
-            <w:lang w:val="pt_PT" w:bidi="pt_PT"/>
-          </w:rPr>
-          <w:rPr>
-            <w:color w:val="0000EE"/>
-            <w:u w:val="single"/>
-          </w:rPr>
-          <w:t>2Tm 1.8</w:t>
-        </w:r>
-      </w:hyperlink>
+      <w:r>
+        <w:rPr>
+          <w:lang w:val="pt_PT" w:bidi="pt_PT"/>
+        </w:rPr>
+        <w:t>2Tm 1.8</w:t>
+      </w:r>
       <w:r>
         <w:rPr>
           <w:lang w:val="pt_PT" w:bidi="pt_PT"/>
         </w:rPr>
         <w:t>,</w:t>
       </w:r>
-      <w:hyperlink r:id="rId92">
-        <w:r>
-          <w:rPr>
-            <w:lang w:val="pt_PT" w:bidi="pt_PT"/>
-          </w:rPr>
-          <w:rPr>
-            <w:color w:val="0000EE"/>
-            <w:u w:val="single"/>
-          </w:rPr>
-          <w:t>12</w:t>
-        </w:r>
-      </w:hyperlink>
-      <w:r>
-        <w:rPr>
-          <w:lang w:val="pt_PT" w:bidi="pt_PT"/>
-        </w:rPr>
-        <w:t xml:space="preserve">; </w:t>
-      </w:r>
-      <w:hyperlink r:id="rId89">
-        <w:r>
-          <w:rPr>
-            <w:lang w:val="pt_PT" w:bidi="pt_PT"/>
-          </w:rPr>
-          <w:rPr>
-            <w:color w:val="0000EE"/>
-            <w:u w:val="single"/>
-          </w:rPr>
-          <w:t>2.8–13</w:t>
-        </w:r>
-      </w:hyperlink>
+      <w:r>
+        <w:rPr>
+          <w:lang w:val="pt_PT" w:bidi="pt_PT"/>
+        </w:rPr>
+        <w:t>12</w:t>
+      </w:r>
+      <w:r>
+        <w:rPr>
+          <w:lang w:val="pt_PT" w:bidi="pt_PT"/>
+        </w:rPr>
+        <w:t xml:space="preserve">; </w:t>
+      </w:r>
+      <w:r>
+        <w:rPr>
+          <w:lang w:val="pt_PT" w:bidi="pt_PT"/>
+        </w:rPr>
+        <w:t>2.8–13</w:t>
+      </w:r>
       <w:r>
         <w:rPr>
           <w:lang w:val="pt_PT" w:bidi="pt_PT"/>
         </w:rPr>
         <w:t xml:space="preserve">; cf. </w:t>
       </w:r>
-      <w:hyperlink r:id="rId123">
-        <w:r>
-          <w:rPr>
-            <w:lang w:val="pt_PT" w:bidi="pt_PT"/>
-          </w:rPr>
-          <w:rPr>
-            <w:color w:val="0000EE"/>
-            <w:u w:val="single"/>
-          </w:rPr>
-          <w:t>1Co 4.8–13</w:t>
-        </w:r>
-      </w:hyperlink>
-      <w:r>
-        <w:rPr>
-          <w:lang w:val="pt_PT" w:bidi="pt_PT"/>
-        </w:rPr>
-        <w:t xml:space="preserve">; </w:t>
-      </w:r>
-      <w:hyperlink r:id="rId95">
-        <w:r>
-          <w:rPr>
-            <w:lang w:val="pt_PT" w:bidi="pt_PT"/>
-          </w:rPr>
-          <w:rPr>
-            <w:color w:val="0000EE"/>
-            <w:u w:val="single"/>
-          </w:rPr>
-          <w:t>2Co 12.8–10</w:t>
-        </w:r>
-      </w:hyperlink>
+      <w:r>
+        <w:rPr>
+          <w:lang w:val="pt_PT" w:bidi="pt_PT"/>
+        </w:rPr>
+        <w:t>1Co 4.8–13</w:t>
+      </w:r>
+      <w:r>
+        <w:rPr>
+          <w:lang w:val="pt_PT" w:bidi="pt_PT"/>
+        </w:rPr>
+        <w:t xml:space="preserve">; </w:t>
+      </w:r>
+      <w:r>
+        <w:rPr>
+          <w:lang w:val="pt_PT" w:bidi="pt_PT"/>
+        </w:rPr>
+        <w:t>2Co 12.8–10</w:t>
+      </w:r>
       <w:r>
         <w:rPr>
           <w:lang w:val="pt_PT" w:bidi="pt_PT"/>
         </w:rPr>
         <w:t>). Seja qual for sua forma exata, Paulo descreve seu ensino como “conversa inútil e tola” (</w:t>
       </w:r>
-      <w:hyperlink r:id="rId103">
-        <w:r>
-          <w:rPr>
-            <w:lang w:val="pt_PT" w:bidi="pt_PT"/>
-          </w:rPr>
-          <w:rPr>
-            <w:color w:val="0000EE"/>
-            <w:u w:val="single"/>
-          </w:rPr>
-          <w:t>2Tm 2.16</w:t>
-        </w:r>
-      </w:hyperlink>
+      <w:r>
+        <w:rPr>
+          <w:lang w:val="pt_PT" w:bidi="pt_PT"/>
+        </w:rPr>
+        <w:t>2Tm 2.16</w:t>
+      </w:r>
       <w:r>
         <w:rPr>
           <w:lang w:val="pt_PT" w:bidi="pt_PT"/>
@@ -4144,216 +3376,144 @@
         </w:rPr>
         <w:t xml:space="preserve">Paulo assegura a Timóteo que o falso ensino não prevalecerá (veja </w:t>
       </w:r>
-      <w:hyperlink r:id="rId124">
-        <w:r>
-          <w:rPr>
-            <w:lang w:val="pt_PT" w:bidi="pt_PT"/>
-          </w:rPr>
-          <w:rPr>
-            <w:color w:val="0000EE"/>
-            <w:u w:val="single"/>
-          </w:rPr>
-          <w:t>3.9</w:t>
-        </w:r>
-      </w:hyperlink>
+      <w:r>
+        <w:rPr>
+          <w:lang w:val="pt_PT" w:bidi="pt_PT"/>
+        </w:rPr>
+        <w:t>3.9</w:t>
+      </w:r>
       <w:r>
         <w:rPr>
           <w:lang w:val="pt_PT" w:bidi="pt_PT"/>
         </w:rPr>
         <w:t>), e ele reforça o chamado à pureza. • firme alicerce: Esta metáfora enfatiza a imunidade à destruição (</w:t>
       </w:r>
-      <w:hyperlink r:id="rId125">
-        <w:r>
-          <w:rPr>
-            <w:lang w:val="pt_PT" w:bidi="pt_PT"/>
-          </w:rPr>
-          <w:rPr>
-            <w:color w:val="0000EE"/>
-            <w:u w:val="single"/>
-          </w:rPr>
-          <w:t>Is 28.16</w:t>
-        </w:r>
-      </w:hyperlink>
+      <w:r>
+        <w:rPr>
+          <w:lang w:val="pt_PT" w:bidi="pt_PT"/>
+        </w:rPr>
+        <w:t>Is 28.16</w:t>
+      </w:r>
       <w:r>
         <w:rPr>
           <w:lang w:val="pt_PT" w:bidi="pt_PT"/>
         </w:rPr>
         <w:t xml:space="preserve">) e pode refletir um templo (veja também </w:t>
       </w:r>
-      <w:hyperlink r:id="rId126">
-        <w:r>
-          <w:rPr>
-            <w:lang w:val="pt_PT" w:bidi="pt_PT"/>
-          </w:rPr>
-          <w:rPr>
-            <w:color w:val="0000EE"/>
-            <w:u w:val="single"/>
-          </w:rPr>
-          <w:t>1Tm 3.15</w:t>
-        </w:r>
-      </w:hyperlink>
-      <w:r>
-        <w:rPr>
-          <w:lang w:val="pt_PT" w:bidi="pt_PT"/>
-        </w:rPr>
-        <w:t xml:space="preserve">; </w:t>
-      </w:r>
-      <w:hyperlink r:id="rId127">
-        <w:r>
-          <w:rPr>
-            <w:lang w:val="pt_PT" w:bidi="pt_PT"/>
-          </w:rPr>
-          <w:rPr>
-            <w:color w:val="0000EE"/>
-            <w:u w:val="single"/>
-          </w:rPr>
-          <w:t>1Co 3.11</w:t>
-        </w:r>
-      </w:hyperlink>
-      <w:r>
-        <w:rPr>
-          <w:lang w:val="pt_PT" w:bidi="pt_PT"/>
-        </w:rPr>
-        <w:t xml:space="preserve">; </w:t>
-      </w:r>
-      <w:hyperlink r:id="rId128">
-        <w:r>
-          <w:rPr>
-            <w:lang w:val="pt_PT" w:bidi="pt_PT"/>
-          </w:rPr>
-          <w:rPr>
-            <w:color w:val="0000EE"/>
-            <w:u w:val="single"/>
-          </w:rPr>
-          <w:t>Ef 2.20</w:t>
-        </w:r>
-      </w:hyperlink>
-      <w:r>
-        <w:rPr>
-          <w:lang w:val="pt_PT" w:bidi="pt_PT"/>
-        </w:rPr>
-        <w:t xml:space="preserve">; </w:t>
-      </w:r>
-      <w:hyperlink r:id="rId129">
-        <w:r>
-          <w:rPr>
-            <w:lang w:val="pt_PT" w:bidi="pt_PT"/>
-          </w:rPr>
-          <w:rPr>
-            <w:color w:val="0000EE"/>
-            <w:u w:val="single"/>
-          </w:rPr>
-          <w:t>1Pe 2.4–7</w:t>
-        </w:r>
-      </w:hyperlink>
-      <w:r>
-        <w:rPr>
-          <w:lang w:val="pt_PT" w:bidi="pt_PT"/>
-        </w:rPr>
-        <w:t xml:space="preserve">; </w:t>
-      </w:r>
-      <w:hyperlink r:id="rId130">
-        <w:r>
-          <w:rPr>
-            <w:lang w:val="pt_PT" w:bidi="pt_PT"/>
-          </w:rPr>
-          <w:rPr>
-            <w:color w:val="0000EE"/>
-            <w:u w:val="single"/>
-          </w:rPr>
-          <w:t>Ap 21.14</w:t>
-        </w:r>
-      </w:hyperlink>
+      <w:r>
+        <w:rPr>
+          <w:lang w:val="pt_PT" w:bidi="pt_PT"/>
+        </w:rPr>
+        <w:t>1Tm 3.15</w:t>
+      </w:r>
+      <w:r>
+        <w:rPr>
+          <w:lang w:val="pt_PT" w:bidi="pt_PT"/>
+        </w:rPr>
+        <w:t xml:space="preserve">; </w:t>
+      </w:r>
+      <w:r>
+        <w:rPr>
+          <w:lang w:val="pt_PT" w:bidi="pt_PT"/>
+        </w:rPr>
+        <w:t>1Co 3.11</w:t>
+      </w:r>
+      <w:r>
+        <w:rPr>
+          <w:lang w:val="pt_PT" w:bidi="pt_PT"/>
+        </w:rPr>
+        <w:t xml:space="preserve">; </w:t>
+      </w:r>
+      <w:r>
+        <w:rPr>
+          <w:lang w:val="pt_PT" w:bidi="pt_PT"/>
+        </w:rPr>
+        <w:t>Ef 2.20</w:t>
+      </w:r>
+      <w:r>
+        <w:rPr>
+          <w:lang w:val="pt_PT" w:bidi="pt_PT"/>
+        </w:rPr>
+        <w:t xml:space="preserve">; </w:t>
+      </w:r>
+      <w:r>
+        <w:rPr>
+          <w:lang w:val="pt_PT" w:bidi="pt_PT"/>
+        </w:rPr>
+        <w:t>1Pe 2.4–7</w:t>
+      </w:r>
+      <w:r>
+        <w:rPr>
+          <w:lang w:val="pt_PT" w:bidi="pt_PT"/>
+        </w:rPr>
+        <w:t xml:space="preserve">; </w:t>
+      </w:r>
+      <w:r>
+        <w:rPr>
+          <w:lang w:val="pt_PT" w:bidi="pt_PT"/>
+        </w:rPr>
+        <w:t>Ap 21.14</w:t>
+      </w:r>
       <w:r>
         <w:rPr>
           <w:lang w:val="pt_PT" w:bidi="pt_PT"/>
         </w:rPr>
         <w:t xml:space="preserve">). • O Senhor conhece: Esta citação alude a </w:t>
       </w:r>
-      <w:hyperlink r:id="rId131">
-        <w:r>
-          <w:rPr>
-            <w:lang w:val="pt_PT" w:bidi="pt_PT"/>
-          </w:rPr>
-          <w:rPr>
-            <w:color w:val="0000EE"/>
-            <w:u w:val="single"/>
-          </w:rPr>
-          <w:t>Nm 16.5</w:t>
-        </w:r>
-      </w:hyperlink>
+      <w:r>
+        <w:rPr>
+          <w:lang w:val="pt_PT" w:bidi="pt_PT"/>
+        </w:rPr>
+        <w:t>Nm 16.5</w:t>
+      </w:r>
       <w:r>
         <w:rPr>
           <w:lang w:val="pt_PT" w:bidi="pt_PT"/>
         </w:rPr>
         <w:t xml:space="preserve">. • Toda pessoa que diz que pertence ao Senhor precisa abandonar o pecado: Veja </w:t>
       </w:r>
-      <w:hyperlink r:id="rId132">
-        <w:r>
-          <w:rPr>
-            <w:lang w:val="pt_PT" w:bidi="pt_PT"/>
-          </w:rPr>
-          <w:rPr>
-            <w:color w:val="0000EE"/>
-            <w:u w:val="single"/>
-          </w:rPr>
-          <w:t>Is 52.11</w:t>
-        </w:r>
-      </w:hyperlink>
+      <w:r>
+        <w:rPr>
+          <w:lang w:val="pt_PT" w:bidi="pt_PT"/>
+        </w:rPr>
+        <w:t>Is 52.11</w:t>
+      </w:r>
       <w:r>
         <w:rPr>
           <w:lang w:val="pt_PT" w:bidi="pt_PT"/>
         </w:rPr>
         <w:t xml:space="preserve">; cp. </w:t>
       </w:r>
-      <w:hyperlink r:id="rId133">
-        <w:r>
-          <w:rPr>
-            <w:lang w:val="pt_PT" w:bidi="pt_PT"/>
-          </w:rPr>
-          <w:rPr>
-            <w:color w:val="0000EE"/>
-            <w:u w:val="single"/>
-          </w:rPr>
-          <w:t>Nm 16.26–27</w:t>
-        </w:r>
-      </w:hyperlink>
-      <w:r>
-        <w:rPr>
-          <w:lang w:val="pt_PT" w:bidi="pt_PT"/>
-        </w:rPr>
-        <w:t xml:space="preserve">; </w:t>
-      </w:r>
-      <w:hyperlink r:id="rId134">
-        <w:r>
-          <w:rPr>
-            <w:lang w:val="pt_PT" w:bidi="pt_PT"/>
-          </w:rPr>
-          <w:rPr>
-            <w:color w:val="0000EE"/>
-            <w:u w:val="single"/>
-          </w:rPr>
-          <w:t>Lv 24.16</w:t>
-        </w:r>
-      </w:hyperlink>
-      <w:r>
-        <w:rPr>
-          <w:lang w:val="pt_PT" w:bidi="pt_PT"/>
-        </w:rPr>
-        <w:t xml:space="preserve">; </w:t>
-      </w:r>
-      <w:hyperlink r:id="rId135">
-        <w:r>
-          <w:rPr>
-            <w:lang w:val="pt_PT" w:bidi="pt_PT"/>
-          </w:rPr>
-          <w:rPr>
-            <w:color w:val="0000EE"/>
-            <w:u w:val="single"/>
-          </w:rPr>
-          <w:t>Sl 6.8</w:t>
-        </w:r>
-      </w:hyperlink>
+      <w:r>
+        <w:rPr>
+          <w:lang w:val="pt_PT" w:bidi="pt_PT"/>
+        </w:rPr>
+        <w:t>Nm 16.26–27</w:t>
+      </w:r>
+      <w:r>
+        <w:rPr>
+          <w:lang w:val="pt_PT" w:bidi="pt_PT"/>
+        </w:rPr>
+        <w:t xml:space="preserve">; </w:t>
+      </w:r>
+      <w:r>
+        <w:rPr>
+          <w:lang w:val="pt_PT" w:bidi="pt_PT"/>
+        </w:rPr>
+        <w:t>Lv 24.16</w:t>
+      </w:r>
+      <w:r>
+        <w:rPr>
+          <w:lang w:val="pt_PT" w:bidi="pt_PT"/>
+        </w:rPr>
+        <w:t xml:space="preserve">; </w:t>
+      </w:r>
+      <w:r>
+        <w:rPr>
+          <w:lang w:val="pt_PT" w:bidi="pt_PT"/>
+        </w:rPr>
+        <w:t>Sl 6.8</w:t>
+      </w:r>
       <w:r>
         <w:rPr>
           <w:lang w:val="pt_PT" w:bidi="pt_PT"/>
@@ -4408,36 +3568,24 @@
         </w:rPr>
         <w:t xml:space="preserve">Baseando-se em </w:t>
       </w:r>
-      <w:hyperlink r:id="rId97">
-        <w:r>
-          <w:rPr>
-            <w:lang w:val="pt_PT" w:bidi="pt_PT"/>
-          </w:rPr>
-          <w:rPr>
-            <w:color w:val="0000EE"/>
-            <w:u w:val="single"/>
-          </w:rPr>
-          <w:t>2.19</w:t>
-        </w:r>
-      </w:hyperlink>
+      <w:r>
+        <w:rPr>
+          <w:lang w:val="pt_PT" w:bidi="pt_PT"/>
+        </w:rPr>
+        <w:t>2.19</w:t>
+      </w:r>
       <w:r>
         <w:rPr>
           <w:lang w:val="pt_PT" w:bidi="pt_PT"/>
         </w:rPr>
         <w:t xml:space="preserve">, Paulo usa imagens sobre os utensílios em uma casa rica (veja </w:t>
       </w:r>
-      <w:hyperlink r:id="rId136">
-        <w:r>
-          <w:rPr>
-            <w:lang w:val="pt_PT" w:bidi="pt_PT"/>
-          </w:rPr>
-          <w:rPr>
-            <w:color w:val="0000EE"/>
-            <w:u w:val="single"/>
-          </w:rPr>
-          <w:t>Rm 9.21</w:t>
-        </w:r>
-      </w:hyperlink>
+      <w:r>
+        <w:rPr>
+          <w:lang w:val="pt_PT" w:bidi="pt_PT"/>
+        </w:rPr>
+        <w:t>Rm 9.21</w:t>
+      </w:r>
       <w:r>
         <w:rPr>
           <w:lang w:val="pt_PT" w:bidi="pt_PT"/>
@@ -4492,162 +3640,108 @@
         </w:rPr>
         <w:t xml:space="preserve">os que com um coração puro pedem a ajuda do Senhor: Cf. </w:t>
       </w:r>
-      <w:hyperlink r:id="rId137">
-        <w:r>
-          <w:rPr>
-            <w:lang w:val="pt_PT" w:bidi="pt_PT"/>
-          </w:rPr>
-          <w:rPr>
-            <w:color w:val="0000EE"/>
-            <w:u w:val="single"/>
-          </w:rPr>
-          <w:t>Sl 99.6</w:t>
-        </w:r>
-      </w:hyperlink>
-      <w:r>
-        <w:rPr>
-          <w:lang w:val="pt_PT" w:bidi="pt_PT"/>
-        </w:rPr>
-        <w:t xml:space="preserve">; </w:t>
-      </w:r>
-      <w:hyperlink r:id="rId138">
-        <w:r>
-          <w:rPr>
-            <w:lang w:val="pt_PT" w:bidi="pt_PT"/>
-          </w:rPr>
-          <w:rPr>
-            <w:color w:val="0000EE"/>
-            <w:u w:val="single"/>
-          </w:rPr>
-          <w:t>Jl 2.32</w:t>
-        </w:r>
-      </w:hyperlink>
-      <w:r>
-        <w:rPr>
-          <w:lang w:val="pt_PT" w:bidi="pt_PT"/>
-        </w:rPr>
-        <w:t xml:space="preserve">; </w:t>
-      </w:r>
-      <w:hyperlink r:id="rId139">
-        <w:r>
-          <w:rPr>
-            <w:lang w:val="pt_PT" w:bidi="pt_PT"/>
-          </w:rPr>
-          <w:rPr>
-            <w:color w:val="0000EE"/>
-            <w:u w:val="single"/>
-          </w:rPr>
-          <w:t>At 2.21</w:t>
-        </w:r>
-      </w:hyperlink>
-      <w:r>
-        <w:rPr>
-          <w:lang w:val="pt_PT" w:bidi="pt_PT"/>
-        </w:rPr>
-        <w:t xml:space="preserve">; </w:t>
-      </w:r>
-      <w:hyperlink r:id="rId140">
-        <w:r>
-          <w:rPr>
-            <w:lang w:val="pt_PT" w:bidi="pt_PT"/>
-          </w:rPr>
-          <w:rPr>
-            <w:color w:val="0000EE"/>
-            <w:u w:val="single"/>
-          </w:rPr>
-          <w:t>9.14</w:t>
-        </w:r>
-      </w:hyperlink>
+      <w:r>
+        <w:rPr>
+          <w:lang w:val="pt_PT" w:bidi="pt_PT"/>
+        </w:rPr>
+        <w:t>Sl 99.6</w:t>
+      </w:r>
+      <w:r>
+        <w:rPr>
+          <w:lang w:val="pt_PT" w:bidi="pt_PT"/>
+        </w:rPr>
+        <w:t xml:space="preserve">; </w:t>
+      </w:r>
+      <w:r>
+        <w:rPr>
+          <w:lang w:val="pt_PT" w:bidi="pt_PT"/>
+        </w:rPr>
+        <w:t>Jl 2.32</w:t>
+      </w:r>
+      <w:r>
+        <w:rPr>
+          <w:lang w:val="pt_PT" w:bidi="pt_PT"/>
+        </w:rPr>
+        <w:t xml:space="preserve">; </w:t>
+      </w:r>
+      <w:r>
+        <w:rPr>
+          <w:lang w:val="pt_PT" w:bidi="pt_PT"/>
+        </w:rPr>
+        <w:t>At 2.21</w:t>
+      </w:r>
+      <w:r>
+        <w:rPr>
+          <w:lang w:val="pt_PT" w:bidi="pt_PT"/>
+        </w:rPr>
+        <w:t xml:space="preserve">; </w:t>
+      </w:r>
+      <w:r>
+        <w:rPr>
+          <w:lang w:val="pt_PT" w:bidi="pt_PT"/>
+        </w:rPr>
+        <w:t>9.14</w:t>
+      </w:r>
       <w:r>
         <w:rPr>
           <w:lang w:val="pt_PT" w:bidi="pt_PT"/>
         </w:rPr>
         <w:t>,</w:t>
       </w:r>
-      <w:hyperlink r:id="rId141">
-        <w:r>
-          <w:rPr>
-            <w:lang w:val="pt_PT" w:bidi="pt_PT"/>
-          </w:rPr>
-          <w:rPr>
-            <w:color w:val="0000EE"/>
-            <w:u w:val="single"/>
-          </w:rPr>
-          <w:t>21</w:t>
-        </w:r>
-      </w:hyperlink>
-      <w:r>
-        <w:rPr>
-          <w:lang w:val="pt_PT" w:bidi="pt_PT"/>
-        </w:rPr>
-        <w:t xml:space="preserve">; </w:t>
-      </w:r>
-      <w:hyperlink r:id="rId142">
-        <w:r>
-          <w:rPr>
-            <w:lang w:val="pt_PT" w:bidi="pt_PT"/>
-          </w:rPr>
-          <w:rPr>
-            <w:color w:val="0000EE"/>
-            <w:u w:val="single"/>
-          </w:rPr>
-          <w:t>22.16</w:t>
-        </w:r>
-      </w:hyperlink>
-      <w:r>
-        <w:rPr>
-          <w:lang w:val="pt_PT" w:bidi="pt_PT"/>
-        </w:rPr>
-        <w:t xml:space="preserve">; </w:t>
-      </w:r>
-      <w:hyperlink r:id="rId143">
-        <w:r>
-          <w:rPr>
-            <w:lang w:val="pt_PT" w:bidi="pt_PT"/>
-          </w:rPr>
-          <w:rPr>
-            <w:color w:val="0000EE"/>
-            <w:u w:val="single"/>
-          </w:rPr>
-          <w:t>Rm 10.12–13</w:t>
-        </w:r>
-      </w:hyperlink>
-      <w:r>
-        <w:rPr>
-          <w:lang w:val="pt_PT" w:bidi="pt_PT"/>
-        </w:rPr>
-        <w:t xml:space="preserve">; </w:t>
-      </w:r>
-      <w:hyperlink r:id="rId144">
-        <w:r>
-          <w:rPr>
-            <w:lang w:val="pt_PT" w:bidi="pt_PT"/>
-          </w:rPr>
-          <w:rPr>
-            <w:color w:val="0000EE"/>
-            <w:u w:val="single"/>
-          </w:rPr>
-          <w:t>1Co 1.2</w:t>
-        </w:r>
-      </w:hyperlink>
+      <w:r>
+        <w:rPr>
+          <w:lang w:val="pt_PT" w:bidi="pt_PT"/>
+        </w:rPr>
+        <w:t>21</w:t>
+      </w:r>
+      <w:r>
+        <w:rPr>
+          <w:lang w:val="pt_PT" w:bidi="pt_PT"/>
+        </w:rPr>
+        <w:t xml:space="preserve">; </w:t>
+      </w:r>
+      <w:r>
+        <w:rPr>
+          <w:lang w:val="pt_PT" w:bidi="pt_PT"/>
+        </w:rPr>
+        <w:t>22.16</w:t>
+      </w:r>
+      <w:r>
+        <w:rPr>
+          <w:lang w:val="pt_PT" w:bidi="pt_PT"/>
+        </w:rPr>
+        <w:t xml:space="preserve">; </w:t>
+      </w:r>
+      <w:r>
+        <w:rPr>
+          <w:lang w:val="pt_PT" w:bidi="pt_PT"/>
+        </w:rPr>
+        <w:t>Rm 10.12–13</w:t>
+      </w:r>
+      <w:r>
+        <w:rPr>
+          <w:lang w:val="pt_PT" w:bidi="pt_PT"/>
+        </w:rPr>
+        <w:t xml:space="preserve">; </w:t>
+      </w:r>
+      <w:r>
+        <w:rPr>
+          <w:lang w:val="pt_PT" w:bidi="pt_PT"/>
+        </w:rPr>
+        <w:t>1Co 1.2</w:t>
+      </w:r>
       <w:r>
         <w:rPr>
           <w:lang w:val="pt_PT" w:bidi="pt_PT"/>
         </w:rPr>
         <w:t xml:space="preserve">. • com coração puro: Cf. </w:t>
       </w:r>
-      <w:hyperlink r:id="rId21">
-        <w:r>
-          <w:rPr>
-            <w:lang w:val="pt_PT" w:bidi="pt_PT"/>
-          </w:rPr>
-          <w:rPr>
-            <w:color w:val="0000EE"/>
-            <w:u w:val="single"/>
-          </w:rPr>
-          <w:t>1Tm 1.5</w:t>
-        </w:r>
-      </w:hyperlink>
+      <w:r>
+        <w:rPr>
+          <w:lang w:val="pt_PT" w:bidi="pt_PT"/>
+        </w:rPr>
+        <w:t>1Tm 1.5</w:t>
+      </w:r>
       <w:r>
         <w:rPr>
           <w:lang w:val="pt_PT" w:bidi="pt_PT"/>
@@ -4702,126 +3796,84 @@
         </w:rPr>
         <w:t xml:space="preserve">O servo do Senhor: Veja </w:t>
       </w:r>
-      <w:hyperlink r:id="rId145">
-        <w:r>
-          <w:rPr>
-            <w:lang w:val="pt_PT" w:bidi="pt_PT"/>
-          </w:rPr>
-          <w:rPr>
-            <w:color w:val="0000EE"/>
-            <w:u w:val="single"/>
-          </w:rPr>
-          <w:t>Tt 1.1</w:t>
-        </w:r>
-      </w:hyperlink>
+      <w:r>
+        <w:rPr>
+          <w:lang w:val="pt_PT" w:bidi="pt_PT"/>
+        </w:rPr>
+        <w:t>Tt 1.1</w:t>
+      </w:r>
       <w:r>
         <w:rPr>
           <w:lang w:val="pt_PT" w:bidi="pt_PT"/>
         </w:rPr>
         <w:t xml:space="preserve">; cp. </w:t>
       </w:r>
-      <w:hyperlink r:id="rId146">
-        <w:r>
-          <w:rPr>
-            <w:lang w:val="pt_PT" w:bidi="pt_PT"/>
-          </w:rPr>
-          <w:rPr>
-            <w:color w:val="0000EE"/>
-            <w:u w:val="single"/>
-          </w:rPr>
-          <w:t>Is 42.1–2</w:t>
-        </w:r>
-      </w:hyperlink>
-      <w:r>
-        <w:rPr>
-          <w:lang w:val="pt_PT" w:bidi="pt_PT"/>
-        </w:rPr>
-        <w:t xml:space="preserve">; </w:t>
-      </w:r>
-      <w:hyperlink r:id="rId147">
-        <w:r>
-          <w:rPr>
-            <w:lang w:val="pt_PT" w:bidi="pt_PT"/>
-          </w:rPr>
-          <w:rPr>
-            <w:color w:val="0000EE"/>
-            <w:u w:val="single"/>
-          </w:rPr>
-          <w:t>50.6</w:t>
-        </w:r>
-      </w:hyperlink>
-      <w:r>
-        <w:rPr>
-          <w:lang w:val="pt_PT" w:bidi="pt_PT"/>
-        </w:rPr>
-        <w:t xml:space="preserve">; </w:t>
-      </w:r>
-      <w:hyperlink r:id="rId148">
-        <w:r>
-          <w:rPr>
-            <w:lang w:val="pt_PT" w:bidi="pt_PT"/>
-          </w:rPr>
-          <w:rPr>
-            <w:color w:val="0000EE"/>
-            <w:u w:val="single"/>
-          </w:rPr>
-          <w:t>53.7</w:t>
-        </w:r>
-      </w:hyperlink>
-      <w:r>
-        <w:rPr>
-          <w:lang w:val="pt_PT" w:bidi="pt_PT"/>
-        </w:rPr>
-        <w:t xml:space="preserve">; </w:t>
-      </w:r>
-      <w:hyperlink r:id="rId149">
-        <w:r>
-          <w:rPr>
-            <w:lang w:val="pt_PT" w:bidi="pt_PT"/>
-          </w:rPr>
-          <w:rPr>
-            <w:color w:val="0000EE"/>
-            <w:u w:val="single"/>
-          </w:rPr>
-          <w:t>Mt 12.14–21</w:t>
-        </w:r>
-      </w:hyperlink>
+      <w:r>
+        <w:rPr>
+          <w:lang w:val="pt_PT" w:bidi="pt_PT"/>
+        </w:rPr>
+        <w:t>Is 42.1–2</w:t>
+      </w:r>
+      <w:r>
+        <w:rPr>
+          <w:lang w:val="pt_PT" w:bidi="pt_PT"/>
+        </w:rPr>
+        <w:t xml:space="preserve">; </w:t>
+      </w:r>
+      <w:r>
+        <w:rPr>
+          <w:lang w:val="pt_PT" w:bidi="pt_PT"/>
+        </w:rPr>
+        <w:t>50.6</w:t>
+      </w:r>
+      <w:r>
+        <w:rPr>
+          <w:lang w:val="pt_PT" w:bidi="pt_PT"/>
+        </w:rPr>
+        <w:t xml:space="preserve">; </w:t>
+      </w:r>
+      <w:r>
+        <w:rPr>
+          <w:lang w:val="pt_PT" w:bidi="pt_PT"/>
+        </w:rPr>
+        <w:t>53.7</w:t>
+      </w:r>
+      <w:r>
+        <w:rPr>
+          <w:lang w:val="pt_PT" w:bidi="pt_PT"/>
+        </w:rPr>
+        <w:t xml:space="preserve">; </w:t>
+      </w:r>
+      <w:r>
+        <w:rPr>
+          <w:lang w:val="pt_PT" w:bidi="pt_PT"/>
+        </w:rPr>
+        <w:t>Mt 12.14–21</w:t>
+      </w:r>
       <w:r>
         <w:rPr>
           <w:lang w:val="pt_PT" w:bidi="pt_PT"/>
         </w:rPr>
         <w:t xml:space="preserve">. • ser um mestre bom e paciente: Veja </w:t>
       </w:r>
-      <w:hyperlink r:id="rId150">
-        <w:r>
-          <w:rPr>
-            <w:lang w:val="pt_PT" w:bidi="pt_PT"/>
-          </w:rPr>
-          <w:rPr>
-            <w:color w:val="0000EE"/>
-            <w:u w:val="single"/>
-          </w:rPr>
-          <w:t>1Tm 3.2–3</w:t>
-        </w:r>
-      </w:hyperlink>
-      <w:r>
-        <w:rPr>
-          <w:lang w:val="pt_PT" w:bidi="pt_PT"/>
-        </w:rPr>
-        <w:t xml:space="preserve">; </w:t>
-      </w:r>
-      <w:hyperlink r:id="rId151">
-        <w:r>
-          <w:rPr>
-            <w:lang w:val="pt_PT" w:bidi="pt_PT"/>
-          </w:rPr>
-          <w:rPr>
-            <w:color w:val="0000EE"/>
-            <w:u w:val="single"/>
-          </w:rPr>
-          <w:t>Tt 3.2</w:t>
-        </w:r>
-      </w:hyperlink>
+      <w:r>
+        <w:rPr>
+          <w:lang w:val="pt_PT" w:bidi="pt_PT"/>
+        </w:rPr>
+        <w:t>1Tm 3.2–3</w:t>
+      </w:r>
+      <w:r>
+        <w:rPr>
+          <w:lang w:val="pt_PT" w:bidi="pt_PT"/>
+        </w:rPr>
+        <w:t xml:space="preserve">; </w:t>
+      </w:r>
+      <w:r>
+        <w:rPr>
+          <w:lang w:val="pt_PT" w:bidi="pt_PT"/>
+        </w:rPr>
+        <w:t>Tt 3.2</w:t>
+      </w:r>
       <w:r>
         <w:rPr>
           <w:lang w:val="pt_PT" w:bidi="pt_PT"/>
@@ -4876,108 +3928,72 @@
         </w:rPr>
         <w:t xml:space="preserve">Corrige com delicadeza: Cp. </w:t>
       </w:r>
-      <w:hyperlink r:id="rId152">
-        <w:r>
-          <w:rPr>
-            <w:lang w:val="pt_PT" w:bidi="pt_PT"/>
-          </w:rPr>
-          <w:rPr>
-            <w:color w:val="0000EE"/>
-            <w:u w:val="single"/>
-          </w:rPr>
-          <w:t>1Co 4.21</w:t>
-        </w:r>
-      </w:hyperlink>
-      <w:r>
-        <w:rPr>
-          <w:lang w:val="pt_PT" w:bidi="pt_PT"/>
-        </w:rPr>
-        <w:t xml:space="preserve">; </w:t>
-      </w:r>
-      <w:hyperlink r:id="rId153">
-        <w:r>
-          <w:rPr>
-            <w:lang w:val="pt_PT" w:bidi="pt_PT"/>
-          </w:rPr>
-          <w:rPr>
-            <w:color w:val="0000EE"/>
-            <w:u w:val="single"/>
-          </w:rPr>
-          <w:t>2Co 10.1</w:t>
-        </w:r>
-      </w:hyperlink>
-      <w:r>
-        <w:rPr>
-          <w:lang w:val="pt_PT" w:bidi="pt_PT"/>
-        </w:rPr>
-        <w:t xml:space="preserve">; </w:t>
-      </w:r>
-      <w:hyperlink r:id="rId154">
-        <w:r>
-          <w:rPr>
-            <w:lang w:val="pt_PT" w:bidi="pt_PT"/>
-          </w:rPr>
-          <w:rPr>
-            <w:color w:val="0000EE"/>
-            <w:u w:val="single"/>
-          </w:rPr>
-          <w:t>1Ts 5.14</w:t>
-        </w:r>
-      </w:hyperlink>
-      <w:r>
-        <w:rPr>
-          <w:lang w:val="pt_PT" w:bidi="pt_PT"/>
-        </w:rPr>
-        <w:t xml:space="preserve">; </w:t>
-      </w:r>
-      <w:hyperlink r:id="rId155">
-        <w:r>
-          <w:rPr>
-            <w:lang w:val="pt_PT" w:bidi="pt_PT"/>
-          </w:rPr>
-          <w:rPr>
-            <w:color w:val="0000EE"/>
-            <w:u w:val="single"/>
-          </w:rPr>
-          <w:t>2Ts 3.14–15</w:t>
-        </w:r>
-      </w:hyperlink>
-      <w:r>
-        <w:rPr>
-          <w:lang w:val="pt_PT" w:bidi="pt_PT"/>
-        </w:rPr>
-        <w:t xml:space="preserve">; </w:t>
-      </w:r>
-      <w:hyperlink r:id="rId156">
-        <w:r>
-          <w:rPr>
-            <w:lang w:val="pt_PT" w:bidi="pt_PT"/>
-          </w:rPr>
-          <w:rPr>
-            <w:color w:val="0000EE"/>
-            <w:u w:val="single"/>
-          </w:rPr>
-          <w:t>Tt 3.10–11</w:t>
-        </w:r>
-      </w:hyperlink>
-      <w:r>
-        <w:rPr>
-          <w:lang w:val="pt_PT" w:bidi="pt_PT"/>
-        </w:rPr>
-        <w:t xml:space="preserve">; </w:t>
-      </w:r>
-      <w:hyperlink r:id="rId157">
-        <w:r>
-          <w:rPr>
-            <w:lang w:val="pt_PT" w:bidi="pt_PT"/>
-          </w:rPr>
-          <w:rPr>
-            <w:color w:val="0000EE"/>
-            <w:u w:val="single"/>
-          </w:rPr>
-          <w:t>Jd 1.22–23</w:t>
-        </w:r>
-      </w:hyperlink>
+      <w:r>
+        <w:rPr>
+          <w:lang w:val="pt_PT" w:bidi="pt_PT"/>
+        </w:rPr>
+        <w:t>1Co 4.21</w:t>
+      </w:r>
+      <w:r>
+        <w:rPr>
+          <w:lang w:val="pt_PT" w:bidi="pt_PT"/>
+        </w:rPr>
+        <w:t xml:space="preserve">; </w:t>
+      </w:r>
+      <w:r>
+        <w:rPr>
+          <w:lang w:val="pt_PT" w:bidi="pt_PT"/>
+        </w:rPr>
+        <w:t>2Co 10.1</w:t>
+      </w:r>
+      <w:r>
+        <w:rPr>
+          <w:lang w:val="pt_PT" w:bidi="pt_PT"/>
+        </w:rPr>
+        <w:t xml:space="preserve">; </w:t>
+      </w:r>
+      <w:r>
+        <w:rPr>
+          <w:lang w:val="pt_PT" w:bidi="pt_PT"/>
+        </w:rPr>
+        <w:t>1Ts 5.14</w:t>
+      </w:r>
+      <w:r>
+        <w:rPr>
+          <w:lang w:val="pt_PT" w:bidi="pt_PT"/>
+        </w:rPr>
+        <w:t xml:space="preserve">; </w:t>
+      </w:r>
+      <w:r>
+        <w:rPr>
+          <w:lang w:val="pt_PT" w:bidi="pt_PT"/>
+        </w:rPr>
+        <w:t>2Ts 3.14–15</w:t>
+      </w:r>
+      <w:r>
+        <w:rPr>
+          <w:lang w:val="pt_PT" w:bidi="pt_PT"/>
+        </w:rPr>
+        <w:t xml:space="preserve">; </w:t>
+      </w:r>
+      <w:r>
+        <w:rPr>
+          <w:lang w:val="pt_PT" w:bidi="pt_PT"/>
+        </w:rPr>
+        <w:t>Tt 3.10–11</w:t>
+      </w:r>
+      <w:r>
+        <w:rPr>
+          <w:lang w:val="pt_PT" w:bidi="pt_PT"/>
+        </w:rPr>
+        <w:t xml:space="preserve">; </w:t>
+      </w:r>
+      <w:r>
+        <w:rPr>
+          <w:lang w:val="pt_PT" w:bidi="pt_PT"/>
+        </w:rPr>
+        <w:t>Jd 1.22–23</w:t>
+      </w:r>
       <w:r>
         <w:rPr>
           <w:lang w:val="pt_PT" w:bidi="pt_PT"/>
@@ -5032,108 +4048,72 @@
         </w:rPr>
         <w:t xml:space="preserve">Paulo descreve como as pessoas serão nos últimos dias (veja também </w:t>
       </w:r>
-      <w:hyperlink r:id="rId158">
-        <w:r>
-          <w:rPr>
-            <w:lang w:val="pt_PT" w:bidi="pt_PT"/>
-          </w:rPr>
-          <w:rPr>
-            <w:color w:val="0000EE"/>
-            <w:u w:val="single"/>
-          </w:rPr>
-          <w:t>1Tm 4.1–5</w:t>
-        </w:r>
-      </w:hyperlink>
-      <w:r>
-        <w:rPr>
-          <w:lang w:val="pt_PT" w:bidi="pt_PT"/>
-        </w:rPr>
-        <w:t xml:space="preserve">; </w:t>
-      </w:r>
-      <w:hyperlink r:id="rId159">
-        <w:r>
-          <w:rPr>
-            <w:lang w:val="pt_PT" w:bidi="pt_PT"/>
-          </w:rPr>
-          <w:rPr>
-            <w:color w:val="0000EE"/>
-            <w:u w:val="single"/>
-          </w:rPr>
-          <w:t>2Pe 2.1–22</w:t>
-        </w:r>
-      </w:hyperlink>
-      <w:r>
-        <w:rPr>
-          <w:lang w:val="pt_PT" w:bidi="pt_PT"/>
-        </w:rPr>
-        <w:t xml:space="preserve">; </w:t>
-      </w:r>
-      <w:hyperlink r:id="rId160">
-        <w:r>
-          <w:rPr>
-            <w:lang w:val="pt_PT" w:bidi="pt_PT"/>
-          </w:rPr>
-          <w:rPr>
-            <w:color w:val="0000EE"/>
-            <w:u w:val="single"/>
-          </w:rPr>
-          <w:t>3.3</w:t>
-        </w:r>
-      </w:hyperlink>
-      <w:r>
-        <w:rPr>
-          <w:lang w:val="pt_PT" w:bidi="pt_PT"/>
-        </w:rPr>
-        <w:t xml:space="preserve">; </w:t>
-      </w:r>
-      <w:hyperlink r:id="rId161">
-        <w:r>
-          <w:rPr>
-            <w:lang w:val="pt_PT" w:bidi="pt_PT"/>
-          </w:rPr>
-          <w:rPr>
-            <w:color w:val="0000EE"/>
-            <w:u w:val="single"/>
-          </w:rPr>
-          <w:t>Jd 1.18</w:t>
-        </w:r>
-      </w:hyperlink>
+      <w:r>
+        <w:rPr>
+          <w:lang w:val="pt_PT" w:bidi="pt_PT"/>
+        </w:rPr>
+        <w:t>1Tm 4.1–5</w:t>
+      </w:r>
+      <w:r>
+        <w:rPr>
+          <w:lang w:val="pt_PT" w:bidi="pt_PT"/>
+        </w:rPr>
+        <w:t xml:space="preserve">; </w:t>
+      </w:r>
+      <w:r>
+        <w:rPr>
+          <w:lang w:val="pt_PT" w:bidi="pt_PT"/>
+        </w:rPr>
+        <w:t>2Pe 2.1–22</w:t>
+      </w:r>
+      <w:r>
+        <w:rPr>
+          <w:lang w:val="pt_PT" w:bidi="pt_PT"/>
+        </w:rPr>
+        <w:t xml:space="preserve">; </w:t>
+      </w:r>
+      <w:r>
+        <w:rPr>
+          <w:lang w:val="pt_PT" w:bidi="pt_PT"/>
+        </w:rPr>
+        <w:t>3.3</w:t>
+      </w:r>
+      <w:r>
+        <w:rPr>
+          <w:lang w:val="pt_PT" w:bidi="pt_PT"/>
+        </w:rPr>
+        <w:t xml:space="preserve">; </w:t>
+      </w:r>
+      <w:r>
+        <w:rPr>
+          <w:lang w:val="pt_PT" w:bidi="pt_PT"/>
+        </w:rPr>
+        <w:t>Jd 1.18</w:t>
+      </w:r>
       <w:r>
         <w:rPr>
           <w:lang w:val="pt_PT" w:bidi="pt_PT"/>
         </w:rPr>
         <w:t>), que já haviam começado (</w:t>
       </w:r>
-      <w:hyperlink r:id="rId162">
-        <w:r>
-          <w:rPr>
-            <w:lang w:val="pt_PT" w:bidi="pt_PT"/>
-          </w:rPr>
-          <w:rPr>
-            <w:color w:val="0000EE"/>
-            <w:u w:val="single"/>
-          </w:rPr>
-          <w:t>2Tm 3.5</w:t>
-        </w:r>
-      </w:hyperlink>
+      <w:r>
+        <w:rPr>
+          <w:lang w:val="pt_PT" w:bidi="pt_PT"/>
+        </w:rPr>
+        <w:t>2Tm 3.5</w:t>
+      </w:r>
       <w:r>
         <w:rPr>
           <w:lang w:val="pt_PT" w:bidi="pt_PT"/>
         </w:rPr>
         <w:t xml:space="preserve">, </w:t>
       </w:r>
-      <w:hyperlink r:id="rId163">
-        <w:r>
-          <w:rPr>
-            <w:lang w:val="pt_PT" w:bidi="pt_PT"/>
-          </w:rPr>
-          <w:rPr>
-            <w:color w:val="0000EE"/>
-            <w:u w:val="single"/>
-          </w:rPr>
-          <w:t>6–9</w:t>
-        </w:r>
-      </w:hyperlink>
+      <w:r>
+        <w:rPr>
+          <w:lang w:val="pt_PT" w:bidi="pt_PT"/>
+        </w:rPr>
+        <w:t>6–9</w:t>
+      </w:r>
       <w:r>
         <w:rPr>
           <w:lang w:val="pt_PT" w:bidi="pt_PT"/>
@@ -5236,54 +4216,36 @@
         </w:rPr>
         <w:t>Pessoas assim (</w:t>
       </w:r>
-      <w:hyperlink r:id="rId164">
-        <w:r>
-          <w:rPr>
-            <w:lang w:val="pt_PT" w:bidi="pt_PT"/>
-          </w:rPr>
-          <w:rPr>
-            <w:color w:val="0000EE"/>
-            <w:u w:val="single"/>
-          </w:rPr>
-          <w:t>3.2–4</w:t>
-        </w:r>
-      </w:hyperlink>
+      <w:r>
+        <w:rPr>
+          <w:lang w:val="pt_PT" w:bidi="pt_PT"/>
+        </w:rPr>
+        <w:t>3.2–4</w:t>
+      </w:r>
       <w:r>
         <w:rPr>
           <w:lang w:val="pt_PT" w:bidi="pt_PT"/>
         </w:rPr>
         <w:t xml:space="preserve">) haviam rejeitado o ensino sólido e se afastado do poder que poderia torná-las piedosas (veja </w:t>
       </w:r>
-      <w:hyperlink r:id="rId165">
-        <w:r>
-          <w:rPr>
-            <w:lang w:val="pt_PT" w:bidi="pt_PT"/>
-          </w:rPr>
-          <w:rPr>
-            <w:color w:val="0000EE"/>
-            <w:u w:val="single"/>
-          </w:rPr>
-          <w:t>1Tm 1.5–11</w:t>
-        </w:r>
-      </w:hyperlink>
-      <w:r>
-        <w:rPr>
-          <w:lang w:val="pt_PT" w:bidi="pt_PT"/>
-        </w:rPr>
-        <w:t xml:space="preserve">; </w:t>
-      </w:r>
-      <w:hyperlink r:id="rId116">
-        <w:r>
-          <w:rPr>
-            <w:lang w:val="pt_PT" w:bidi="pt_PT"/>
-          </w:rPr>
-          <w:rPr>
-            <w:color w:val="0000EE"/>
-            <w:u w:val="single"/>
-          </w:rPr>
-          <w:t>Cl 2.16–23</w:t>
-        </w:r>
-      </w:hyperlink>
+      <w:r>
+        <w:rPr>
+          <w:lang w:val="pt_PT" w:bidi="pt_PT"/>
+        </w:rPr>
+        <w:t>1Tm 1.5–11</w:t>
+      </w:r>
+      <w:r>
+        <w:rPr>
+          <w:lang w:val="pt_PT" w:bidi="pt_PT"/>
+        </w:rPr>
+        <w:t xml:space="preserve">; </w:t>
+      </w:r>
+      <w:r>
+        <w:rPr>
+          <w:lang w:val="pt_PT" w:bidi="pt_PT"/>
+        </w:rPr>
+        <w:t>Cl 2.16–23</w:t>
+      </w:r>
       <w:r>
         <w:rPr>
           <w:lang w:val="pt_PT" w:bidi="pt_PT"/>
@@ -5338,72 +4300,48 @@
         </w:rPr>
         <w:t>O efeito dos falsos mestres sobre as famílias e mulheres é uma preocupação constante nas cartas a Timóteo e Tito (</w:t>
       </w:r>
-      <w:hyperlink r:id="rId166">
-        <w:r>
-          <w:rPr>
-            <w:lang w:val="pt_PT" w:bidi="pt_PT"/>
-          </w:rPr>
-          <w:rPr>
-            <w:color w:val="0000EE"/>
-            <w:u w:val="single"/>
-          </w:rPr>
-          <w:t>Tt 1.11</w:t>
-        </w:r>
-      </w:hyperlink>
+      <w:r>
+        <w:rPr>
+          <w:lang w:val="pt_PT" w:bidi="pt_PT"/>
+        </w:rPr>
+        <w:t>Tt 1.11</w:t>
+      </w:r>
       <w:r>
         <w:rPr>
           <w:lang w:val="pt_PT" w:bidi="pt_PT"/>
         </w:rPr>
         <w:t xml:space="preserve">; veja </w:t>
       </w:r>
-      <w:hyperlink r:id="rId122">
-        <w:r>
-          <w:rPr>
-            <w:lang w:val="pt_PT" w:bidi="pt_PT"/>
-          </w:rPr>
-          <w:rPr>
-            <w:color w:val="0000EE"/>
-            <w:u w:val="single"/>
-          </w:rPr>
-          <w:t>1Tm 2.11–15</w:t>
-        </w:r>
-      </w:hyperlink>
-      <w:r>
-        <w:rPr>
-          <w:lang w:val="pt_PT" w:bidi="pt_PT"/>
-        </w:rPr>
-        <w:t xml:space="preserve">; </w:t>
-      </w:r>
-      <w:hyperlink r:id="rId167">
-        <w:r>
-          <w:rPr>
-            <w:lang w:val="pt_PT" w:bidi="pt_PT"/>
-          </w:rPr>
-          <w:rPr>
-            <w:color w:val="0000EE"/>
-            <w:u w:val="single"/>
-          </w:rPr>
-          <w:t>3.4–5</w:t>
-        </w:r>
-      </w:hyperlink>
-      <w:r>
-        <w:rPr>
-          <w:lang w:val="pt_PT" w:bidi="pt_PT"/>
-        </w:rPr>
-        <w:t xml:space="preserve">; </w:t>
-      </w:r>
-      <w:hyperlink r:id="rId168">
-        <w:r>
-          <w:rPr>
-            <w:lang w:val="pt_PT" w:bidi="pt_PT"/>
-          </w:rPr>
-          <w:rPr>
-            <w:color w:val="0000EE"/>
-            <w:u w:val="single"/>
-          </w:rPr>
-          <w:t>5.14–15</w:t>
-        </w:r>
-      </w:hyperlink>
+      <w:r>
+        <w:rPr>
+          <w:lang w:val="pt_PT" w:bidi="pt_PT"/>
+        </w:rPr>
+        <w:t>1Tm 2.11–15</w:t>
+      </w:r>
+      <w:r>
+        <w:rPr>
+          <w:lang w:val="pt_PT" w:bidi="pt_PT"/>
+        </w:rPr>
+        <w:t xml:space="preserve">; </w:t>
+      </w:r>
+      <w:r>
+        <w:rPr>
+          <w:lang w:val="pt_PT" w:bidi="pt_PT"/>
+        </w:rPr>
+        <w:t>3.4–5</w:t>
+      </w:r>
+      <w:r>
+        <w:rPr>
+          <w:lang w:val="pt_PT" w:bidi="pt_PT"/>
+        </w:rPr>
+        <w:t xml:space="preserve">; </w:t>
+      </w:r>
+      <w:r>
+        <w:rPr>
+          <w:lang w:val="pt_PT" w:bidi="pt_PT"/>
+        </w:rPr>
+        <w:t>5.14–15</w:t>
+      </w:r>
       <w:r>
         <w:rPr>
           <w:lang w:val="pt_PT" w:bidi="pt_PT"/>
@@ -5458,54 +4396,36 @@
         </w:rPr>
         <w:t xml:space="preserve">Janes e Jambres são, segundo a tradição, os nomes dos feiticeiros egípcios que se opuseram a Moisés (veja </w:t>
       </w:r>
-      <w:hyperlink r:id="rId169">
-        <w:r>
-          <w:rPr>
-            <w:lang w:val="pt_PT" w:bidi="pt_PT"/>
-          </w:rPr>
-          <w:rPr>
-            <w:color w:val="0000EE"/>
-            <w:u w:val="single"/>
-          </w:rPr>
-          <w:t>Êx 7.8–13</w:t>
-        </w:r>
-      </w:hyperlink>
-      <w:r>
-        <w:rPr>
-          <w:lang w:val="pt_PT" w:bidi="pt_PT"/>
-        </w:rPr>
-        <w:t xml:space="preserve">; </w:t>
-      </w:r>
-      <w:hyperlink r:id="rId170">
-        <w:r>
-          <w:rPr>
-            <w:lang w:val="pt_PT" w:bidi="pt_PT"/>
-          </w:rPr>
-          <w:rPr>
-            <w:color w:val="0000EE"/>
-            <w:u w:val="single"/>
-          </w:rPr>
-          <w:t>8.18</w:t>
-        </w:r>
-      </w:hyperlink>
-      <w:r>
-        <w:rPr>
-          <w:lang w:val="pt_PT" w:bidi="pt_PT"/>
-        </w:rPr>
-        <w:t xml:space="preserve">; </w:t>
-      </w:r>
-      <w:hyperlink r:id="rId171">
-        <w:r>
-          <w:rPr>
-            <w:lang w:val="pt_PT" w:bidi="pt_PT"/>
-          </w:rPr>
-          <w:rPr>
-            <w:color w:val="0000EE"/>
-            <w:u w:val="single"/>
-          </w:rPr>
-          <w:t>9.11</w:t>
-        </w:r>
-      </w:hyperlink>
+      <w:r>
+        <w:rPr>
+          <w:lang w:val="pt_PT" w:bidi="pt_PT"/>
+        </w:rPr>
+        <w:t>Êx 7.8–13</w:t>
+      </w:r>
+      <w:r>
+        <w:rPr>
+          <w:lang w:val="pt_PT" w:bidi="pt_PT"/>
+        </w:rPr>
+        <w:t xml:space="preserve">; </w:t>
+      </w:r>
+      <w:r>
+        <w:rPr>
+          <w:lang w:val="pt_PT" w:bidi="pt_PT"/>
+        </w:rPr>
+        <w:t>8.18</w:t>
+      </w:r>
+      <w:r>
+        <w:rPr>
+          <w:lang w:val="pt_PT" w:bidi="pt_PT"/>
+        </w:rPr>
+        <w:t xml:space="preserve">; </w:t>
+      </w:r>
+      <w:r>
+        <w:rPr>
+          <w:lang w:val="pt_PT" w:bidi="pt_PT"/>
+        </w:rPr>
+        <w:t>9.11</w:t>
+      </w:r>
       <w:r>
         <w:rPr>
           <w:lang w:val="pt_PT" w:bidi="pt_PT"/>
@@ -5586,216 +4506,144 @@
         </w:rPr>
         <w:t xml:space="preserve"> então ele sabia tudo sobre o que Paulo havia sofrido (veja </w:t>
       </w:r>
-      <w:hyperlink r:id="rId172">
-        <w:r>
-          <w:rPr>
-            <w:lang w:val="pt_PT" w:bidi="pt_PT"/>
-          </w:rPr>
-          <w:rPr>
-            <w:color w:val="0000EE"/>
-            <w:u w:val="single"/>
-          </w:rPr>
-          <w:t>At 13.14</w:t>
-        </w:r>
-      </w:hyperlink>
+      <w:r>
+        <w:rPr>
+          <w:lang w:val="pt_PT" w:bidi="pt_PT"/>
+        </w:rPr>
+        <w:t>At 13.14</w:t>
+      </w:r>
       <w:r>
         <w:rPr>
           <w:lang w:val="pt_PT" w:bidi="pt_PT"/>
         </w:rPr>
         <w:t xml:space="preserve">, </w:t>
       </w:r>
-      <w:hyperlink r:id="rId173">
-        <w:r>
-          <w:rPr>
-            <w:lang w:val="pt_PT" w:bidi="pt_PT"/>
-          </w:rPr>
-          <w:rPr>
-            <w:color w:val="0000EE"/>
-            <w:u w:val="single"/>
-          </w:rPr>
-          <w:t>45–51</w:t>
-        </w:r>
-      </w:hyperlink>
-      <w:r>
-        <w:rPr>
-          <w:lang w:val="pt_PT" w:bidi="pt_PT"/>
-        </w:rPr>
-        <w:t xml:space="preserve">; </w:t>
-      </w:r>
-      <w:hyperlink r:id="rId174">
-        <w:r>
-          <w:rPr>
-            <w:lang w:val="pt_PT" w:bidi="pt_PT"/>
-          </w:rPr>
-          <w:rPr>
-            <w:color w:val="0000EE"/>
-            <w:u w:val="single"/>
-          </w:rPr>
-          <w:t>14.1–8</w:t>
-        </w:r>
-      </w:hyperlink>
+      <w:r>
+        <w:rPr>
+          <w:lang w:val="pt_PT" w:bidi="pt_PT"/>
+        </w:rPr>
+        <w:t>45–51</w:t>
+      </w:r>
+      <w:r>
+        <w:rPr>
+          <w:lang w:val="pt_PT" w:bidi="pt_PT"/>
+        </w:rPr>
+        <w:t xml:space="preserve">; </w:t>
+      </w:r>
+      <w:r>
+        <w:rPr>
+          <w:lang w:val="pt_PT" w:bidi="pt_PT"/>
+        </w:rPr>
+        <w:t>14.1–8</w:t>
+      </w:r>
       <w:r>
         <w:rPr>
           <w:lang w:val="pt_PT" w:bidi="pt_PT"/>
         </w:rPr>
         <w:t xml:space="preserve">, </w:t>
       </w:r>
-      <w:hyperlink r:id="rId175">
-        <w:r>
-          <w:rPr>
-            <w:lang w:val="pt_PT" w:bidi="pt_PT"/>
-          </w:rPr>
-          <w:rPr>
-            <w:color w:val="0000EE"/>
-            <w:u w:val="single"/>
-          </w:rPr>
-          <w:t>19–22</w:t>
-        </w:r>
-      </w:hyperlink>
+      <w:r>
+        <w:rPr>
+          <w:lang w:val="pt_PT" w:bidi="pt_PT"/>
+        </w:rPr>
+        <w:t>19–22</w:t>
+      </w:r>
       <w:r>
         <w:rPr>
           <w:lang w:val="pt_PT" w:bidi="pt_PT"/>
         </w:rPr>
         <w:t>), embora tenha sido recrutado após esses eventos (</w:t>
       </w:r>
-      <w:hyperlink r:id="rId29">
-        <w:r>
-          <w:rPr>
-            <w:lang w:val="pt_PT" w:bidi="pt_PT"/>
-          </w:rPr>
-          <w:rPr>
-            <w:color w:val="0000EE"/>
-            <w:u w:val="single"/>
-          </w:rPr>
-          <w:t>At 16.1–3</w:t>
-        </w:r>
-      </w:hyperlink>
+      <w:r>
+        <w:rPr>
+          <w:lang w:val="pt_PT" w:bidi="pt_PT"/>
+        </w:rPr>
+        <w:t>At 16.1–3</w:t>
+      </w:r>
       <w:r>
         <w:rPr>
           <w:lang w:val="pt_PT" w:bidi="pt_PT"/>
         </w:rPr>
         <w:t xml:space="preserve">). • o Senhor me livrou: Paulo podia atestar por sua própria vida que o Senhor cumpriria seus propósitos através de seu servo fiel (veja </w:t>
       </w:r>
-      <w:hyperlink r:id="rId176">
-        <w:r>
-          <w:rPr>
-            <w:lang w:val="pt_PT" w:bidi="pt_PT"/>
-          </w:rPr>
-          <w:rPr>
-            <w:color w:val="0000EE"/>
-            <w:u w:val="single"/>
-          </w:rPr>
-          <w:t>2Tm 4.6–8</w:t>
-        </w:r>
-      </w:hyperlink>
+      <w:r>
+        <w:rPr>
+          <w:lang w:val="pt_PT" w:bidi="pt_PT"/>
+        </w:rPr>
+        <w:t>2Tm 4.6–8</w:t>
+      </w:r>
       <w:r>
         <w:rPr>
           <w:lang w:val="pt_PT" w:bidi="pt_PT"/>
         </w:rPr>
         <w:t xml:space="preserve">, </w:t>
       </w:r>
-      <w:hyperlink r:id="rId17">
-        <w:r>
-          <w:rPr>
-            <w:lang w:val="pt_PT" w:bidi="pt_PT"/>
-          </w:rPr>
-          <w:rPr>
-            <w:color w:val="0000EE"/>
-            <w:u w:val="single"/>
-          </w:rPr>
-          <w:t>17–18</w:t>
-        </w:r>
-      </w:hyperlink>
-      <w:r>
-        <w:rPr>
-          <w:lang w:val="pt_PT" w:bidi="pt_PT"/>
-        </w:rPr>
-        <w:t xml:space="preserve">; </w:t>
-      </w:r>
-      <w:hyperlink r:id="rId177">
-        <w:r>
-          <w:rPr>
-            <w:lang w:val="pt_PT" w:bidi="pt_PT"/>
-          </w:rPr>
-          <w:rPr>
-            <w:color w:val="0000EE"/>
-            <w:u w:val="single"/>
-          </w:rPr>
-          <w:t>Sl 22.19–22</w:t>
-        </w:r>
-      </w:hyperlink>
-      <w:r>
-        <w:rPr>
-          <w:lang w:val="pt_PT" w:bidi="pt_PT"/>
-        </w:rPr>
-        <w:t xml:space="preserve">; </w:t>
-      </w:r>
-      <w:hyperlink r:id="rId178">
-        <w:r>
-          <w:rPr>
-            <w:lang w:val="pt_PT" w:bidi="pt_PT"/>
-          </w:rPr>
-          <w:rPr>
-            <w:color w:val="0000EE"/>
-            <w:u w:val="single"/>
-          </w:rPr>
-          <w:t>34.19</w:t>
-        </w:r>
-      </w:hyperlink>
-      <w:r>
-        <w:rPr>
-          <w:lang w:val="pt_PT" w:bidi="pt_PT"/>
-        </w:rPr>
-        <w:t xml:space="preserve">; </w:t>
-      </w:r>
-      <w:hyperlink r:id="rId179">
-        <w:r>
-          <w:rPr>
-            <w:lang w:val="pt_PT" w:bidi="pt_PT"/>
-          </w:rPr>
-          <w:rPr>
-            <w:color w:val="0000EE"/>
-            <w:u w:val="single"/>
-          </w:rPr>
-          <w:t>Dn 3.17–18</w:t>
-        </w:r>
-      </w:hyperlink>
-      <w:r>
-        <w:rPr>
-          <w:lang w:val="pt_PT" w:bidi="pt_PT"/>
-        </w:rPr>
-        <w:t xml:space="preserve">; </w:t>
-      </w:r>
-      <w:hyperlink r:id="rId180">
-        <w:r>
-          <w:rPr>
-            <w:lang w:val="pt_PT" w:bidi="pt_PT"/>
-          </w:rPr>
-          <w:rPr>
-            <w:color w:val="0000EE"/>
-            <w:u w:val="single"/>
-          </w:rPr>
-          <w:t>2Co 1.8–10</w:t>
-        </w:r>
-      </w:hyperlink>
-      <w:r>
-        <w:rPr>
-          <w:lang w:val="pt_PT" w:bidi="pt_PT"/>
-        </w:rPr>
-        <w:t xml:space="preserve">; </w:t>
-      </w:r>
-      <w:hyperlink r:id="rId181">
-        <w:r>
-          <w:rPr>
-            <w:lang w:val="pt_PT" w:bidi="pt_PT"/>
-          </w:rPr>
-          <w:rPr>
-            <w:color w:val="0000EE"/>
-            <w:u w:val="single"/>
-          </w:rPr>
-          <w:t>2Pe 2.7–9</w:t>
-        </w:r>
-      </w:hyperlink>
+      <w:r>
+        <w:rPr>
+          <w:lang w:val="pt_PT" w:bidi="pt_PT"/>
+        </w:rPr>
+        <w:t>17–18</w:t>
+      </w:r>
+      <w:r>
+        <w:rPr>
+          <w:lang w:val="pt_PT" w:bidi="pt_PT"/>
+        </w:rPr>
+        <w:t xml:space="preserve">; </w:t>
+      </w:r>
+      <w:r>
+        <w:rPr>
+          <w:lang w:val="pt_PT" w:bidi="pt_PT"/>
+        </w:rPr>
+        <w:t>Sl 22.19–22</w:t>
+      </w:r>
+      <w:r>
+        <w:rPr>
+          <w:lang w:val="pt_PT" w:bidi="pt_PT"/>
+        </w:rPr>
+        <w:t xml:space="preserve">; </w:t>
+      </w:r>
+      <w:r>
+        <w:rPr>
+          <w:lang w:val="pt_PT" w:bidi="pt_PT"/>
+        </w:rPr>
+        <w:t>34.19</w:t>
+      </w:r>
+      <w:r>
+        <w:rPr>
+          <w:lang w:val="pt_PT" w:bidi="pt_PT"/>
+        </w:rPr>
+        <w:t xml:space="preserve">; </w:t>
+      </w:r>
+      <w:r>
+        <w:rPr>
+          <w:lang w:val="pt_PT" w:bidi="pt_PT"/>
+        </w:rPr>
+        <w:t>Dn 3.17–18</w:t>
+      </w:r>
+      <w:r>
+        <w:rPr>
+          <w:lang w:val="pt_PT" w:bidi="pt_PT"/>
+        </w:rPr>
+        <w:t xml:space="preserve">; </w:t>
+      </w:r>
+      <w:r>
+        <w:rPr>
+          <w:lang w:val="pt_PT" w:bidi="pt_PT"/>
+        </w:rPr>
+        <w:t>2Co 1.8–10</w:t>
+      </w:r>
+      <w:r>
+        <w:rPr>
+          <w:lang w:val="pt_PT" w:bidi="pt_PT"/>
+        </w:rPr>
+        <w:t xml:space="preserve">; </w:t>
+      </w:r>
+      <w:r>
+        <w:rPr>
+          <w:lang w:val="pt_PT" w:bidi="pt_PT"/>
+        </w:rPr>
+        <w:t>2Pe 2.7–9</w:t>
+      </w:r>
       <w:r>
         <w:rPr>
           <w:lang w:val="pt_PT" w:bidi="pt_PT"/>
@@ -5850,36 +4698,24 @@
         </w:rPr>
         <w:t xml:space="preserve">desde menino: a avó e a mãe judias de Timóteo, Loide e Eunice (veja </w:t>
       </w:r>
-      <w:hyperlink r:id="rId29">
-        <w:r>
-          <w:rPr>
-            <w:lang w:val="pt_PT" w:bidi="pt_PT"/>
-          </w:rPr>
-          <w:rPr>
-            <w:color w:val="0000EE"/>
-            <w:u w:val="single"/>
-          </w:rPr>
-          <w:t>At 16.1–3</w:t>
-        </w:r>
-      </w:hyperlink>
+      <w:r>
+        <w:rPr>
+          <w:lang w:val="pt_PT" w:bidi="pt_PT"/>
+        </w:rPr>
+        <w:t>At 16.1–3</w:t>
+      </w:r>
       <w:r>
         <w:rPr>
           <w:lang w:val="pt_PT" w:bidi="pt_PT"/>
         </w:rPr>
         <w:t xml:space="preserve">), proporcionaram sua educação nas Escrituras do Antigo Testamento (veja </w:t>
       </w:r>
-      <w:hyperlink r:id="rId182">
-        <w:r>
-          <w:rPr>
-            <w:lang w:val="pt_PT" w:bidi="pt_PT"/>
-          </w:rPr>
-          <w:rPr>
-            <w:color w:val="0000EE"/>
-            <w:u w:val="single"/>
-          </w:rPr>
-          <w:t>2Tm 1.5</w:t>
-        </w:r>
-      </w:hyperlink>
+      <w:r>
+        <w:rPr>
+          <w:lang w:val="pt_PT" w:bidi="pt_PT"/>
+        </w:rPr>
+        <w:t>2Tm 1.5</w:t>
+      </w:r>
       <w:r>
         <w:rPr>
           <w:lang w:val="pt_PT" w:bidi="pt_PT"/>
@@ -5947,216 +4783,144 @@
         </w:rPr>
         <w:t xml:space="preserve"> expelidas pela própria fala de Deus; veja também </w:t>
       </w:r>
-      <w:hyperlink r:id="rId183">
-        <w:r>
-          <w:rPr>
-            <w:lang w:val="pt_PT" w:bidi="pt_PT"/>
-          </w:rPr>
-          <w:rPr>
-            <w:color w:val="0000EE"/>
-            <w:u w:val="single"/>
-          </w:rPr>
-          <w:t>Hb 4.12–13</w:t>
-        </w:r>
-      </w:hyperlink>
-      <w:r>
-        <w:rPr>
-          <w:lang w:val="pt_PT" w:bidi="pt_PT"/>
-        </w:rPr>
-        <w:t xml:space="preserve">; </w:t>
-      </w:r>
-      <w:hyperlink r:id="rId184">
-        <w:r>
-          <w:rPr>
-            <w:lang w:val="pt_PT" w:bidi="pt_PT"/>
-          </w:rPr>
-          <w:rPr>
-            <w:color w:val="0000EE"/>
-            <w:u w:val="single"/>
-          </w:rPr>
-          <w:t>2Pe 1.20–21</w:t>
-        </w:r>
-      </w:hyperlink>
+      <w:r>
+        <w:rPr>
+          <w:lang w:val="pt_PT" w:bidi="pt_PT"/>
+        </w:rPr>
+        <w:t>Hb 4.12–13</w:t>
+      </w:r>
+      <w:r>
+        <w:rPr>
+          <w:lang w:val="pt_PT" w:bidi="pt_PT"/>
+        </w:rPr>
+        <w:t xml:space="preserve">; </w:t>
+      </w:r>
+      <w:r>
+        <w:rPr>
+          <w:lang w:val="pt_PT" w:bidi="pt_PT"/>
+        </w:rPr>
+        <w:t>2Pe 1.20–21</w:t>
+      </w:r>
       <w:r>
         <w:rPr>
           <w:lang w:val="pt_PT" w:bidi="pt_PT"/>
         </w:rPr>
         <w:t xml:space="preserve">) não nega o envolvimento ativo dos autores humanos. Mas afirma que Deus é totalmente responsável por Sua palavra. As Escrituras são verdadeiras, confiáveis, autoritativas, permanentes e poderosas porque vêm do próprio Deus. Sua mensagem é coerente e consistente em seu testemunho sobre Jesus Cristo (veja </w:t>
       </w:r>
-      <w:hyperlink r:id="rId185">
-        <w:r>
-          <w:rPr>
-            <w:lang w:val="pt_PT" w:bidi="pt_PT"/>
-          </w:rPr>
-          <w:rPr>
-            <w:color w:val="0000EE"/>
-            <w:u w:val="single"/>
-          </w:rPr>
-          <w:t>Lc 24.25–27</w:t>
-        </w:r>
-      </w:hyperlink>
+      <w:r>
+        <w:rPr>
+          <w:lang w:val="pt_PT" w:bidi="pt_PT"/>
+        </w:rPr>
+        <w:t>Lc 24.25–27</w:t>
+      </w:r>
       <w:r>
         <w:rPr>
           <w:lang w:val="pt_PT" w:bidi="pt_PT"/>
         </w:rPr>
         <w:t>,</w:t>
       </w:r>
-      <w:hyperlink r:id="rId186">
-        <w:r>
-          <w:rPr>
-            <w:lang w:val="pt_PT" w:bidi="pt_PT"/>
-          </w:rPr>
-          <w:rPr>
-            <w:color w:val="0000EE"/>
-            <w:u w:val="single"/>
-          </w:rPr>
-          <w:t>44</w:t>
-        </w:r>
-      </w:hyperlink>
-      <w:r>
-        <w:rPr>
-          <w:lang w:val="pt_PT" w:bidi="pt_PT"/>
-        </w:rPr>
-        <w:t xml:space="preserve">; </w:t>
-      </w:r>
-      <w:hyperlink r:id="rId187">
-        <w:r>
-          <w:rPr>
-            <w:lang w:val="pt_PT" w:bidi="pt_PT"/>
-          </w:rPr>
-          <w:rPr>
-            <w:color w:val="0000EE"/>
-            <w:u w:val="single"/>
-          </w:rPr>
-          <w:t>Jo 5.39–40</w:t>
-        </w:r>
-      </w:hyperlink>
-      <w:r>
-        <w:rPr>
-          <w:lang w:val="pt_PT" w:bidi="pt_PT"/>
-        </w:rPr>
-        <w:t xml:space="preserve">; </w:t>
-      </w:r>
-      <w:hyperlink r:id="rId188">
-        <w:r>
-          <w:rPr>
-            <w:lang w:val="pt_PT" w:bidi="pt_PT"/>
-          </w:rPr>
-          <w:rPr>
-            <w:color w:val="0000EE"/>
-            <w:u w:val="single"/>
-          </w:rPr>
-          <w:t>At 3.24</w:t>
-        </w:r>
-      </w:hyperlink>
-      <w:r>
-        <w:rPr>
-          <w:lang w:val="pt_PT" w:bidi="pt_PT"/>
-        </w:rPr>
-        <w:t xml:space="preserve">; </w:t>
-      </w:r>
-      <w:hyperlink r:id="rId189">
-        <w:r>
-          <w:rPr>
-            <w:lang w:val="pt_PT" w:bidi="pt_PT"/>
-          </w:rPr>
-          <w:rPr>
-            <w:color w:val="0000EE"/>
-            <w:u w:val="single"/>
-          </w:rPr>
-          <w:t>1Co 15.3–4</w:t>
-        </w:r>
-      </w:hyperlink>
+      <w:r>
+        <w:rPr>
+          <w:lang w:val="pt_PT" w:bidi="pt_PT"/>
+        </w:rPr>
+        <w:t>44</w:t>
+      </w:r>
+      <w:r>
+        <w:rPr>
+          <w:lang w:val="pt_PT" w:bidi="pt_PT"/>
+        </w:rPr>
+        <w:t xml:space="preserve">; </w:t>
+      </w:r>
+      <w:r>
+        <w:rPr>
+          <w:lang w:val="pt_PT" w:bidi="pt_PT"/>
+        </w:rPr>
+        <w:t>Jo 5.39–40</w:t>
+      </w:r>
+      <w:r>
+        <w:rPr>
+          <w:lang w:val="pt_PT" w:bidi="pt_PT"/>
+        </w:rPr>
+        <w:t xml:space="preserve">; </w:t>
+      </w:r>
+      <w:r>
+        <w:rPr>
+          <w:lang w:val="pt_PT" w:bidi="pt_PT"/>
+        </w:rPr>
+        <w:t>At 3.24</w:t>
+      </w:r>
+      <w:r>
+        <w:rPr>
+          <w:lang w:val="pt_PT" w:bidi="pt_PT"/>
+        </w:rPr>
+        <w:t xml:space="preserve">; </w:t>
+      </w:r>
+      <w:r>
+        <w:rPr>
+          <w:lang w:val="pt_PT" w:bidi="pt_PT"/>
+        </w:rPr>
+        <w:t>1Co 15.3–4</w:t>
+      </w:r>
       <w:r>
         <w:rPr>
           <w:lang w:val="pt_PT" w:bidi="pt_PT"/>
         </w:rPr>
         <w:t>). Assim, tem o poder de trazer salvação e suscitar fé. Não deve ser abusada, como os falsos mestres vinham fazendo (</w:t>
       </w:r>
-      <w:hyperlink r:id="rId190">
-        <w:r>
-          <w:rPr>
-            <w:lang w:val="pt_PT" w:bidi="pt_PT"/>
-          </w:rPr>
-          <w:rPr>
-            <w:color w:val="0000EE"/>
-            <w:u w:val="single"/>
-          </w:rPr>
-          <w:t>2Tm 4.2–4</w:t>
-        </w:r>
-      </w:hyperlink>
-      <w:r>
-        <w:rPr>
-          <w:lang w:val="pt_PT" w:bidi="pt_PT"/>
-        </w:rPr>
-        <w:t xml:space="preserve">; </w:t>
-      </w:r>
-      <w:hyperlink r:id="rId191">
-        <w:r>
-          <w:rPr>
-            <w:lang w:val="pt_PT" w:bidi="pt_PT"/>
-          </w:rPr>
-          <w:rPr>
-            <w:color w:val="0000EE"/>
-            <w:u w:val="single"/>
-          </w:rPr>
-          <w:t>1Tm 1.4–7</w:t>
-        </w:r>
-      </w:hyperlink>
+      <w:r>
+        <w:rPr>
+          <w:lang w:val="pt_PT" w:bidi="pt_PT"/>
+        </w:rPr>
+        <w:t>2Tm 4.2–4</w:t>
+      </w:r>
+      <w:r>
+        <w:rPr>
+          <w:lang w:val="pt_PT" w:bidi="pt_PT"/>
+        </w:rPr>
+        <w:t xml:space="preserve">; </w:t>
+      </w:r>
+      <w:r>
+        <w:rPr>
+          <w:lang w:val="pt_PT" w:bidi="pt_PT"/>
+        </w:rPr>
+        <w:t>1Tm 1.4–7</w:t>
+      </w:r>
       <w:r>
         <w:rPr>
           <w:lang w:val="pt_PT" w:bidi="pt_PT"/>
         </w:rPr>
         <w:t xml:space="preserve">; cp. </w:t>
       </w:r>
-      <w:hyperlink r:id="rId192">
-        <w:r>
-          <w:rPr>
-            <w:lang w:val="pt_PT" w:bidi="pt_PT"/>
-          </w:rPr>
-          <w:rPr>
-            <w:color w:val="0000EE"/>
-            <w:u w:val="single"/>
-          </w:rPr>
-          <w:t>2Pe 3.16</w:t>
-        </w:r>
-      </w:hyperlink>
+      <w:r>
+        <w:rPr>
+          <w:lang w:val="pt_PT" w:bidi="pt_PT"/>
+        </w:rPr>
+        <w:t>2Pe 3.16</w:t>
+      </w:r>
       <w:r>
         <w:rPr>
           <w:lang w:val="pt_PT" w:bidi="pt_PT"/>
         </w:rPr>
         <w:t>), mas deve ser ensinada corretamente (</w:t>
       </w:r>
-      <w:hyperlink r:id="rId193">
-        <w:r>
-          <w:rPr>
-            <w:lang w:val="pt_PT" w:bidi="pt_PT"/>
-          </w:rPr>
-          <w:rPr>
-            <w:color w:val="0000EE"/>
-            <w:u w:val="single"/>
-          </w:rPr>
-          <w:t>2Tm 2.2</w:t>
-        </w:r>
-      </w:hyperlink>
+      <w:r>
+        <w:rPr>
+          <w:lang w:val="pt_PT" w:bidi="pt_PT"/>
+        </w:rPr>
+        <w:t>2Tm 2.2</w:t>
+      </w:r>
       <w:r>
         <w:rPr>
           <w:lang w:val="pt_PT" w:bidi="pt_PT"/>
         </w:rPr>
         <w:t>,</w:t>
       </w:r>
-      <w:hyperlink r:id="rId194">
-        <w:r>
-          <w:rPr>
-            <w:lang w:val="pt_PT" w:bidi="pt_PT"/>
-          </w:rPr>
-          <w:rPr>
-            <w:color w:val="0000EE"/>
-            <w:u w:val="single"/>
-          </w:rPr>
-          <w:t>15</w:t>
-        </w:r>
-      </w:hyperlink>
+      <w:r>
+        <w:rPr>
+          <w:lang w:val="pt_PT" w:bidi="pt_PT"/>
+        </w:rPr>
+        <w:t>15</w:t>
+      </w:r>
       <w:r>
         <w:rPr>
           <w:lang w:val="pt_PT" w:bidi="pt_PT"/>
@@ -6211,18 +4975,12 @@
         </w:rPr>
         <w:t xml:space="preserve">Esses versículos elaboram sobre </w:t>
       </w:r>
-      <w:hyperlink r:id="rId195">
-        <w:r>
-          <w:rPr>
-            <w:lang w:val="pt_PT" w:bidi="pt_PT"/>
-          </w:rPr>
-          <w:rPr>
-            <w:color w:val="0000EE"/>
-            <w:u w:val="single"/>
-          </w:rPr>
-          <w:t>3.15</w:t>
-        </w:r>
-      </w:hyperlink>
+      <w:r>
+        <w:rPr>
+          <w:lang w:val="pt_PT" w:bidi="pt_PT"/>
+        </w:rPr>
+        <w:t>3.15</w:t>
+      </w:r>
       <w:r>
         <w:rPr>
           <w:lang w:val="pt_PT" w:bidi="pt_PT"/>
@@ -6242,18 +5000,12 @@
         </w:rPr>
         <w:t xml:space="preserve"> incluindo o Novo Testamento (veja, e.g., </w:t>
       </w:r>
-      <w:hyperlink r:id="rId196">
-        <w:r>
-          <w:rPr>
-            <w:lang w:val="pt_PT" w:bidi="pt_PT"/>
-          </w:rPr>
-          <w:rPr>
-            <w:color w:val="0000EE"/>
-            <w:u w:val="single"/>
-          </w:rPr>
-          <w:t>2Pe 3.15–16</w:t>
-        </w:r>
-      </w:hyperlink>
+      <w:r>
+        <w:rPr>
+          <w:lang w:val="pt_PT" w:bidi="pt_PT"/>
+        </w:rPr>
+        <w:t>2Pe 3.15–16</w:t>
+      </w:r>
       <w:r>
         <w:rPr>
           <w:lang w:val="pt_PT" w:bidi="pt_PT"/>
@@ -6308,72 +5060,48 @@
         </w:rPr>
         <w:t>Paulo deixa claro que a salvação (</w:t>
       </w:r>
-      <w:hyperlink r:id="rId195">
-        <w:r>
-          <w:rPr>
-            <w:lang w:val="pt_PT" w:bidi="pt_PT"/>
-          </w:rPr>
-          <w:rPr>
-            <w:color w:val="0000EE"/>
-            <w:u w:val="single"/>
-          </w:rPr>
-          <w:t>3.15</w:t>
-        </w:r>
-      </w:hyperlink>
+      <w:r>
+        <w:rPr>
+          <w:lang w:val="pt_PT" w:bidi="pt_PT"/>
+        </w:rPr>
+        <w:t>3.15</w:t>
+      </w:r>
       <w:r>
         <w:rPr>
           <w:lang w:val="pt_PT" w:bidi="pt_PT"/>
         </w:rPr>
         <w:t xml:space="preserve">) resulta em boas ações (veja </w:t>
       </w:r>
-      <w:hyperlink r:id="rId197">
-        <w:r>
-          <w:rPr>
-            <w:lang w:val="pt_PT" w:bidi="pt_PT"/>
-          </w:rPr>
-          <w:rPr>
-            <w:color w:val="0000EE"/>
-            <w:u w:val="single"/>
-          </w:rPr>
-          <w:t>Gl 1.4</w:t>
-        </w:r>
-      </w:hyperlink>
-      <w:r>
-        <w:rPr>
-          <w:lang w:val="pt_PT" w:bidi="pt_PT"/>
-        </w:rPr>
-        <w:t xml:space="preserve">; </w:t>
-      </w:r>
-      <w:hyperlink r:id="rId198">
-        <w:r>
-          <w:rPr>
-            <w:lang w:val="pt_PT" w:bidi="pt_PT"/>
-          </w:rPr>
-          <w:rPr>
-            <w:color w:val="0000EE"/>
-            <w:u w:val="single"/>
-          </w:rPr>
-          <w:t>5.16–26</w:t>
-        </w:r>
-      </w:hyperlink>
-      <w:r>
-        <w:rPr>
-          <w:lang w:val="pt_PT" w:bidi="pt_PT"/>
-        </w:rPr>
-        <w:t xml:space="preserve">; </w:t>
-      </w:r>
-      <w:hyperlink r:id="rId199">
-        <w:r>
-          <w:rPr>
-            <w:lang w:val="pt_PT" w:bidi="pt_PT"/>
-          </w:rPr>
-          <w:rPr>
-            <w:color w:val="0000EE"/>
-            <w:u w:val="single"/>
-          </w:rPr>
-          <w:t>Ef 2.8–10</w:t>
-        </w:r>
-      </w:hyperlink>
+      <w:r>
+        <w:rPr>
+          <w:lang w:val="pt_PT" w:bidi="pt_PT"/>
+        </w:rPr>
+        <w:t>Gl 1.4</w:t>
+      </w:r>
+      <w:r>
+        <w:rPr>
+          <w:lang w:val="pt_PT" w:bidi="pt_PT"/>
+        </w:rPr>
+        <w:t xml:space="preserve">; </w:t>
+      </w:r>
+      <w:r>
+        <w:rPr>
+          <w:lang w:val="pt_PT" w:bidi="pt_PT"/>
+        </w:rPr>
+        <w:t>5.16–26</w:t>
+      </w:r>
+      <w:r>
+        <w:rPr>
+          <w:lang w:val="pt_PT" w:bidi="pt_PT"/>
+        </w:rPr>
+        <w:t xml:space="preserve">; </w:t>
+      </w:r>
+      <w:r>
+        <w:rPr>
+          <w:lang w:val="pt_PT" w:bidi="pt_PT"/>
+        </w:rPr>
+        <w:t>Ef 2.8–10</w:t>
+      </w:r>
       <w:r>
         <w:rPr>
           <w:lang w:val="pt_PT" w:bidi="pt_PT"/>
@@ -6428,72 +5156,48 @@
         </w:rPr>
         <w:t xml:space="preserve">julgará todos os seres humanos, tanto os que estiverem vivos como os que estiverem mortos: Veja </w:t>
       </w:r>
-      <w:hyperlink r:id="rId200">
-        <w:r>
-          <w:rPr>
-            <w:lang w:val="pt_PT" w:bidi="pt_PT"/>
-          </w:rPr>
-          <w:rPr>
-            <w:color w:val="0000EE"/>
-            <w:u w:val="single"/>
-          </w:rPr>
-          <w:t>Mt 25.31–46</w:t>
-        </w:r>
-      </w:hyperlink>
-      <w:r>
-        <w:rPr>
-          <w:lang w:val="pt_PT" w:bidi="pt_PT"/>
-        </w:rPr>
-        <w:t xml:space="preserve">; </w:t>
-      </w:r>
-      <w:hyperlink r:id="rId201">
-        <w:r>
-          <w:rPr>
-            <w:lang w:val="pt_PT" w:bidi="pt_PT"/>
-          </w:rPr>
-          <w:rPr>
-            <w:color w:val="0000EE"/>
-            <w:u w:val="single"/>
-          </w:rPr>
-          <w:t>At 10.42</w:t>
-        </w:r>
-      </w:hyperlink>
-      <w:r>
-        <w:rPr>
-          <w:lang w:val="pt_PT" w:bidi="pt_PT"/>
-        </w:rPr>
-        <w:t xml:space="preserve">; </w:t>
-      </w:r>
-      <w:hyperlink r:id="rId202">
-        <w:r>
-          <w:rPr>
-            <w:lang w:val="pt_PT" w:bidi="pt_PT"/>
-          </w:rPr>
-          <w:rPr>
-            <w:color w:val="0000EE"/>
-            <w:u w:val="single"/>
-          </w:rPr>
-          <w:t>Rm 14.7–12</w:t>
-        </w:r>
-      </w:hyperlink>
-      <w:r>
-        <w:rPr>
-          <w:lang w:val="pt_PT" w:bidi="pt_PT"/>
-        </w:rPr>
-        <w:t xml:space="preserve">; </w:t>
-      </w:r>
-      <w:hyperlink r:id="rId203">
-        <w:r>
-          <w:rPr>
-            <w:lang w:val="pt_PT" w:bidi="pt_PT"/>
-          </w:rPr>
-          <w:rPr>
-            <w:color w:val="0000EE"/>
-            <w:u w:val="single"/>
-          </w:rPr>
-          <w:t>Ap 20.11–15</w:t>
-        </w:r>
-      </w:hyperlink>
+      <w:r>
+        <w:rPr>
+          <w:lang w:val="pt_PT" w:bidi="pt_PT"/>
+        </w:rPr>
+        <w:t>Mt 25.31–46</w:t>
+      </w:r>
+      <w:r>
+        <w:rPr>
+          <w:lang w:val="pt_PT" w:bidi="pt_PT"/>
+        </w:rPr>
+        <w:t xml:space="preserve">; </w:t>
+      </w:r>
+      <w:r>
+        <w:rPr>
+          <w:lang w:val="pt_PT" w:bidi="pt_PT"/>
+        </w:rPr>
+        <w:t>At 10.42</w:t>
+      </w:r>
+      <w:r>
+        <w:rPr>
+          <w:lang w:val="pt_PT" w:bidi="pt_PT"/>
+        </w:rPr>
+        <w:t xml:space="preserve">; </w:t>
+      </w:r>
+      <w:r>
+        <w:rPr>
+          <w:lang w:val="pt_PT" w:bidi="pt_PT"/>
+        </w:rPr>
+        <w:t>Rm 14.7–12</w:t>
+      </w:r>
+      <w:r>
+        <w:rPr>
+          <w:lang w:val="pt_PT" w:bidi="pt_PT"/>
+        </w:rPr>
+        <w:t xml:space="preserve">; </w:t>
+      </w:r>
+      <w:r>
+        <w:rPr>
+          <w:lang w:val="pt_PT" w:bidi="pt_PT"/>
+        </w:rPr>
+        <w:t>Ap 20.11–15</w:t>
+      </w:r>
       <w:r>
         <w:rPr>
           <w:lang w:val="pt_PT" w:bidi="pt_PT"/>
@@ -6525,72 +5229,48 @@
         </w:rPr>
         <w:t xml:space="preserve">; veja também </w:t>
       </w:r>
-      <w:hyperlink r:id="rId15">
-        <w:r>
-          <w:rPr>
-            <w:lang w:val="pt_PT" w:bidi="pt_PT"/>
-          </w:rPr>
-          <w:rPr>
-            <w:color w:val="0000EE"/>
-            <w:u w:val="single"/>
-          </w:rPr>
-          <w:t>2Tm 1.10</w:t>
-        </w:r>
-      </w:hyperlink>
-      <w:r>
-        <w:rPr>
-          <w:lang w:val="pt_PT" w:bidi="pt_PT"/>
-        </w:rPr>
-        <w:t xml:space="preserve">; </w:t>
-      </w:r>
-      <w:hyperlink r:id="rId204">
-        <w:r>
-          <w:rPr>
-            <w:lang w:val="pt_PT" w:bidi="pt_PT"/>
-          </w:rPr>
-          <w:rPr>
-            <w:color w:val="0000EE"/>
-            <w:u w:val="single"/>
-          </w:rPr>
-          <w:t>4.8</w:t>
-        </w:r>
-      </w:hyperlink>
-      <w:r>
-        <w:rPr>
-          <w:lang w:val="pt_PT" w:bidi="pt_PT"/>
-        </w:rPr>
-        <w:t xml:space="preserve">; </w:t>
-      </w:r>
-      <w:hyperlink r:id="rId205">
-        <w:r>
-          <w:rPr>
-            <w:lang w:val="pt_PT" w:bidi="pt_PT"/>
-          </w:rPr>
-          <w:rPr>
-            <w:color w:val="0000EE"/>
-            <w:u w:val="single"/>
-          </w:rPr>
-          <w:t>Tt 2.11–13</w:t>
-        </w:r>
-      </w:hyperlink>
-      <w:r>
-        <w:rPr>
-          <w:lang w:val="pt_PT" w:bidi="pt_PT"/>
-        </w:rPr>
-        <w:t xml:space="preserve">; </w:t>
-      </w:r>
-      <w:hyperlink r:id="rId206">
-        <w:r>
-          <w:rPr>
-            <w:lang w:val="pt_PT" w:bidi="pt_PT"/>
-          </w:rPr>
-          <w:rPr>
-            <w:color w:val="0000EE"/>
-            <w:u w:val="single"/>
-          </w:rPr>
-          <w:t>3.4</w:t>
-        </w:r>
-      </w:hyperlink>
+      <w:r>
+        <w:rPr>
+          <w:lang w:val="pt_PT" w:bidi="pt_PT"/>
+        </w:rPr>
+        <w:t>2Tm 1.10</w:t>
+      </w:r>
+      <w:r>
+        <w:rPr>
+          <w:lang w:val="pt_PT" w:bidi="pt_PT"/>
+        </w:rPr>
+        <w:t xml:space="preserve">; </w:t>
+      </w:r>
+      <w:r>
+        <w:rPr>
+          <w:lang w:val="pt_PT" w:bidi="pt_PT"/>
+        </w:rPr>
+        <w:t>4.8</w:t>
+      </w:r>
+      <w:r>
+        <w:rPr>
+          <w:lang w:val="pt_PT" w:bidi="pt_PT"/>
+        </w:rPr>
+        <w:t xml:space="preserve">; </w:t>
+      </w:r>
+      <w:r>
+        <w:rPr>
+          <w:lang w:val="pt_PT" w:bidi="pt_PT"/>
+        </w:rPr>
+        <w:t>Tt 2.11–13</w:t>
+      </w:r>
+      <w:r>
+        <w:rPr>
+          <w:lang w:val="pt_PT" w:bidi="pt_PT"/>
+        </w:rPr>
+        <w:t xml:space="preserve">; </w:t>
+      </w:r>
+      <w:r>
+        <w:rPr>
+          <w:lang w:val="pt_PT" w:bidi="pt_PT"/>
+        </w:rPr>
+        <w:t>3.4</w:t>
+      </w:r>
       <w:r>
         <w:rPr>
           <w:lang w:val="pt_PT" w:bidi="pt_PT"/>
@@ -6645,162 +5325,108 @@
         </w:rPr>
         <w:t xml:space="preserve">Timóteo estava na presença de Deus e deveria trabalhar em vista da vinda de Jesus para julgar e estabelecer seu Reino (veja </w:t>
       </w:r>
-      <w:hyperlink r:id="rId207">
-        <w:r>
-          <w:rPr>
-            <w:lang w:val="pt_PT" w:bidi="pt_PT"/>
-          </w:rPr>
-          <w:rPr>
-            <w:color w:val="0000EE"/>
-            <w:u w:val="single"/>
-          </w:rPr>
-          <w:t>1Tm 5.21</w:t>
-        </w:r>
-      </w:hyperlink>
-      <w:r>
-        <w:rPr>
-          <w:lang w:val="pt_PT" w:bidi="pt_PT"/>
-        </w:rPr>
-        <w:t xml:space="preserve">; </w:t>
-      </w:r>
-      <w:hyperlink r:id="rId208">
-        <w:r>
-          <w:rPr>
-            <w:lang w:val="pt_PT" w:bidi="pt_PT"/>
-          </w:rPr>
-          <w:rPr>
-            <w:color w:val="0000EE"/>
-            <w:u w:val="single"/>
-          </w:rPr>
-          <w:t>6.13–14</w:t>
-        </w:r>
-      </w:hyperlink>
+      <w:r>
+        <w:rPr>
+          <w:lang w:val="pt_PT" w:bidi="pt_PT"/>
+        </w:rPr>
+        <w:t>1Tm 5.21</w:t>
+      </w:r>
+      <w:r>
+        <w:rPr>
+          <w:lang w:val="pt_PT" w:bidi="pt_PT"/>
+        </w:rPr>
+        <w:t xml:space="preserve">; </w:t>
+      </w:r>
+      <w:r>
+        <w:rPr>
+          <w:lang w:val="pt_PT" w:bidi="pt_PT"/>
+        </w:rPr>
+        <w:t>6.13–14</w:t>
+      </w:r>
       <w:r>
         <w:rPr>
           <w:lang w:val="pt_PT" w:bidi="pt_PT"/>
         </w:rPr>
         <w:t>). A aparição de Cristo trará purificação (</w:t>
       </w:r>
-      <w:hyperlink r:id="rId97">
-        <w:r>
-          <w:rPr>
-            <w:lang w:val="pt_PT" w:bidi="pt_PT"/>
-          </w:rPr>
-          <w:rPr>
-            <w:color w:val="0000EE"/>
-            <w:u w:val="single"/>
-          </w:rPr>
-          <w:t>2Tm 2.19</w:t>
-        </w:r>
-      </w:hyperlink>
+      <w:r>
+        <w:rPr>
+          <w:lang w:val="pt_PT" w:bidi="pt_PT"/>
+        </w:rPr>
+        <w:t>2Tm 2.19</w:t>
+      </w:r>
       <w:r>
         <w:rPr>
           <w:lang w:val="pt_PT" w:bidi="pt_PT"/>
         </w:rPr>
         <w:t>), responsabilidade (</w:t>
       </w:r>
-      <w:hyperlink r:id="rId209">
-        <w:r>
-          <w:rPr>
-            <w:lang w:val="pt_PT" w:bidi="pt_PT"/>
-          </w:rPr>
-          <w:rPr>
-            <w:color w:val="0000EE"/>
-            <w:u w:val="single"/>
-          </w:rPr>
-          <w:t>3.8–9</w:t>
-        </w:r>
-      </w:hyperlink>
+      <w:r>
+        <w:rPr>
+          <w:lang w:val="pt_PT" w:bidi="pt_PT"/>
+        </w:rPr>
+        <w:t>3.8–9</w:t>
+      </w:r>
       <w:r>
         <w:rPr>
           <w:lang w:val="pt_PT" w:bidi="pt_PT"/>
         </w:rPr>
         <w:t>), salvação, vindicação e o prêmio da vitória (</w:t>
       </w:r>
-      <w:hyperlink r:id="rId204">
-        <w:r>
-          <w:rPr>
-            <w:lang w:val="pt_PT" w:bidi="pt_PT"/>
-          </w:rPr>
-          <w:rPr>
-            <w:color w:val="0000EE"/>
-            <w:u w:val="single"/>
-          </w:rPr>
-          <w:t>4.8</w:t>
-        </w:r>
-      </w:hyperlink>
+      <w:r>
+        <w:rPr>
+          <w:lang w:val="pt_PT" w:bidi="pt_PT"/>
+        </w:rPr>
+        <w:t>4.8</w:t>
+      </w:r>
       <w:r>
         <w:rPr>
           <w:lang w:val="pt_PT" w:bidi="pt_PT"/>
         </w:rPr>
         <w:t>,</w:t>
       </w:r>
-      <w:hyperlink r:id="rId210">
-        <w:r>
-          <w:rPr>
-            <w:lang w:val="pt_PT" w:bidi="pt_PT"/>
-          </w:rPr>
-          <w:rPr>
-            <w:color w:val="0000EE"/>
-            <w:u w:val="single"/>
-          </w:rPr>
-          <w:t>18</w:t>
-        </w:r>
-      </w:hyperlink>
+      <w:r>
+        <w:rPr>
+          <w:lang w:val="pt_PT" w:bidi="pt_PT"/>
+        </w:rPr>
+        <w:t>18</w:t>
+      </w:r>
       <w:r>
         <w:rPr>
           <w:lang w:val="pt_PT" w:bidi="pt_PT"/>
         </w:rPr>
         <w:t xml:space="preserve">). Veja também </w:t>
       </w:r>
-      <w:hyperlink r:id="rId211">
-        <w:r>
-          <w:rPr>
-            <w:lang w:val="pt_PT" w:bidi="pt_PT"/>
-          </w:rPr>
-          <w:rPr>
-            <w:color w:val="0000EE"/>
-            <w:u w:val="single"/>
-          </w:rPr>
-          <w:t>1Co 3.10–15</w:t>
-        </w:r>
-      </w:hyperlink>
-      <w:r>
-        <w:rPr>
-          <w:lang w:val="pt_PT" w:bidi="pt_PT"/>
-        </w:rPr>
-        <w:t xml:space="preserve">; </w:t>
-      </w:r>
-      <w:hyperlink r:id="rId212">
-        <w:r>
-          <w:rPr>
-            <w:lang w:val="pt_PT" w:bidi="pt_PT"/>
-          </w:rPr>
-          <w:rPr>
-            <w:color w:val="0000EE"/>
-            <w:u w:val="single"/>
-          </w:rPr>
-          <w:t>4.4–5</w:t>
-        </w:r>
-      </w:hyperlink>
-      <w:r>
-        <w:rPr>
-          <w:lang w:val="pt_PT" w:bidi="pt_PT"/>
-        </w:rPr>
-        <w:t xml:space="preserve">; </w:t>
-      </w:r>
-      <w:hyperlink r:id="rId213">
-        <w:r>
-          <w:rPr>
-            <w:lang w:val="pt_PT" w:bidi="pt_PT"/>
-          </w:rPr>
-          <w:rPr>
-            <w:color w:val="0000EE"/>
-            <w:u w:val="single"/>
-          </w:rPr>
-          <w:t>2Co 5.10</w:t>
-        </w:r>
-      </w:hyperlink>
+      <w:r>
+        <w:rPr>
+          <w:lang w:val="pt_PT" w:bidi="pt_PT"/>
+        </w:rPr>
+        <w:t>1Co 3.10–15</w:t>
+      </w:r>
+      <w:r>
+        <w:rPr>
+          <w:lang w:val="pt_PT" w:bidi="pt_PT"/>
+        </w:rPr>
+        <w:t xml:space="preserve">; </w:t>
+      </w:r>
+      <w:r>
+        <w:rPr>
+          <w:lang w:val="pt_PT" w:bidi="pt_PT"/>
+        </w:rPr>
+        <w:t>4.4–5</w:t>
+      </w:r>
+      <w:r>
+        <w:rPr>
+          <w:lang w:val="pt_PT" w:bidi="pt_PT"/>
+        </w:rPr>
+        <w:t xml:space="preserve">; </w:t>
+      </w:r>
+      <w:r>
+        <w:rPr>
+          <w:lang w:val="pt_PT" w:bidi="pt_PT"/>
+        </w:rPr>
+        <w:t>2Co 5.10</w:t>
+      </w:r>
       <w:r>
         <w:rPr>
           <w:lang w:val="pt_PT" w:bidi="pt_PT"/>
@@ -6855,72 +5481,48 @@
         </w:rPr>
         <w:t>Esta última acusação resume o que foi dito anteriormente (</w:t>
       </w:r>
-      <w:hyperlink r:id="rId214">
-        <w:r>
-          <w:rPr>
-            <w:lang w:val="pt_PT" w:bidi="pt_PT"/>
-          </w:rPr>
-          <w:rPr>
-            <w:color w:val="0000EE"/>
-            <w:u w:val="single"/>
-          </w:rPr>
-          <w:t>1.6–14</w:t>
-        </w:r>
-      </w:hyperlink>
-      <w:r>
-        <w:rPr>
-          <w:lang w:val="pt_PT" w:bidi="pt_PT"/>
-        </w:rPr>
-        <w:t xml:space="preserve">; </w:t>
-      </w:r>
-      <w:hyperlink r:id="rId215">
-        <w:r>
-          <w:rPr>
-            <w:lang w:val="pt_PT" w:bidi="pt_PT"/>
-          </w:rPr>
-          <w:rPr>
-            <w:color w:val="0000EE"/>
-            <w:u w:val="single"/>
-          </w:rPr>
-          <w:t>2.1–15</w:t>
-        </w:r>
-      </w:hyperlink>
+      <w:r>
+        <w:rPr>
+          <w:lang w:val="pt_PT" w:bidi="pt_PT"/>
+        </w:rPr>
+        <w:t>1.6–14</w:t>
+      </w:r>
+      <w:r>
+        <w:rPr>
+          <w:lang w:val="pt_PT" w:bidi="pt_PT"/>
+        </w:rPr>
+        <w:t xml:space="preserve">; </w:t>
+      </w:r>
+      <w:r>
+        <w:rPr>
+          <w:lang w:val="pt_PT" w:bidi="pt_PT"/>
+        </w:rPr>
+        <w:t>2.1–15</w:t>
+      </w:r>
       <w:r>
         <w:rPr>
           <w:lang w:val="pt_PT" w:bidi="pt_PT"/>
         </w:rPr>
         <w:t>,</w:t>
       </w:r>
-      <w:hyperlink r:id="rId216">
-        <w:r>
-          <w:rPr>
-            <w:lang w:val="pt_PT" w:bidi="pt_PT"/>
-          </w:rPr>
-          <w:rPr>
-            <w:color w:val="0000EE"/>
-            <w:u w:val="single"/>
-          </w:rPr>
-          <w:t>24–26</w:t>
-        </w:r>
-      </w:hyperlink>
-      <w:r>
-        <w:rPr>
-          <w:lang w:val="pt_PT" w:bidi="pt_PT"/>
-        </w:rPr>
-        <w:t xml:space="preserve">; </w:t>
-      </w:r>
-      <w:hyperlink r:id="rId16">
-        <w:r>
-          <w:rPr>
-            <w:lang w:val="pt_PT" w:bidi="pt_PT"/>
-          </w:rPr>
-          <w:rPr>
-            <w:color w:val="0000EE"/>
-            <w:u w:val="single"/>
-          </w:rPr>
-          <w:t>3.12</w:t>
-        </w:r>
-      </w:hyperlink>
+      <w:r>
+        <w:rPr>
+          <w:lang w:val="pt_PT" w:bidi="pt_PT"/>
+        </w:rPr>
+        <w:t>24–26</w:t>
+      </w:r>
+      <w:r>
+        <w:rPr>
+          <w:lang w:val="pt_PT" w:bidi="pt_PT"/>
+        </w:rPr>
+        <w:t xml:space="preserve">; </w:t>
+      </w:r>
+      <w:r>
+        <w:rPr>
+          <w:lang w:val="pt_PT" w:bidi="pt_PT"/>
+        </w:rPr>
+        <w:t>3.12</w:t>
+      </w:r>
       <w:r>
         <w:rPr>
           <w:lang w:val="pt_PT" w:bidi="pt_PT"/>
@@ -6975,54 +5577,36 @@
         </w:rPr>
         <w:t xml:space="preserve">Paulo efetivamente entrega o manto da liderança a Timóteo (cf. </w:t>
       </w:r>
-      <w:hyperlink r:id="rId217">
-        <w:r>
-          <w:rPr>
-            <w:lang w:val="pt_PT" w:bidi="pt_PT"/>
-          </w:rPr>
-          <w:rPr>
-            <w:color w:val="0000EE"/>
-            <w:u w:val="single"/>
-          </w:rPr>
-          <w:t>Dt 31.7–8</w:t>
-        </w:r>
-      </w:hyperlink>
-      <w:r>
-        <w:rPr>
-          <w:lang w:val="pt_PT" w:bidi="pt_PT"/>
-        </w:rPr>
-        <w:t xml:space="preserve">; </w:t>
-      </w:r>
-      <w:hyperlink r:id="rId218">
-        <w:r>
-          <w:rPr>
-            <w:lang w:val="pt_PT" w:bidi="pt_PT"/>
-          </w:rPr>
-          <w:rPr>
-            <w:color w:val="0000EE"/>
-            <w:u w:val="single"/>
-          </w:rPr>
-          <w:t>34.9</w:t>
-        </w:r>
-      </w:hyperlink>
-      <w:r>
-        <w:rPr>
-          <w:lang w:val="pt_PT" w:bidi="pt_PT"/>
-        </w:rPr>
-        <w:t xml:space="preserve">; </w:t>
-      </w:r>
-      <w:hyperlink r:id="rId219">
-        <w:r>
-          <w:rPr>
-            <w:lang w:val="pt_PT" w:bidi="pt_PT"/>
-          </w:rPr>
-          <w:rPr>
-            <w:color w:val="0000EE"/>
-            <w:u w:val="single"/>
-          </w:rPr>
-          <w:t>2Rs 2.1–18</w:t>
-        </w:r>
-      </w:hyperlink>
+      <w:r>
+        <w:rPr>
+          <w:lang w:val="pt_PT" w:bidi="pt_PT"/>
+        </w:rPr>
+        <w:t>Dt 31.7–8</w:t>
+      </w:r>
+      <w:r>
+        <w:rPr>
+          <w:lang w:val="pt_PT" w:bidi="pt_PT"/>
+        </w:rPr>
+        <w:t xml:space="preserve">; </w:t>
+      </w:r>
+      <w:r>
+        <w:rPr>
+          <w:lang w:val="pt_PT" w:bidi="pt_PT"/>
+        </w:rPr>
+        <w:t>34.9</w:t>
+      </w:r>
+      <w:r>
+        <w:rPr>
+          <w:lang w:val="pt_PT" w:bidi="pt_PT"/>
+        </w:rPr>
+        <w:t xml:space="preserve">; </w:t>
+      </w:r>
+      <w:r>
+        <w:rPr>
+          <w:lang w:val="pt_PT" w:bidi="pt_PT"/>
+        </w:rPr>
+        <w:t>2Rs 2.1–18</w:t>
+      </w:r>
       <w:r>
         <w:rPr>
           <w:lang w:val="pt_PT" w:bidi="pt_PT"/>
@@ -7077,108 +5661,72 @@
         </w:rPr>
         <w:t xml:space="preserve">Paulo imagina sua morte como uma oferta de bebida que é derramada para Deus (veja </w:t>
       </w:r>
-      <w:hyperlink r:id="rId220">
-        <w:r>
-          <w:rPr>
-            <w:lang w:val="pt_PT" w:bidi="pt_PT"/>
-          </w:rPr>
-          <w:rPr>
-            <w:color w:val="0000EE"/>
-            <w:u w:val="single"/>
-          </w:rPr>
-          <w:t>Êx 29.40–41</w:t>
-        </w:r>
-      </w:hyperlink>
-      <w:r>
-        <w:rPr>
-          <w:lang w:val="pt_PT" w:bidi="pt_PT"/>
-        </w:rPr>
-        <w:t xml:space="preserve">; </w:t>
-      </w:r>
-      <w:hyperlink r:id="rId221">
-        <w:r>
-          <w:rPr>
-            <w:lang w:val="pt_PT" w:bidi="pt_PT"/>
-          </w:rPr>
-          <w:rPr>
-            <w:color w:val="0000EE"/>
-            <w:u w:val="single"/>
-          </w:rPr>
-          <w:t>Lv 23.13</w:t>
-        </w:r>
-      </w:hyperlink>
-      <w:r>
-        <w:rPr>
-          <w:lang w:val="pt_PT" w:bidi="pt_PT"/>
-        </w:rPr>
-        <w:t xml:space="preserve">; </w:t>
-      </w:r>
-      <w:hyperlink r:id="rId222">
-        <w:r>
-          <w:rPr>
-            <w:lang w:val="pt_PT" w:bidi="pt_PT"/>
-          </w:rPr>
-          <w:rPr>
-            <w:color w:val="0000EE"/>
-            <w:u w:val="single"/>
-          </w:rPr>
-          <w:t>Nm 28.7</w:t>
-        </w:r>
-      </w:hyperlink>
-      <w:r>
-        <w:rPr>
-          <w:lang w:val="pt_PT" w:bidi="pt_PT"/>
-        </w:rPr>
-        <w:t xml:space="preserve">; </w:t>
-      </w:r>
-      <w:hyperlink r:id="rId223">
-        <w:r>
-          <w:rPr>
-            <w:lang w:val="pt_PT" w:bidi="pt_PT"/>
-          </w:rPr>
-          <w:rPr>
-            <w:color w:val="0000EE"/>
-            <w:u w:val="single"/>
-          </w:rPr>
-          <w:t>Fp 2.17</w:t>
-        </w:r>
-      </w:hyperlink>
+      <w:r>
+        <w:rPr>
+          <w:lang w:val="pt_PT" w:bidi="pt_PT"/>
+        </w:rPr>
+        <w:t>Êx 29.40–41</w:t>
+      </w:r>
+      <w:r>
+        <w:rPr>
+          <w:lang w:val="pt_PT" w:bidi="pt_PT"/>
+        </w:rPr>
+        <w:t xml:space="preserve">; </w:t>
+      </w:r>
+      <w:r>
+        <w:rPr>
+          <w:lang w:val="pt_PT" w:bidi="pt_PT"/>
+        </w:rPr>
+        <w:t>Lv 23.13</w:t>
+      </w:r>
+      <w:r>
+        <w:rPr>
+          <w:lang w:val="pt_PT" w:bidi="pt_PT"/>
+        </w:rPr>
+        <w:t xml:space="preserve">; </w:t>
+      </w:r>
+      <w:r>
+        <w:rPr>
+          <w:lang w:val="pt_PT" w:bidi="pt_PT"/>
+        </w:rPr>
+        <w:t>Nm 28.7</w:t>
+      </w:r>
+      <w:r>
+        <w:rPr>
+          <w:lang w:val="pt_PT" w:bidi="pt_PT"/>
+        </w:rPr>
+        <w:t xml:space="preserve">; </w:t>
+      </w:r>
+      <w:r>
+        <w:rPr>
+          <w:lang w:val="pt_PT" w:bidi="pt_PT"/>
+        </w:rPr>
+        <w:t>Fp 2.17</w:t>
+      </w:r>
       <w:r>
         <w:rPr>
           <w:lang w:val="pt_PT" w:bidi="pt_PT"/>
         </w:rPr>
         <w:t xml:space="preserve">); esta oferta participa do próprio sacrifício de Cristo (veja </w:t>
       </w:r>
-      <w:hyperlink r:id="rId224">
-        <w:r>
-          <w:rPr>
-            <w:lang w:val="pt_PT" w:bidi="pt_PT"/>
-          </w:rPr>
-          <w:rPr>
-            <w:color w:val="0000EE"/>
-            <w:u w:val="single"/>
-          </w:rPr>
-          <w:t>Cl 1.24</w:t>
-        </w:r>
-      </w:hyperlink>
+      <w:r>
+        <w:rPr>
+          <w:lang w:val="pt_PT" w:bidi="pt_PT"/>
+        </w:rPr>
+        <w:t>Cl 1.24</w:t>
+      </w:r>
       <w:r>
         <w:rPr>
           <w:lang w:val="pt_PT" w:bidi="pt_PT"/>
         </w:rPr>
         <w:t xml:space="preserve">; veja também </w:t>
       </w:r>
-      <w:hyperlink r:id="rId225">
-        <w:r>
-          <w:rPr>
-            <w:lang w:val="pt_PT" w:bidi="pt_PT"/>
-          </w:rPr>
-          <w:rPr>
-            <w:color w:val="0000EE"/>
-            <w:u w:val="single"/>
-          </w:rPr>
-          <w:t>Rm 12.1</w:t>
-        </w:r>
-      </w:hyperlink>
+      <w:r>
+        <w:rPr>
+          <w:lang w:val="pt_PT" w:bidi="pt_PT"/>
+        </w:rPr>
+        <w:t>Rm 12.1</w:t>
+      </w:r>
       <w:r>
         <w:rPr>
           <w:lang w:val="pt_PT" w:bidi="pt_PT"/>
@@ -7305,144 +5853,96 @@
         </w:rPr>
         <w:t xml:space="preserve">; cp. </w:t>
       </w:r>
-      <w:hyperlink r:id="rId226">
-        <w:r>
-          <w:rPr>
-            <w:lang w:val="pt_PT" w:bidi="pt_PT"/>
-          </w:rPr>
-          <w:rPr>
-            <w:color w:val="0000EE"/>
-            <w:u w:val="single"/>
-          </w:rPr>
-          <w:t>At 20.24</w:t>
-        </w:r>
-      </w:hyperlink>
+      <w:r>
+        <w:rPr>
+          <w:lang w:val="pt_PT" w:bidi="pt_PT"/>
+        </w:rPr>
+        <w:t>At 20.24</w:t>
+      </w:r>
       <w:r>
         <w:rPr>
           <w:lang w:val="pt_PT" w:bidi="pt_PT"/>
         </w:rPr>
         <w:t xml:space="preserve">). Ele havia preservado a integridade da fé cristã e queria que Timóteo seguisse seu exemplo (veja </w:t>
       </w:r>
-      <w:hyperlink r:id="rId227">
-        <w:r>
-          <w:rPr>
-            <w:lang w:val="pt_PT" w:bidi="pt_PT"/>
-          </w:rPr>
-          <w:rPr>
-            <w:color w:val="0000EE"/>
-            <w:u w:val="single"/>
-          </w:rPr>
-          <w:t>2Tm 2.3–7</w:t>
-        </w:r>
-      </w:hyperlink>
-      <w:r>
-        <w:rPr>
-          <w:lang w:val="pt_PT" w:bidi="pt_PT"/>
-        </w:rPr>
-        <w:t xml:space="preserve">; </w:t>
-      </w:r>
-      <w:hyperlink r:id="rId228">
-        <w:r>
-          <w:rPr>
-            <w:lang w:val="pt_PT" w:bidi="pt_PT"/>
-          </w:rPr>
-          <w:rPr>
-            <w:color w:val="0000EE"/>
-            <w:u w:val="single"/>
-          </w:rPr>
-          <w:t>1Tm 1.18</w:t>
-        </w:r>
-      </w:hyperlink>
-      <w:r>
-        <w:rPr>
-          <w:lang w:val="pt_PT" w:bidi="pt_PT"/>
-        </w:rPr>
-        <w:t xml:space="preserve">; </w:t>
-      </w:r>
-      <w:hyperlink r:id="rId229">
-        <w:r>
-          <w:rPr>
-            <w:lang w:val="pt_PT" w:bidi="pt_PT"/>
-          </w:rPr>
-          <w:rPr>
-            <w:color w:val="0000EE"/>
-            <w:u w:val="single"/>
-          </w:rPr>
-          <w:t>6.12</w:t>
-        </w:r>
-      </w:hyperlink>
+      <w:r>
+        <w:rPr>
+          <w:lang w:val="pt_PT" w:bidi="pt_PT"/>
+        </w:rPr>
+        <w:t>2Tm 2.3–7</w:t>
+      </w:r>
+      <w:r>
+        <w:rPr>
+          <w:lang w:val="pt_PT" w:bidi="pt_PT"/>
+        </w:rPr>
+        <w:t xml:space="preserve">; </w:t>
+      </w:r>
+      <w:r>
+        <w:rPr>
+          <w:lang w:val="pt_PT" w:bidi="pt_PT"/>
+        </w:rPr>
+        <w:t>1Tm 1.18</w:t>
+      </w:r>
+      <w:r>
+        <w:rPr>
+          <w:lang w:val="pt_PT" w:bidi="pt_PT"/>
+        </w:rPr>
+        <w:t xml:space="preserve">; </w:t>
+      </w:r>
+      <w:r>
+        <w:rPr>
+          <w:lang w:val="pt_PT" w:bidi="pt_PT"/>
+        </w:rPr>
+        <w:t>6.12</w:t>
+      </w:r>
       <w:r>
         <w:rPr>
           <w:lang w:val="pt_PT" w:bidi="pt_PT"/>
         </w:rPr>
         <w:t xml:space="preserve">; cp. </w:t>
       </w:r>
-      <w:hyperlink r:id="rId230">
-        <w:r>
-          <w:rPr>
-            <w:lang w:val="pt_PT" w:bidi="pt_PT"/>
-          </w:rPr>
-          <w:rPr>
-            <w:color w:val="0000EE"/>
-            <w:u w:val="single"/>
-          </w:rPr>
-          <w:t>Rm 15.30–31</w:t>
-        </w:r>
-      </w:hyperlink>
-      <w:r>
-        <w:rPr>
-          <w:lang w:val="pt_PT" w:bidi="pt_PT"/>
-        </w:rPr>
-        <w:t xml:space="preserve">; </w:t>
-      </w:r>
-      <w:hyperlink r:id="rId231">
-        <w:r>
-          <w:rPr>
-            <w:lang w:val="pt_PT" w:bidi="pt_PT"/>
-          </w:rPr>
-          <w:rPr>
-            <w:color w:val="0000EE"/>
-            <w:u w:val="single"/>
-          </w:rPr>
-          <w:t>1Co 9.25–27</w:t>
-        </w:r>
-      </w:hyperlink>
-      <w:r>
-        <w:rPr>
-          <w:lang w:val="pt_PT" w:bidi="pt_PT"/>
-        </w:rPr>
-        <w:t xml:space="preserve">; </w:t>
-      </w:r>
-      <w:hyperlink r:id="rId232">
-        <w:r>
-          <w:rPr>
-            <w:lang w:val="pt_PT" w:bidi="pt_PT"/>
-          </w:rPr>
-          <w:rPr>
-            <w:color w:val="0000EE"/>
-            <w:u w:val="single"/>
-          </w:rPr>
-          <w:t>Hb 12.1</w:t>
-        </w:r>
-      </w:hyperlink>
-      <w:r>
-        <w:rPr>
-          <w:lang w:val="pt_PT" w:bidi="pt_PT"/>
-        </w:rPr>
-        <w:t xml:space="preserve">; </w:t>
-      </w:r>
-      <w:hyperlink r:id="rId233">
-        <w:r>
-          <w:rPr>
-            <w:lang w:val="pt_PT" w:bidi="pt_PT"/>
-          </w:rPr>
-          <w:rPr>
-            <w:color w:val="0000EE"/>
-            <w:u w:val="single"/>
-          </w:rPr>
-          <w:t>Jd 1.3</w:t>
-        </w:r>
-      </w:hyperlink>
+      <w:r>
+        <w:rPr>
+          <w:lang w:val="pt_PT" w:bidi="pt_PT"/>
+        </w:rPr>
+        <w:t>Rm 15.30–31</w:t>
+      </w:r>
+      <w:r>
+        <w:rPr>
+          <w:lang w:val="pt_PT" w:bidi="pt_PT"/>
+        </w:rPr>
+        <w:t xml:space="preserve">; </w:t>
+      </w:r>
+      <w:r>
+        <w:rPr>
+          <w:lang w:val="pt_PT" w:bidi="pt_PT"/>
+        </w:rPr>
+        <w:t>1Co 9.25–27</w:t>
+      </w:r>
+      <w:r>
+        <w:rPr>
+          <w:lang w:val="pt_PT" w:bidi="pt_PT"/>
+        </w:rPr>
+        <w:t xml:space="preserve">; </w:t>
+      </w:r>
+      <w:r>
+        <w:rPr>
+          <w:lang w:val="pt_PT" w:bidi="pt_PT"/>
+        </w:rPr>
+        <w:t>Hb 12.1</w:t>
+      </w:r>
+      <w:r>
+        <w:rPr>
+          <w:lang w:val="pt_PT" w:bidi="pt_PT"/>
+        </w:rPr>
+        <w:t xml:space="preserve">; </w:t>
+      </w:r>
+      <w:r>
+        <w:rPr>
+          <w:lang w:val="pt_PT" w:bidi="pt_PT"/>
+        </w:rPr>
+        <w:t>Jd 1.3</w:t>
+      </w:r>
       <w:r>
         <w:rPr>
           <w:lang w:val="pt_PT" w:bidi="pt_PT"/>
@@ -7497,108 +5997,72 @@
         </w:rPr>
         <w:t xml:space="preserve">Somente uma coisa restava para Paulo: o prêmio da vitória (veja também </w:t>
       </w:r>
-      <w:hyperlink r:id="rId234">
-        <w:r>
-          <w:rPr>
-            <w:lang w:val="pt_PT" w:bidi="pt_PT"/>
-          </w:rPr>
-          <w:rPr>
-            <w:color w:val="0000EE"/>
-            <w:u w:val="single"/>
-          </w:rPr>
-          <w:t>Tg 1.12</w:t>
-        </w:r>
-      </w:hyperlink>
-      <w:r>
-        <w:rPr>
-          <w:lang w:val="pt_PT" w:bidi="pt_PT"/>
-        </w:rPr>
-        <w:t xml:space="preserve">; </w:t>
-      </w:r>
-      <w:hyperlink r:id="rId235">
-        <w:r>
-          <w:rPr>
-            <w:lang w:val="pt_PT" w:bidi="pt_PT"/>
-          </w:rPr>
-          <w:rPr>
-            <w:color w:val="0000EE"/>
-            <w:u w:val="single"/>
-          </w:rPr>
-          <w:t>1Pe 5.4</w:t>
-        </w:r>
-      </w:hyperlink>
-      <w:r>
-        <w:rPr>
-          <w:lang w:val="pt_PT" w:bidi="pt_PT"/>
-        </w:rPr>
-        <w:t xml:space="preserve">; </w:t>
-      </w:r>
-      <w:hyperlink r:id="rId236">
-        <w:r>
-          <w:rPr>
-            <w:lang w:val="pt_PT" w:bidi="pt_PT"/>
-          </w:rPr>
-          <w:rPr>
-            <w:color w:val="0000EE"/>
-            <w:u w:val="single"/>
-          </w:rPr>
-          <w:t>Ap 2.10</w:t>
-        </w:r>
-      </w:hyperlink>
-      <w:r>
-        <w:rPr>
-          <w:lang w:val="pt_PT" w:bidi="pt_PT"/>
-        </w:rPr>
-        <w:t xml:space="preserve">; </w:t>
-      </w:r>
-      <w:hyperlink r:id="rId237">
-        <w:r>
-          <w:rPr>
-            <w:lang w:val="pt_PT" w:bidi="pt_PT"/>
-          </w:rPr>
-          <w:rPr>
-            <w:color w:val="0000EE"/>
-            <w:u w:val="single"/>
-          </w:rPr>
-          <w:t>3.11</w:t>
-        </w:r>
-      </w:hyperlink>
+      <w:r>
+        <w:rPr>
+          <w:lang w:val="pt_PT" w:bidi="pt_PT"/>
+        </w:rPr>
+        <w:t>Tg 1.12</w:t>
+      </w:r>
+      <w:r>
+        <w:rPr>
+          <w:lang w:val="pt_PT" w:bidi="pt_PT"/>
+        </w:rPr>
+        <w:t xml:space="preserve">; </w:t>
+      </w:r>
+      <w:r>
+        <w:rPr>
+          <w:lang w:val="pt_PT" w:bidi="pt_PT"/>
+        </w:rPr>
+        <w:t>1Pe 5.4</w:t>
+      </w:r>
+      <w:r>
+        <w:rPr>
+          <w:lang w:val="pt_PT" w:bidi="pt_PT"/>
+        </w:rPr>
+        <w:t xml:space="preserve">; </w:t>
+      </w:r>
+      <w:r>
+        <w:rPr>
+          <w:lang w:val="pt_PT" w:bidi="pt_PT"/>
+        </w:rPr>
+        <w:t>Ap 2.10</w:t>
+      </w:r>
+      <w:r>
+        <w:rPr>
+          <w:lang w:val="pt_PT" w:bidi="pt_PT"/>
+        </w:rPr>
+        <w:t xml:space="preserve">; </w:t>
+      </w:r>
+      <w:r>
+        <w:rPr>
+          <w:lang w:val="pt_PT" w:bidi="pt_PT"/>
+        </w:rPr>
+        <w:t>3.11</w:t>
+      </w:r>
       <w:r>
         <w:rPr>
           <w:lang w:val="pt_PT" w:bidi="pt_PT"/>
         </w:rPr>
         <w:t xml:space="preserve">). • está me esperando o prêmio da vitória, que é dado para quem vive uma vida correta, o prêmio que o Senhor, o justo Juiz, me dará naquele dia , e não somente a mim, mas a todos os que esperam, com amor, a sua vinda (veja </w:t>
       </w:r>
-      <w:hyperlink r:id="rId238">
-        <w:r>
-          <w:rPr>
-            <w:lang w:val="pt_PT" w:bidi="pt_PT"/>
-          </w:rPr>
-          <w:rPr>
-            <w:color w:val="0000EE"/>
-            <w:u w:val="single"/>
-          </w:rPr>
-          <w:t>1Tm 6.14</w:t>
-        </w:r>
-      </w:hyperlink>
+      <w:r>
+        <w:rPr>
+          <w:lang w:val="pt_PT" w:bidi="pt_PT"/>
+        </w:rPr>
+        <w:t>1Tm 6.14</w:t>
+      </w:r>
       <w:r>
         <w:rPr>
           <w:lang w:val="pt_PT" w:bidi="pt_PT"/>
         </w:rPr>
         <w:t>) para estabelecer seu reino (</w:t>
       </w:r>
-      <w:hyperlink r:id="rId239">
-        <w:r>
-          <w:rPr>
-            <w:lang w:val="pt_PT" w:bidi="pt_PT"/>
-          </w:rPr>
-          <w:rPr>
-            <w:color w:val="0000EE"/>
-            <w:u w:val="single"/>
-          </w:rPr>
-          <w:t>2Tm 4.1</w:t>
-        </w:r>
-      </w:hyperlink>
+      <w:r>
+        <w:rPr>
+          <w:lang w:val="pt_PT" w:bidi="pt_PT"/>
+        </w:rPr>
+        <w:t>2Tm 4.1</w:t>
+      </w:r>
       <w:r>
         <w:rPr>
           <w:lang w:val="pt_PT" w:bidi="pt_PT"/>
@@ -7653,18 +6117,12 @@
         </w:rPr>
         <w:t xml:space="preserve">Paulo faz um convite explícito para que Timóteo venha a Roma (veja </w:t>
       </w:r>
-      <w:hyperlink r:id="rId240">
-        <w:r>
-          <w:rPr>
-            <w:lang w:val="pt_PT" w:bidi="pt_PT"/>
-          </w:rPr>
-          <w:rPr>
-            <w:color w:val="0000EE"/>
-            <w:u w:val="single"/>
-          </w:rPr>
-          <w:t>1.4</w:t>
-        </w:r>
-      </w:hyperlink>
+      <w:r>
+        <w:rPr>
+          <w:lang w:val="pt_PT" w:bidi="pt_PT"/>
+        </w:rPr>
+        <w:t>1.4</w:t>
+      </w:r>
       <w:r>
         <w:rPr>
           <w:lang w:val="pt_PT" w:bidi="pt_PT"/>
@@ -7719,108 +6177,72 @@
         </w:rPr>
         <w:t xml:space="preserve">Demas: Veja </w:t>
       </w:r>
-      <w:hyperlink r:id="rId241">
-        <w:r>
-          <w:rPr>
-            <w:lang w:val="pt_PT" w:bidi="pt_PT"/>
-          </w:rPr>
-          <w:rPr>
-            <w:color w:val="0000EE"/>
-            <w:u w:val="single"/>
-          </w:rPr>
-          <w:t>Cl 4.14</w:t>
-        </w:r>
-      </w:hyperlink>
-      <w:r>
-        <w:rPr>
-          <w:lang w:val="pt_PT" w:bidi="pt_PT"/>
-        </w:rPr>
-        <w:t xml:space="preserve">; </w:t>
-      </w:r>
-      <w:hyperlink r:id="rId242">
-        <w:r>
-          <w:rPr>
-            <w:lang w:val="pt_PT" w:bidi="pt_PT"/>
-          </w:rPr>
-          <w:rPr>
-            <w:color w:val="0000EE"/>
-            <w:u w:val="single"/>
-          </w:rPr>
-          <w:t>Fm 1.24</w:t>
-        </w:r>
-      </w:hyperlink>
+      <w:r>
+        <w:rPr>
+          <w:lang w:val="pt_PT" w:bidi="pt_PT"/>
+        </w:rPr>
+        <w:t>Cl 4.14</w:t>
+      </w:r>
+      <w:r>
+        <w:rPr>
+          <w:lang w:val="pt_PT" w:bidi="pt_PT"/>
+        </w:rPr>
+        <w:t xml:space="preserve">; </w:t>
+      </w:r>
+      <w:r>
+        <w:rPr>
+          <w:lang w:val="pt_PT" w:bidi="pt_PT"/>
+        </w:rPr>
+        <w:t>Fm 1.24</w:t>
+      </w:r>
       <w:r>
         <w:rPr>
           <w:lang w:val="pt_PT" w:bidi="pt_PT"/>
         </w:rPr>
         <w:t xml:space="preserve">. • abandonou: Veja também </w:t>
       </w:r>
-      <w:hyperlink r:id="rId243">
-        <w:r>
-          <w:rPr>
-            <w:lang w:val="pt_PT" w:bidi="pt_PT"/>
-          </w:rPr>
-          <w:rPr>
-            <w:color w:val="0000EE"/>
-            <w:u w:val="single"/>
-          </w:rPr>
-          <w:t>2Tm 4.16–17</w:t>
-        </w:r>
-      </w:hyperlink>
+      <w:r>
+        <w:rPr>
+          <w:lang w:val="pt_PT" w:bidi="pt_PT"/>
+        </w:rPr>
+        <w:t>2Tm 4.16–17</w:t>
+      </w:r>
       <w:r>
         <w:rPr>
           <w:lang w:val="pt_PT" w:bidi="pt_PT"/>
         </w:rPr>
         <w:t xml:space="preserve">; compare com </w:t>
       </w:r>
-      <w:hyperlink r:id="rId244">
-        <w:r>
-          <w:rPr>
-            <w:lang w:val="pt_PT" w:bidi="pt_PT"/>
-          </w:rPr>
-          <w:rPr>
-            <w:color w:val="0000EE"/>
-            <w:u w:val="single"/>
-          </w:rPr>
-          <w:t>Sl 22.1</w:t>
-        </w:r>
-      </w:hyperlink>
-      <w:r>
-        <w:rPr>
-          <w:lang w:val="pt_PT" w:bidi="pt_PT"/>
-        </w:rPr>
-        <w:t xml:space="preserve">; </w:t>
-      </w:r>
-      <w:hyperlink r:id="rId245">
-        <w:r>
-          <w:rPr>
-            <w:lang w:val="pt_PT" w:bidi="pt_PT"/>
-          </w:rPr>
-          <w:rPr>
-            <w:color w:val="0000EE"/>
-            <w:u w:val="single"/>
-          </w:rPr>
-          <w:t>Mc 15.34</w:t>
-        </w:r>
-      </w:hyperlink>
+      <w:r>
+        <w:rPr>
+          <w:lang w:val="pt_PT" w:bidi="pt_PT"/>
+        </w:rPr>
+        <w:t>Sl 22.1</w:t>
+      </w:r>
+      <w:r>
+        <w:rPr>
+          <w:lang w:val="pt_PT" w:bidi="pt_PT"/>
+        </w:rPr>
+        <w:t xml:space="preserve">; </w:t>
+      </w:r>
+      <w:r>
+        <w:rPr>
+          <w:lang w:val="pt_PT" w:bidi="pt_PT"/>
+        </w:rPr>
+        <w:t>Mc 15.34</w:t>
+      </w:r>
       <w:r>
         <w:rPr>
           <w:lang w:val="pt_PT" w:bidi="pt_PT"/>
         </w:rPr>
         <w:t>. • Amar as coisas desta vida contrasta com a antecipação do glorioso retorno de Cristo (</w:t>
       </w:r>
-      <w:hyperlink r:id="rId204">
-        <w:r>
-          <w:rPr>
-            <w:lang w:val="pt_PT" w:bidi="pt_PT"/>
-          </w:rPr>
-          <w:rPr>
-            <w:color w:val="0000EE"/>
-            <w:u w:val="single"/>
-          </w:rPr>
-          <w:t>2Tm 4.8</w:t>
-        </w:r>
-      </w:hyperlink>
+      <w:r>
+        <w:rPr>
+          <w:lang w:val="pt_PT" w:bidi="pt_PT"/>
+        </w:rPr>
+        <w:t>2Tm 4.8</w:t>
+      </w:r>
       <w:r>
         <w:rPr>
           <w:lang w:val="pt_PT" w:bidi="pt_PT"/>
@@ -7888,90 +6310,60 @@
         </w:rPr>
         <w:t xml:space="preserve"> o autor de Lucas e Atos, acompanhou Paulo em suas viagens em vários momentos. Muitas vezes se supõe que Lucas estava com Paulo como seu médico (</w:t>
       </w:r>
-      <w:hyperlink r:id="rId241">
-        <w:r>
-          <w:rPr>
-            <w:lang w:val="pt_PT" w:bidi="pt_PT"/>
-          </w:rPr>
-          <w:rPr>
-            <w:color w:val="0000EE"/>
-            <w:u w:val="single"/>
-          </w:rPr>
-          <w:t>Cl 4.14</w:t>
-        </w:r>
-      </w:hyperlink>
+      <w:r>
+        <w:rPr>
+          <w:lang w:val="pt_PT" w:bidi="pt_PT"/>
+        </w:rPr>
+        <w:t>Cl 4.14</w:t>
+      </w:r>
       <w:r>
         <w:rPr>
           <w:lang w:val="pt_PT" w:bidi="pt_PT"/>
         </w:rPr>
         <w:t xml:space="preserve">). Lucas foi o único dos colaboradores de Paulo que esteve continuamente presente com ele. Assim, Paulo desejava que Timóteo viesse rapidamente. • Marcos: A avaliação de Paulo de que ele será útil para mim conta uma história de perdão e redenção (veja </w:t>
       </w:r>
-      <w:hyperlink r:id="rId246">
-        <w:r>
-          <w:rPr>
-            <w:lang w:val="pt_PT" w:bidi="pt_PT"/>
-          </w:rPr>
-          <w:rPr>
-            <w:color w:val="0000EE"/>
-            <w:u w:val="single"/>
-          </w:rPr>
-          <w:t>At 13.13</w:t>
-        </w:r>
-      </w:hyperlink>
-      <w:r>
-        <w:rPr>
-          <w:lang w:val="pt_PT" w:bidi="pt_PT"/>
-        </w:rPr>
-        <w:t xml:space="preserve">; </w:t>
-      </w:r>
-      <w:hyperlink r:id="rId247">
-        <w:r>
-          <w:rPr>
-            <w:lang w:val="pt_PT" w:bidi="pt_PT"/>
-          </w:rPr>
-          <w:rPr>
-            <w:color w:val="0000EE"/>
-            <w:u w:val="single"/>
-          </w:rPr>
-          <w:t>15.36–40</w:t>
-        </w:r>
-      </w:hyperlink>
+      <w:r>
+        <w:rPr>
+          <w:lang w:val="pt_PT" w:bidi="pt_PT"/>
+        </w:rPr>
+        <w:t>At 13.13</w:t>
+      </w:r>
+      <w:r>
+        <w:rPr>
+          <w:lang w:val="pt_PT" w:bidi="pt_PT"/>
+        </w:rPr>
+        <w:t xml:space="preserve">; </w:t>
+      </w:r>
+      <w:r>
+        <w:rPr>
+          <w:lang w:val="pt_PT" w:bidi="pt_PT"/>
+        </w:rPr>
+        <w:t>15.36–40</w:t>
+      </w:r>
       <w:r>
         <w:rPr>
           <w:lang w:val="pt_PT" w:bidi="pt_PT"/>
         </w:rPr>
         <w:t xml:space="preserve">; veja também </w:t>
       </w:r>
-      <w:hyperlink r:id="rId248">
-        <w:r>
-          <w:rPr>
-            <w:lang w:val="pt_PT" w:bidi="pt_PT"/>
-          </w:rPr>
-          <w:rPr>
-            <w:color w:val="0000EE"/>
-            <w:u w:val="single"/>
-          </w:rPr>
-          <w:t>Cl 4.10</w:t>
-        </w:r>
-      </w:hyperlink>
-      <w:r>
-        <w:rPr>
-          <w:lang w:val="pt_PT" w:bidi="pt_PT"/>
-        </w:rPr>
-        <w:t xml:space="preserve">; </w:t>
-      </w:r>
-      <w:hyperlink r:id="rId242">
-        <w:r>
-          <w:rPr>
-            <w:lang w:val="pt_PT" w:bidi="pt_PT"/>
-          </w:rPr>
-          <w:rPr>
-            <w:color w:val="0000EE"/>
-            <w:u w:val="single"/>
-          </w:rPr>
-          <w:t>Fm 1.24</w:t>
-        </w:r>
-      </w:hyperlink>
+      <w:r>
+        <w:rPr>
+          <w:lang w:val="pt_PT" w:bidi="pt_PT"/>
+        </w:rPr>
+        <w:t>Cl 4.10</w:t>
+      </w:r>
+      <w:r>
+        <w:rPr>
+          <w:lang w:val="pt_PT" w:bidi="pt_PT"/>
+        </w:rPr>
+        <w:t xml:space="preserve">; </w:t>
+      </w:r>
+      <w:r>
+        <w:rPr>
+          <w:lang w:val="pt_PT" w:bidi="pt_PT"/>
+        </w:rPr>
+        <w:t>Fm 1.24</w:t>
+      </w:r>
       <w:r>
         <w:rPr>
           <w:lang w:val="pt_PT" w:bidi="pt_PT"/>
@@ -8026,108 +6418,72 @@
         </w:rPr>
         <w:t xml:space="preserve">Tíquico era aparentemente um grego (implícito em </w:t>
       </w:r>
-      <w:hyperlink r:id="rId249">
-        <w:r>
-          <w:rPr>
-            <w:lang w:val="pt_PT" w:bidi="pt_PT"/>
-          </w:rPr>
-          <w:rPr>
-            <w:color w:val="0000EE"/>
-            <w:u w:val="single"/>
-          </w:rPr>
-          <w:t>Cl 4.7–8</w:t>
-        </w:r>
-      </w:hyperlink>
+      <w:r>
+        <w:rPr>
+          <w:lang w:val="pt_PT" w:bidi="pt_PT"/>
+        </w:rPr>
+        <w:t>Cl 4.7–8</w:t>
+      </w:r>
       <w:r>
         <w:rPr>
           <w:lang w:val="pt_PT" w:bidi="pt_PT"/>
         </w:rPr>
         <w:t>,</w:t>
       </w:r>
-      <w:hyperlink r:id="rId250">
-        <w:r>
-          <w:rPr>
-            <w:lang w:val="pt_PT" w:bidi="pt_PT"/>
-          </w:rPr>
-          <w:rPr>
-            <w:color w:val="0000EE"/>
-            <w:u w:val="single"/>
-          </w:rPr>
-          <w:t>10–11</w:t>
-        </w:r>
-      </w:hyperlink>
+      <w:r>
+        <w:rPr>
+          <w:lang w:val="pt_PT" w:bidi="pt_PT"/>
+        </w:rPr>
+        <w:t>10–11</w:t>
+      </w:r>
       <w:r>
         <w:rPr>
           <w:lang w:val="pt_PT" w:bidi="pt_PT"/>
         </w:rPr>
         <w:t xml:space="preserve">) da Ásia Menor (veja também </w:t>
       </w:r>
-      <w:hyperlink r:id="rId251">
-        <w:r>
-          <w:rPr>
-            <w:lang w:val="pt_PT" w:bidi="pt_PT"/>
-          </w:rPr>
-          <w:rPr>
-            <w:color w:val="0000EE"/>
-            <w:u w:val="single"/>
-          </w:rPr>
-          <w:t>At 20.4</w:t>
-        </w:r>
-      </w:hyperlink>
-      <w:r>
-        <w:rPr>
-          <w:lang w:val="pt_PT" w:bidi="pt_PT"/>
-        </w:rPr>
-        <w:t xml:space="preserve">; </w:t>
-      </w:r>
-      <w:hyperlink r:id="rId252">
-        <w:r>
-          <w:rPr>
-            <w:lang w:val="pt_PT" w:bidi="pt_PT"/>
-          </w:rPr>
-          <w:rPr>
-            <w:color w:val="0000EE"/>
-            <w:u w:val="single"/>
-          </w:rPr>
-          <w:t>Ef 6.21–22</w:t>
-        </w:r>
-      </w:hyperlink>
-      <w:r>
-        <w:rPr>
-          <w:lang w:val="pt_PT" w:bidi="pt_PT"/>
-        </w:rPr>
-        <w:t xml:space="preserve">; </w:t>
-      </w:r>
-      <w:hyperlink r:id="rId249">
-        <w:r>
-          <w:rPr>
-            <w:lang w:val="pt_PT" w:bidi="pt_PT"/>
-          </w:rPr>
-          <w:rPr>
-            <w:color w:val="0000EE"/>
-            <w:u w:val="single"/>
-          </w:rPr>
-          <w:t>Cl 4.7–8</w:t>
-        </w:r>
-      </w:hyperlink>
-      <w:r>
-        <w:rPr>
-          <w:lang w:val="pt_PT" w:bidi="pt_PT"/>
-        </w:rPr>
-        <w:t xml:space="preserve">; </w:t>
-      </w:r>
-      <w:hyperlink r:id="rId253">
-        <w:r>
-          <w:rPr>
-            <w:lang w:val="pt_PT" w:bidi="pt_PT"/>
-          </w:rPr>
-          <w:rPr>
-            <w:color w:val="0000EE"/>
-            <w:u w:val="single"/>
-          </w:rPr>
-          <w:t>Tt 3.12</w:t>
-        </w:r>
-      </w:hyperlink>
+      <w:r>
+        <w:rPr>
+          <w:lang w:val="pt_PT" w:bidi="pt_PT"/>
+        </w:rPr>
+        <w:t>At 20.4</w:t>
+      </w:r>
+      <w:r>
+        <w:rPr>
+          <w:lang w:val="pt_PT" w:bidi="pt_PT"/>
+        </w:rPr>
+        <w:t xml:space="preserve">; </w:t>
+      </w:r>
+      <w:r>
+        <w:rPr>
+          <w:lang w:val="pt_PT" w:bidi="pt_PT"/>
+        </w:rPr>
+        <w:t>Ef 6.21–22</w:t>
+      </w:r>
+      <w:r>
+        <w:rPr>
+          <w:lang w:val="pt_PT" w:bidi="pt_PT"/>
+        </w:rPr>
+        <w:t xml:space="preserve">; </w:t>
+      </w:r>
+      <w:r>
+        <w:rPr>
+          <w:lang w:val="pt_PT" w:bidi="pt_PT"/>
+        </w:rPr>
+        <w:t>Cl 4.7–8</w:t>
+      </w:r>
+      <w:r>
+        <w:rPr>
+          <w:lang w:val="pt_PT" w:bidi="pt_PT"/>
+        </w:rPr>
+        <w:t xml:space="preserve">; </w:t>
+      </w:r>
+      <w:r>
+        <w:rPr>
+          <w:lang w:val="pt_PT" w:bidi="pt_PT"/>
+        </w:rPr>
+        <w:t>Tt 3.12</w:t>
+      </w:r>
       <w:r>
         <w:rPr>
           <w:lang w:val="pt_PT" w:bidi="pt_PT"/>
@@ -8206,18 +6562,12 @@
         </w:rPr>
         <w:t>A prisão e transferência de Paulo para Roma aparentemente não permitiram que ele reunisse seus pertences. • a minha capa: O inverno estava chegando (</w:t>
       </w:r>
-      <w:hyperlink r:id="rId33">
-        <w:r>
-          <w:rPr>
-            <w:lang w:val="pt_PT" w:bidi="pt_PT"/>
-          </w:rPr>
-          <w:rPr>
-            <w:color w:val="0000EE"/>
-            <w:u w:val="single"/>
-          </w:rPr>
-          <w:t>4.21</w:t>
-        </w:r>
-      </w:hyperlink>
+      <w:r>
+        <w:rPr>
+          <w:lang w:val="pt_PT" w:bidi="pt_PT"/>
+        </w:rPr>
+        <w:t>4.21</w:t>
+      </w:r>
       <w:r>
         <w:rPr>
           <w:lang w:val="pt_PT" w:bidi="pt_PT"/>
@@ -8272,72 +6622,48 @@
         </w:rPr>
         <w:t xml:space="preserve">Alexandre era um nome comum (cp. </w:t>
       </w:r>
-      <w:hyperlink r:id="rId254">
-        <w:r>
-          <w:rPr>
-            <w:lang w:val="pt_PT" w:bidi="pt_PT"/>
-          </w:rPr>
-          <w:rPr>
-            <w:color w:val="0000EE"/>
-            <w:u w:val="single"/>
-          </w:rPr>
-          <w:t>Mc 15.21</w:t>
-        </w:r>
-      </w:hyperlink>
-      <w:r>
-        <w:rPr>
-          <w:lang w:val="pt_PT" w:bidi="pt_PT"/>
-        </w:rPr>
-        <w:t xml:space="preserve">; </w:t>
-      </w:r>
-      <w:hyperlink r:id="rId255">
-        <w:r>
-          <w:rPr>
-            <w:lang w:val="pt_PT" w:bidi="pt_PT"/>
-          </w:rPr>
-          <w:rPr>
-            <w:color w:val="0000EE"/>
-            <w:u w:val="single"/>
-          </w:rPr>
-          <w:t>At 4.6</w:t>
-        </w:r>
-      </w:hyperlink>
-      <w:r>
-        <w:rPr>
-          <w:lang w:val="pt_PT" w:bidi="pt_PT"/>
-        </w:rPr>
-        <w:t xml:space="preserve">; </w:t>
-      </w:r>
-      <w:hyperlink r:id="rId256">
-        <w:r>
-          <w:rPr>
-            <w:lang w:val="pt_PT" w:bidi="pt_PT"/>
-          </w:rPr>
-          <w:rPr>
-            <w:color w:val="0000EE"/>
-            <w:u w:val="single"/>
-          </w:rPr>
-          <w:t>19.33</w:t>
-        </w:r>
-      </w:hyperlink>
+      <w:r>
+        <w:rPr>
+          <w:lang w:val="pt_PT" w:bidi="pt_PT"/>
+        </w:rPr>
+        <w:t>Mc 15.21</w:t>
+      </w:r>
+      <w:r>
+        <w:rPr>
+          <w:lang w:val="pt_PT" w:bidi="pt_PT"/>
+        </w:rPr>
+        <w:t xml:space="preserve">; </w:t>
+      </w:r>
+      <w:r>
+        <w:rPr>
+          <w:lang w:val="pt_PT" w:bidi="pt_PT"/>
+        </w:rPr>
+        <w:t>At 4.6</w:t>
+      </w:r>
+      <w:r>
+        <w:rPr>
+          <w:lang w:val="pt_PT" w:bidi="pt_PT"/>
+        </w:rPr>
+        <w:t xml:space="preserve">; </w:t>
+      </w:r>
+      <w:r>
+        <w:rPr>
+          <w:lang w:val="pt_PT" w:bidi="pt_PT"/>
+        </w:rPr>
+        <w:t>19.33</w:t>
+      </w:r>
       <w:r>
         <w:rPr>
           <w:lang w:val="pt_PT" w:bidi="pt_PT"/>
         </w:rPr>
         <w:t xml:space="preserve">). Alexandre, o latoeiro, provavelmente era a mesma pessoa mencionada em </w:t>
       </w:r>
-      <w:hyperlink r:id="rId104">
-        <w:r>
-          <w:rPr>
-            <w:lang w:val="pt_PT" w:bidi="pt_PT"/>
-          </w:rPr>
-          <w:rPr>
-            <w:color w:val="0000EE"/>
-            <w:u w:val="single"/>
-          </w:rPr>
-          <w:t>1Tm 1.20</w:t>
-        </w:r>
-      </w:hyperlink>
+      <w:r>
+        <w:rPr>
+          <w:lang w:val="pt_PT" w:bidi="pt_PT"/>
+        </w:rPr>
+        <w:t>1Tm 1.20</w:t>
+      </w:r>
       <w:r>
         <w:rPr>
           <w:lang w:val="pt_PT" w:bidi="pt_PT"/>
@@ -8392,18 +6718,12 @@
         </w:rPr>
         <w:t>A primeira vez que fui levado perante o juiz: Um julgamento romano era dividido entre uma investigação inicial, preliminar, e o julgamento propriamente dito. Paulo provavelmente estava se referindo ao primeiro desses. Também poderia se referir à sua primeira prisão em Roma (</w:t>
       </w:r>
-      <w:hyperlink r:id="rId257">
-        <w:r>
-          <w:rPr>
-            <w:lang w:val="pt_PT" w:bidi="pt_PT"/>
-          </w:rPr>
-          <w:rPr>
-            <w:color w:val="0000EE"/>
-            <w:u w:val="single"/>
-          </w:rPr>
-          <w:t>At 28</w:t>
-        </w:r>
-      </w:hyperlink>
+      <w:r>
+        <w:rPr>
+          <w:lang w:val="pt_PT" w:bidi="pt_PT"/>
+        </w:rPr>
+        <w:t>At 28</w:t>
+      </w:r>
       <w:r>
         <w:rPr>
           <w:lang w:val="pt_PT" w:bidi="pt_PT"/>
@@ -8482,108 +6802,72 @@
         </w:rPr>
         <w:t>para que eu pudesse anunciar a mensagem completa: Paulo transformou sua defesa no tribunal em proclamação das boas-novas - assim como em suas experiências anteriores (</w:t>
       </w:r>
-      <w:hyperlink r:id="rId258">
-        <w:r>
-          <w:rPr>
-            <w:lang w:val="pt_PT" w:bidi="pt_PT"/>
-          </w:rPr>
-          <w:rPr>
-            <w:color w:val="0000EE"/>
-            <w:u w:val="single"/>
-          </w:rPr>
-          <w:t>At 22.1–24.27</w:t>
-        </w:r>
-      </w:hyperlink>
-      <w:r>
-        <w:rPr>
-          <w:lang w:val="pt_PT" w:bidi="pt_PT"/>
-        </w:rPr>
-        <w:t xml:space="preserve">; </w:t>
-      </w:r>
-      <w:hyperlink r:id="rId259">
-        <w:r>
-          <w:rPr>
-            <w:lang w:val="pt_PT" w:bidi="pt_PT"/>
-          </w:rPr>
-          <w:rPr>
-            <w:color w:val="0000EE"/>
-            <w:u w:val="single"/>
-          </w:rPr>
-          <w:t>26.1–29</w:t>
-        </w:r>
-      </w:hyperlink>
+      <w:r>
+        <w:rPr>
+          <w:lang w:val="pt_PT" w:bidi="pt_PT"/>
+        </w:rPr>
+        <w:t>At 22.1–24.27</w:t>
+      </w:r>
+      <w:r>
+        <w:rPr>
+          <w:lang w:val="pt_PT" w:bidi="pt_PT"/>
+        </w:rPr>
+        <w:t xml:space="preserve">; </w:t>
+      </w:r>
+      <w:r>
+        <w:rPr>
+          <w:lang w:val="pt_PT" w:bidi="pt_PT"/>
+        </w:rPr>
+        <w:t>26.1–29</w:t>
+      </w:r>
       <w:r>
         <w:rPr>
           <w:lang w:val="pt_PT" w:bidi="pt_PT"/>
         </w:rPr>
         <w:t xml:space="preserve">; veja também </w:t>
       </w:r>
-      <w:hyperlink r:id="rId260">
-        <w:r>
-          <w:rPr>
-            <w:lang w:val="pt_PT" w:bidi="pt_PT"/>
-          </w:rPr>
-          <w:rPr>
-            <w:color w:val="0000EE"/>
-            <w:u w:val="single"/>
-          </w:rPr>
-          <w:t>2Tm 2.9–10</w:t>
-        </w:r>
-      </w:hyperlink>
-      <w:r>
-        <w:rPr>
-          <w:lang w:val="pt_PT" w:bidi="pt_PT"/>
-        </w:rPr>
-        <w:t xml:space="preserve">; </w:t>
-      </w:r>
-      <w:hyperlink r:id="rId96">
-        <w:r>
-          <w:rPr>
-            <w:lang w:val="pt_PT" w:bidi="pt_PT"/>
-          </w:rPr>
-          <w:rPr>
-            <w:color w:val="0000EE"/>
-            <w:u w:val="single"/>
-          </w:rPr>
-          <w:t>Fp 1.12–14</w:t>
-        </w:r>
-      </w:hyperlink>
+      <w:r>
+        <w:rPr>
+          <w:lang w:val="pt_PT" w:bidi="pt_PT"/>
+        </w:rPr>
+        <w:t>2Tm 2.9–10</w:t>
+      </w:r>
+      <w:r>
+        <w:rPr>
+          <w:lang w:val="pt_PT" w:bidi="pt_PT"/>
+        </w:rPr>
+        <w:t xml:space="preserve">; </w:t>
+      </w:r>
+      <w:r>
+        <w:rPr>
+          <w:lang w:val="pt_PT" w:bidi="pt_PT"/>
+        </w:rPr>
+        <w:t>Fp 1.12–14</w:t>
+      </w:r>
       <w:r>
         <w:rPr>
           <w:lang w:val="pt_PT" w:bidi="pt_PT"/>
         </w:rPr>
         <w:t>). • a todos os não judeus: Paulo sentiu que havia completado sua tarefa (</w:t>
       </w:r>
-      <w:hyperlink r:id="rId261">
-        <w:r>
-          <w:rPr>
-            <w:lang w:val="pt_PT" w:bidi="pt_PT"/>
-          </w:rPr>
-          <w:rPr>
-            <w:color w:val="0000EE"/>
-            <w:u w:val="single"/>
-          </w:rPr>
-          <w:t>2Tm 4.7–8</w:t>
-        </w:r>
-      </w:hyperlink>
+      <w:r>
+        <w:rPr>
+          <w:lang w:val="pt_PT" w:bidi="pt_PT"/>
+        </w:rPr>
+        <w:t>2Tm 4.7–8</w:t>
+      </w:r>
       <w:r>
         <w:rPr>
           <w:lang w:val="pt_PT" w:bidi="pt_PT"/>
         </w:rPr>
         <w:t xml:space="preserve">). O Antigo Testamento especificamente antecipa a conversão das nações (e.g., </w:t>
       </w:r>
-      <w:hyperlink r:id="rId262">
-        <w:r>
-          <w:rPr>
-            <w:lang w:val="pt_PT" w:bidi="pt_PT"/>
-          </w:rPr>
-          <w:rPr>
-            <w:color w:val="0000EE"/>
-            <w:u w:val="single"/>
-          </w:rPr>
-          <w:t>Sl 22.27–29</w:t>
-        </w:r>
-      </w:hyperlink>
+      <w:r>
+        <w:rPr>
+          <w:lang w:val="pt_PT" w:bidi="pt_PT"/>
+        </w:rPr>
+        <w:t>Sl 22.27–29</w:t>
+      </w:r>
       <w:r>
         <w:rPr>
           <w:lang w:val="pt_PT" w:bidi="pt_PT"/>
@@ -8603,108 +6887,72 @@
         </w:rPr>
         <w:t xml:space="preserve">): O leão é frequentemente uma metáfora para inimigos (veja </w:t>
       </w:r>
-      <w:hyperlink r:id="rId263">
-        <w:r>
-          <w:rPr>
-            <w:lang w:val="pt_PT" w:bidi="pt_PT"/>
-          </w:rPr>
-          <w:rPr>
-            <w:color w:val="0000EE"/>
-            <w:u w:val="single"/>
-          </w:rPr>
-          <w:t>Sl 7.2</w:t>
-        </w:r>
-      </w:hyperlink>
-      <w:r>
-        <w:rPr>
-          <w:lang w:val="pt_PT" w:bidi="pt_PT"/>
-        </w:rPr>
-        <w:t xml:space="preserve">; </w:t>
-      </w:r>
-      <w:hyperlink r:id="rId264">
-        <w:r>
-          <w:rPr>
-            <w:lang w:val="pt_PT" w:bidi="pt_PT"/>
-          </w:rPr>
-          <w:rPr>
-            <w:color w:val="0000EE"/>
-            <w:u w:val="single"/>
-          </w:rPr>
-          <w:t>35.17</w:t>
-        </w:r>
-      </w:hyperlink>
+      <w:r>
+        <w:rPr>
+          <w:lang w:val="pt_PT" w:bidi="pt_PT"/>
+        </w:rPr>
+        <w:t>Sl 7.2</w:t>
+      </w:r>
+      <w:r>
+        <w:rPr>
+          <w:lang w:val="pt_PT" w:bidi="pt_PT"/>
+        </w:rPr>
+        <w:t xml:space="preserve">; </w:t>
+      </w:r>
+      <w:r>
+        <w:rPr>
+          <w:lang w:val="pt_PT" w:bidi="pt_PT"/>
+        </w:rPr>
+        <w:t>35.17</w:t>
+      </w:r>
       <w:r>
         <w:rPr>
           <w:lang w:val="pt_PT" w:bidi="pt_PT"/>
         </w:rPr>
         <w:t xml:space="preserve">; cp. </w:t>
       </w:r>
-      <w:hyperlink r:id="rId265">
-        <w:r>
-          <w:rPr>
-            <w:lang w:val="pt_PT" w:bidi="pt_PT"/>
-          </w:rPr>
-          <w:rPr>
-            <w:color w:val="0000EE"/>
-            <w:u w:val="single"/>
-          </w:rPr>
-          <w:t>Dn 6</w:t>
-        </w:r>
-      </w:hyperlink>
-      <w:r>
-        <w:rPr>
-          <w:lang w:val="pt_PT" w:bidi="pt_PT"/>
-        </w:rPr>
-        <w:t xml:space="preserve">; </w:t>
-      </w:r>
-      <w:hyperlink r:id="rId266">
-        <w:r>
-          <w:rPr>
-            <w:lang w:val="pt_PT" w:bidi="pt_PT"/>
-          </w:rPr>
-          <w:rPr>
-            <w:color w:val="0000EE"/>
-            <w:u w:val="single"/>
-          </w:rPr>
-          <w:t>Hb 11.33</w:t>
-        </w:r>
-      </w:hyperlink>
+      <w:r>
+        <w:rPr>
+          <w:lang w:val="pt_PT" w:bidi="pt_PT"/>
+        </w:rPr>
+        <w:t>Dn 6</w:t>
+      </w:r>
+      <w:r>
+        <w:rPr>
+          <w:lang w:val="pt_PT" w:bidi="pt_PT"/>
+        </w:rPr>
+        <w:t xml:space="preserve">; </w:t>
+      </w:r>
+      <w:r>
+        <w:rPr>
+          <w:lang w:val="pt_PT" w:bidi="pt_PT"/>
+        </w:rPr>
+        <w:t>Hb 11.33</w:t>
+      </w:r>
       <w:r>
         <w:rPr>
           <w:lang w:val="pt_PT" w:bidi="pt_PT"/>
         </w:rPr>
         <w:t>). Aqui, pode se referir a leões literais no anfiteatro, ao Imperador, aos falsos mestres, ou a Satanás (</w:t>
       </w:r>
-      <w:hyperlink r:id="rId267">
-        <w:r>
-          <w:rPr>
-            <w:lang w:val="pt_PT" w:bidi="pt_PT"/>
-          </w:rPr>
-          <w:rPr>
-            <w:color w:val="0000EE"/>
-            <w:u w:val="single"/>
-          </w:rPr>
-          <w:t>1Pe 5.8</w:t>
-        </w:r>
-      </w:hyperlink>
+      <w:r>
+        <w:rPr>
+          <w:lang w:val="pt_PT" w:bidi="pt_PT"/>
+        </w:rPr>
+        <w:t>1Pe 5.8</w:t>
+      </w:r>
       <w:r>
         <w:rPr>
           <w:lang w:val="pt_PT" w:bidi="pt_PT"/>
         </w:rPr>
         <w:t xml:space="preserve">; cp. </w:t>
       </w:r>
-      <w:hyperlink r:id="rId268">
-        <w:r>
-          <w:rPr>
-            <w:lang w:val="pt_PT" w:bidi="pt_PT"/>
-          </w:rPr>
-          <w:rPr>
-            <w:color w:val="0000EE"/>
-            <w:u w:val="single"/>
-          </w:rPr>
-          <w:t>Sl 22.21</w:t>
-        </w:r>
-      </w:hyperlink>
+      <w:r>
+        <w:rPr>
+          <w:lang w:val="pt_PT" w:bidi="pt_PT"/>
+        </w:rPr>
+        <w:t>Sl 22.21</w:t>
+      </w:r>
       <w:r>
         <w:rPr>
           <w:lang w:val="pt_PT" w:bidi="pt_PT"/>
@@ -8759,126 +7007,84 @@
         </w:rPr>
         <w:t>Senhor me livrará de todo mal e me levará em segurança (</w:t>
       </w:r>
-      <w:hyperlink r:id="rId269">
-        <w:r>
-          <w:rPr>
-            <w:lang w:val="pt_PT" w:bidi="pt_PT"/>
-          </w:rPr>
-          <w:rPr>
-            <w:color w:val="0000EE"/>
-            <w:u w:val="single"/>
-          </w:rPr>
-          <w:t>4.7</w:t>
-        </w:r>
-      </w:hyperlink>
+      <w:r>
+        <w:rPr>
+          <w:lang w:val="pt_PT" w:bidi="pt_PT"/>
+        </w:rPr>
+        <w:t>4.7</w:t>
+      </w:r>
       <w:r>
         <w:rPr>
           <w:lang w:val="pt_PT" w:bidi="pt_PT"/>
         </w:rPr>
         <w:t xml:space="preserve">) para o seu Reino celestial (veja </w:t>
       </w:r>
-      <w:hyperlink r:id="rId92">
-        <w:r>
-          <w:rPr>
-            <w:lang w:val="pt_PT" w:bidi="pt_PT"/>
-          </w:rPr>
-          <w:rPr>
-            <w:color w:val="0000EE"/>
-            <w:u w:val="single"/>
-          </w:rPr>
-          <w:t>1.12</w:t>
-        </w:r>
-      </w:hyperlink>
+      <w:r>
+        <w:rPr>
+          <w:lang w:val="pt_PT" w:bidi="pt_PT"/>
+        </w:rPr>
+        <w:t>1.12</w:t>
+      </w:r>
       <w:r>
         <w:rPr>
           <w:lang w:val="pt_PT" w:bidi="pt_PT"/>
         </w:rPr>
         <w:t xml:space="preserve">). • O Reino celestial do Senhor contrasta com o reino terrestre que estava prestes a julgar Paulo (veja também </w:t>
       </w:r>
-      <w:hyperlink r:id="rId239">
-        <w:r>
-          <w:rPr>
-            <w:lang w:val="pt_PT" w:bidi="pt_PT"/>
-          </w:rPr>
-          <w:rPr>
-            <w:color w:val="0000EE"/>
-            <w:u w:val="single"/>
-          </w:rPr>
-          <w:t>4.1</w:t>
-        </w:r>
-      </w:hyperlink>
-      <w:r>
-        <w:rPr>
-          <w:lang w:val="pt_PT" w:bidi="pt_PT"/>
-        </w:rPr>
-        <w:t xml:space="preserve">; </w:t>
-      </w:r>
-      <w:hyperlink r:id="rId270">
-        <w:r>
-          <w:rPr>
-            <w:lang w:val="pt_PT" w:bidi="pt_PT"/>
-          </w:rPr>
-          <w:rPr>
-            <w:color w:val="0000EE"/>
-            <w:u w:val="single"/>
-          </w:rPr>
-          <w:t>1Co 15.48–49</w:t>
-        </w:r>
-      </w:hyperlink>
-      <w:r>
-        <w:rPr>
-          <w:lang w:val="pt_PT" w:bidi="pt_PT"/>
-        </w:rPr>
-        <w:t xml:space="preserve">; </w:t>
-      </w:r>
-      <w:hyperlink r:id="rId271">
-        <w:r>
-          <w:rPr>
-            <w:lang w:val="pt_PT" w:bidi="pt_PT"/>
-          </w:rPr>
-          <w:rPr>
-            <w:color w:val="0000EE"/>
-            <w:u w:val="single"/>
-          </w:rPr>
-          <w:t>Hb 12.18–29</w:t>
-        </w:r>
-      </w:hyperlink>
+      <w:r>
+        <w:rPr>
+          <w:lang w:val="pt_PT" w:bidi="pt_PT"/>
+        </w:rPr>
+        <w:t>4.1</w:t>
+      </w:r>
+      <w:r>
+        <w:rPr>
+          <w:lang w:val="pt_PT" w:bidi="pt_PT"/>
+        </w:rPr>
+        <w:t xml:space="preserve">; </w:t>
+      </w:r>
+      <w:r>
+        <w:rPr>
+          <w:lang w:val="pt_PT" w:bidi="pt_PT"/>
+        </w:rPr>
+        <w:t>1Co 15.48–49</w:t>
+      </w:r>
+      <w:r>
+        <w:rPr>
+          <w:lang w:val="pt_PT" w:bidi="pt_PT"/>
+        </w:rPr>
+        <w:t xml:space="preserve">; </w:t>
+      </w:r>
+      <w:r>
+        <w:rPr>
+          <w:lang w:val="pt_PT" w:bidi="pt_PT"/>
+        </w:rPr>
+        <w:t>Hb 12.18–29</w:t>
+      </w:r>
       <w:r>
         <w:rPr>
           <w:lang w:val="pt_PT" w:bidi="pt_PT"/>
         </w:rPr>
         <w:t xml:space="preserve">). • a glória para todo o sempre … Amém: A doxologia de Paulo diante da execução expressa confiança de que a glória de Deus será mantida (cp. </w:t>
       </w:r>
-      <w:hyperlink r:id="rId272">
-        <w:r>
-          <w:rPr>
-            <w:lang w:val="pt_PT" w:bidi="pt_PT"/>
-          </w:rPr>
-          <w:rPr>
-            <w:color w:val="0000EE"/>
-            <w:u w:val="single"/>
-          </w:rPr>
-          <w:t>1Tm 1.17</w:t>
-        </w:r>
-      </w:hyperlink>
-      <w:r>
-        <w:rPr>
-          <w:lang w:val="pt_PT" w:bidi="pt_PT"/>
-        </w:rPr>
-        <w:t xml:space="preserve">; </w:t>
-      </w:r>
-      <w:hyperlink r:id="rId273">
-        <w:r>
-          <w:rPr>
-            <w:lang w:val="pt_PT" w:bidi="pt_PT"/>
-          </w:rPr>
-          <w:rPr>
-            <w:color w:val="0000EE"/>
-            <w:u w:val="single"/>
-          </w:rPr>
-          <w:t>6.15–16</w:t>
-        </w:r>
-      </w:hyperlink>
+      <w:r>
+        <w:rPr>
+          <w:lang w:val="pt_PT" w:bidi="pt_PT"/>
+        </w:rPr>
+        <w:t>1Tm 1.17</w:t>
+      </w:r>
+      <w:r>
+        <w:rPr>
+          <w:lang w:val="pt_PT" w:bidi="pt_PT"/>
+        </w:rPr>
+        <w:t xml:space="preserve">; </w:t>
+      </w:r>
+      <w:r>
+        <w:rPr>
+          <w:lang w:val="pt_PT" w:bidi="pt_PT"/>
+        </w:rPr>
+        <w:t>6.15–16</w:t>
+      </w:r>
       <w:r>
         <w:rPr>
           <w:lang w:val="pt_PT" w:bidi="pt_PT"/>
@@ -8898,18 +7104,12 @@
         </w:rPr>
         <w:t xml:space="preserve">): O grego sugere que este louvor é atribuído ao “Senhor” da frase anterior—ou seja, a Jesus (cp. </w:t>
       </w:r>
-      <w:hyperlink r:id="rId274">
-        <w:r>
-          <w:rPr>
-            <w:lang w:val="pt_PT" w:bidi="pt_PT"/>
-          </w:rPr>
-          <w:rPr>
-            <w:color w:val="0000EE"/>
-            <w:u w:val="single"/>
-          </w:rPr>
-          <w:t>Tt 2.13</w:t>
-        </w:r>
-      </w:hyperlink>
+      <w:r>
+        <w:rPr>
+          <w:lang w:val="pt_PT" w:bidi="pt_PT"/>
+        </w:rPr>
+        <w:t>Tt 2.13</w:t>
+      </w:r>
       <w:r>
         <w:rPr>
           <w:lang w:val="pt_PT" w:bidi="pt_PT"/>
@@ -8964,108 +7164,72 @@
         </w:rPr>
         <w:t>Priscila e Áquila estiveram em Éfeso (</w:t>
       </w:r>
-      <w:hyperlink r:id="rId275">
-        <w:r>
-          <w:rPr>
-            <w:lang w:val="pt_PT" w:bidi="pt_PT"/>
-          </w:rPr>
-          <w:rPr>
-            <w:color w:val="0000EE"/>
-            <w:u w:val="single"/>
-          </w:rPr>
-          <w:t>At 18.26</w:t>
-        </w:r>
-      </w:hyperlink>
-      <w:r>
-        <w:rPr>
-          <w:lang w:val="pt_PT" w:bidi="pt_PT"/>
-        </w:rPr>
-        <w:t xml:space="preserve">; </w:t>
-      </w:r>
-      <w:hyperlink r:id="rId276">
-        <w:r>
-          <w:rPr>
-            <w:lang w:val="pt_PT" w:bidi="pt_PT"/>
-          </w:rPr>
-          <w:rPr>
-            <w:color w:val="0000EE"/>
-            <w:u w:val="single"/>
-          </w:rPr>
-          <w:t>1Co 16.19</w:t>
-        </w:r>
-      </w:hyperlink>
+      <w:r>
+        <w:rPr>
+          <w:lang w:val="pt_PT" w:bidi="pt_PT"/>
+        </w:rPr>
+        <w:t>At 18.26</w:t>
+      </w:r>
+      <w:r>
+        <w:rPr>
+          <w:lang w:val="pt_PT" w:bidi="pt_PT"/>
+        </w:rPr>
+        <w:t xml:space="preserve">; </w:t>
+      </w:r>
+      <w:r>
+        <w:rPr>
+          <w:lang w:val="pt_PT" w:bidi="pt_PT"/>
+        </w:rPr>
+        <w:t>1Co 16.19</w:t>
+      </w:r>
       <w:r>
         <w:rPr>
           <w:lang w:val="pt_PT" w:bidi="pt_PT"/>
         </w:rPr>
         <w:t>) e provavelmente estavam lá nessa época. Eles também viveram em Roma (</w:t>
       </w:r>
-      <w:hyperlink r:id="rId277">
-        <w:r>
-          <w:rPr>
-            <w:lang w:val="pt_PT" w:bidi="pt_PT"/>
-          </w:rPr>
-          <w:rPr>
-            <w:color w:val="0000EE"/>
-            <w:u w:val="single"/>
-          </w:rPr>
-          <w:t>At 18.2</w:t>
-        </w:r>
-      </w:hyperlink>
-      <w:r>
-        <w:rPr>
-          <w:lang w:val="pt_PT" w:bidi="pt_PT"/>
-        </w:rPr>
-        <w:t xml:space="preserve">; </w:t>
-      </w:r>
-      <w:hyperlink r:id="rId278">
-        <w:r>
-          <w:rPr>
-            <w:lang w:val="pt_PT" w:bidi="pt_PT"/>
-          </w:rPr>
-          <w:rPr>
-            <w:color w:val="0000EE"/>
-            <w:u w:val="single"/>
-          </w:rPr>
-          <w:t>Rm 16.3</w:t>
-        </w:r>
-      </w:hyperlink>
+      <w:r>
+        <w:rPr>
+          <w:lang w:val="pt_PT" w:bidi="pt_PT"/>
+        </w:rPr>
+        <w:t>At 18.2</w:t>
+      </w:r>
+      <w:r>
+        <w:rPr>
+          <w:lang w:val="pt_PT" w:bidi="pt_PT"/>
+        </w:rPr>
+        <w:t xml:space="preserve">; </w:t>
+      </w:r>
+      <w:r>
+        <w:rPr>
+          <w:lang w:val="pt_PT" w:bidi="pt_PT"/>
+        </w:rPr>
+        <w:t>Rm 16.3</w:t>
+      </w:r>
       <w:r>
         <w:rPr>
           <w:lang w:val="pt_PT" w:bidi="pt_PT"/>
         </w:rPr>
         <w:t xml:space="preserve">), onde Paulo estava atualmente. Isso pode implicar que Timóteo ainda estava em Éfeso (veja </w:t>
       </w:r>
-      <w:hyperlink r:id="rId279">
-        <w:r>
-          <w:rPr>
-            <w:lang w:val="pt_PT" w:bidi="pt_PT"/>
-          </w:rPr>
-          <w:rPr>
-            <w:color w:val="0000EE"/>
-            <w:u w:val="single"/>
-          </w:rPr>
-          <w:t>1Tm 1.3</w:t>
-        </w:r>
-      </w:hyperlink>
+      <w:r>
+        <w:rPr>
+          <w:lang w:val="pt_PT" w:bidi="pt_PT"/>
+        </w:rPr>
+        <w:t>1Tm 1.3</w:t>
+      </w:r>
       <w:r>
         <w:rPr>
           <w:lang w:val="pt_PT" w:bidi="pt_PT"/>
         </w:rPr>
         <w:t xml:space="preserve">). • Paulo menciona com apreço Onesíforo em </w:t>
       </w:r>
-      <w:hyperlink r:id="rId280">
-        <w:r>
-          <w:rPr>
-            <w:lang w:val="pt_PT" w:bidi="pt_PT"/>
-          </w:rPr>
-          <w:rPr>
-            <w:color w:val="0000EE"/>
-            <w:u w:val="single"/>
-          </w:rPr>
-          <w:t>2Tm 1.16</w:t>
-        </w:r>
-      </w:hyperlink>
+      <w:r>
+        <w:rPr>
+          <w:lang w:val="pt_PT" w:bidi="pt_PT"/>
+        </w:rPr>
+        <w:t>2Tm 1.16</w:t>
+      </w:r>
       <w:r>
         <w:rPr>
           <w:lang w:val="pt_PT" w:bidi="pt_PT"/>
@@ -9120,54 +7284,36 @@
         </w:rPr>
         <w:t xml:space="preserve">Como em várias das epístolas de Paulo, a carta termina com saudações e instruções finais (e.g., </w:t>
       </w:r>
-      <w:hyperlink r:id="rId281">
-        <w:r>
-          <w:rPr>
-            <w:lang w:val="pt_PT" w:bidi="pt_PT"/>
-          </w:rPr>
-          <w:rPr>
-            <w:color w:val="0000EE"/>
-            <w:u w:val="single"/>
-          </w:rPr>
-          <w:t>Rm 16.1–23</w:t>
-        </w:r>
-      </w:hyperlink>
-      <w:r>
-        <w:rPr>
-          <w:lang w:val="pt_PT" w:bidi="pt_PT"/>
-        </w:rPr>
-        <w:t xml:space="preserve">; </w:t>
-      </w:r>
-      <w:hyperlink r:id="rId282">
-        <w:r>
-          <w:rPr>
-            <w:lang w:val="pt_PT" w:bidi="pt_PT"/>
-          </w:rPr>
-          <w:rPr>
-            <w:color w:val="0000EE"/>
-            <w:u w:val="single"/>
-          </w:rPr>
-          <w:t>1Co 16.19–21</w:t>
-        </w:r>
-      </w:hyperlink>
-      <w:r>
-        <w:rPr>
-          <w:lang w:val="pt_PT" w:bidi="pt_PT"/>
-        </w:rPr>
-        <w:t xml:space="preserve">; </w:t>
-      </w:r>
-      <w:hyperlink r:id="rId283">
-        <w:r>
-          <w:rPr>
-            <w:lang w:val="pt_PT" w:bidi="pt_PT"/>
-          </w:rPr>
-          <w:rPr>
-            <w:color w:val="0000EE"/>
-            <w:u w:val="single"/>
-          </w:rPr>
-          <w:t>2Co 13.12</w:t>
-        </w:r>
-      </w:hyperlink>
+      <w:r>
+        <w:rPr>
+          <w:lang w:val="pt_PT" w:bidi="pt_PT"/>
+        </w:rPr>
+        <w:t>Rm 16.1–23</w:t>
+      </w:r>
+      <w:r>
+        <w:rPr>
+          <w:lang w:val="pt_PT" w:bidi="pt_PT"/>
+        </w:rPr>
+        <w:t xml:space="preserve">; </w:t>
+      </w:r>
+      <w:r>
+        <w:rPr>
+          <w:lang w:val="pt_PT" w:bidi="pt_PT"/>
+        </w:rPr>
+        <w:t>1Co 16.19–21</w:t>
+      </w:r>
+      <w:r>
+        <w:rPr>
+          <w:lang w:val="pt_PT" w:bidi="pt_PT"/>
+        </w:rPr>
+        <w:t xml:space="preserve">; </w:t>
+      </w:r>
+      <w:r>
+        <w:rPr>
+          <w:lang w:val="pt_PT" w:bidi="pt_PT"/>
+        </w:rPr>
+        <w:t>2Co 13.12</w:t>
+      </w:r>
       <w:r>
         <w:rPr>
           <w:lang w:val="pt_PT" w:bidi="pt_PT"/>
@@ -9222,90 +7368,60 @@
         </w:rPr>
         <w:t>Erasto era um residente de Corinto (</w:t>
       </w:r>
-      <w:hyperlink r:id="rId284">
-        <w:r>
-          <w:rPr>
-            <w:lang w:val="pt_PT" w:bidi="pt_PT"/>
-          </w:rPr>
-          <w:rPr>
-            <w:color w:val="0000EE"/>
-            <w:u w:val="single"/>
-          </w:rPr>
-          <w:t>At 19.22</w:t>
-        </w:r>
-      </w:hyperlink>
-      <w:r>
-        <w:rPr>
-          <w:lang w:val="pt_PT" w:bidi="pt_PT"/>
-        </w:rPr>
-        <w:t xml:space="preserve">; </w:t>
-      </w:r>
-      <w:hyperlink r:id="rId285">
-        <w:r>
-          <w:rPr>
-            <w:lang w:val="pt_PT" w:bidi="pt_PT"/>
-          </w:rPr>
-          <w:rPr>
-            <w:color w:val="0000EE"/>
-            <w:u w:val="single"/>
-          </w:rPr>
-          <w:t>Rm 16.23</w:t>
-        </w:r>
-      </w:hyperlink>
+      <w:r>
+        <w:rPr>
+          <w:lang w:val="pt_PT" w:bidi="pt_PT"/>
+        </w:rPr>
+        <w:t>At 19.22</w:t>
+      </w:r>
+      <w:r>
+        <w:rPr>
+          <w:lang w:val="pt_PT" w:bidi="pt_PT"/>
+        </w:rPr>
+        <w:t xml:space="preserve">; </w:t>
+      </w:r>
+      <w:r>
+        <w:rPr>
+          <w:lang w:val="pt_PT" w:bidi="pt_PT"/>
+        </w:rPr>
+        <w:t>Rm 16.23</w:t>
+      </w:r>
       <w:r>
         <w:rPr>
           <w:lang w:val="pt_PT" w:bidi="pt_PT"/>
         </w:rPr>
         <w:t>). Escavações modernas encontraram uma inscrição em Corinto mencionando um Erasto que era o tesoureiro da cidade; ele provavelmente era o mesmo homem. • Trófimo (</w:t>
       </w:r>
-      <w:hyperlink r:id="rId251">
-        <w:r>
-          <w:rPr>
-            <w:lang w:val="pt_PT" w:bidi="pt_PT"/>
-          </w:rPr>
-          <w:rPr>
-            <w:color w:val="0000EE"/>
-            <w:u w:val="single"/>
-          </w:rPr>
-          <w:t>At 20.4</w:t>
-        </w:r>
-      </w:hyperlink>
-      <w:r>
-        <w:rPr>
-          <w:lang w:val="pt_PT" w:bidi="pt_PT"/>
-        </w:rPr>
-        <w:t xml:space="preserve">; </w:t>
-      </w:r>
-      <w:hyperlink r:id="rId286">
-        <w:r>
-          <w:rPr>
-            <w:lang w:val="pt_PT" w:bidi="pt_PT"/>
-          </w:rPr>
-          <w:rPr>
-            <w:color w:val="0000EE"/>
-            <w:u w:val="single"/>
-          </w:rPr>
-          <w:t>21.29</w:t>
-        </w:r>
-      </w:hyperlink>
+      <w:r>
+        <w:rPr>
+          <w:lang w:val="pt_PT" w:bidi="pt_PT"/>
+        </w:rPr>
+        <w:t>At 20.4</w:t>
+      </w:r>
+      <w:r>
+        <w:rPr>
+          <w:lang w:val="pt_PT" w:bidi="pt_PT"/>
+        </w:rPr>
+        <w:t xml:space="preserve">; </w:t>
+      </w:r>
+      <w:r>
+        <w:rPr>
+          <w:lang w:val="pt_PT" w:bidi="pt_PT"/>
+        </w:rPr>
+        <w:t>21.29</w:t>
+      </w:r>
       <w:r>
         <w:rPr>
           <w:lang w:val="pt_PT" w:bidi="pt_PT"/>
         </w:rPr>
         <w:t>) era um efésio associado a Tíquico (</w:t>
       </w:r>
-      <w:hyperlink r:id="rId287">
-        <w:r>
-          <w:rPr>
-            <w:lang w:val="pt_PT" w:bidi="pt_PT"/>
-          </w:rPr>
-          <w:rPr>
-            <w:color w:val="0000EE"/>
-            <w:u w:val="single"/>
-          </w:rPr>
-          <w:t>2Tm 4.12</w:t>
-        </w:r>
-      </w:hyperlink>
+      <w:r>
+        <w:rPr>
+          <w:lang w:val="pt_PT" w:bidi="pt_PT"/>
+        </w:rPr>
+        <w:t>2Tm 4.12</w:t>
+      </w:r>
       <w:r>
         <w:rPr>
           <w:lang w:val="pt_PT" w:bidi="pt_PT"/>
@@ -9360,72 +7476,48 @@
         </w:rPr>
         <w:t xml:space="preserve">antes do inverno: Paulo provavelmente estava preocupado que haveria um atraso prolongado se Timóteo perdesse a chance de viajar no outono (veja </w:t>
       </w:r>
-      <w:hyperlink r:id="rId240">
-        <w:r>
-          <w:rPr>
-            <w:lang w:val="pt_PT" w:bidi="pt_PT"/>
-          </w:rPr>
-          <w:rPr>
-            <w:color w:val="0000EE"/>
-            <w:u w:val="single"/>
-          </w:rPr>
-          <w:t>1.4</w:t>
-        </w:r>
-      </w:hyperlink>
-      <w:r>
-        <w:rPr>
-          <w:lang w:val="pt_PT" w:bidi="pt_PT"/>
-        </w:rPr>
-        <w:t xml:space="preserve">; </w:t>
-      </w:r>
-      <w:hyperlink r:id="rId32">
-        <w:r>
-          <w:rPr>
-            <w:lang w:val="pt_PT" w:bidi="pt_PT"/>
-          </w:rPr>
-          <w:rPr>
-            <w:color w:val="0000EE"/>
-            <w:u w:val="single"/>
-          </w:rPr>
-          <w:t>4.9</w:t>
-        </w:r>
-      </w:hyperlink>
+      <w:r>
+        <w:rPr>
+          <w:lang w:val="pt_PT" w:bidi="pt_PT"/>
+        </w:rPr>
+        <w:t>1.4</w:t>
+      </w:r>
+      <w:r>
+        <w:rPr>
+          <w:lang w:val="pt_PT" w:bidi="pt_PT"/>
+        </w:rPr>
+        <w:t xml:space="preserve">; </w:t>
+      </w:r>
+      <w:r>
+        <w:rPr>
+          <w:lang w:val="pt_PT" w:bidi="pt_PT"/>
+        </w:rPr>
+        <w:t>4.9</w:t>
+      </w:r>
       <w:r>
         <w:rPr>
           <w:lang w:val="pt_PT" w:bidi="pt_PT"/>
         </w:rPr>
         <w:t xml:space="preserve">). O inverno interrompia as viagens pelo Mar Adriático de novembro a março (veja </w:t>
       </w:r>
-      <w:hyperlink r:id="rId288">
-        <w:r>
-          <w:rPr>
-            <w:lang w:val="pt_PT" w:bidi="pt_PT"/>
-          </w:rPr>
-          <w:rPr>
-            <w:color w:val="0000EE"/>
-            <w:u w:val="single"/>
-          </w:rPr>
-          <w:t>At 27.12</w:t>
-        </w:r>
-      </w:hyperlink>
+      <w:r>
+        <w:rPr>
+          <w:lang w:val="pt_PT" w:bidi="pt_PT"/>
+        </w:rPr>
+        <w:t>At 27.12</w:t>
+      </w:r>
       <w:r>
         <w:rPr>
           <w:lang w:val="pt_PT" w:bidi="pt_PT"/>
         </w:rPr>
         <w:t>). Paulo também poderia estar preocupado em receber seu manto (</w:t>
       </w:r>
-      <w:hyperlink r:id="rId289">
-        <w:r>
-          <w:rPr>
-            <w:lang w:val="pt_PT" w:bidi="pt_PT"/>
-          </w:rPr>
-          <w:rPr>
-            <w:color w:val="0000EE"/>
-            <w:u w:val="single"/>
-          </w:rPr>
-          <w:t>2Tm 4.13</w:t>
-        </w:r>
-      </w:hyperlink>
+      <w:r>
+        <w:rPr>
+          <w:lang w:val="pt_PT" w:bidi="pt_PT"/>
+        </w:rPr>
+        <w:t>2Tm 4.13</w:t>
+      </w:r>
       <w:r>
         <w:rPr>
           <w:lang w:val="pt_PT" w:bidi="pt_PT"/>
@@ -9493,90 +7585,60 @@
         </w:rPr>
         <w:t xml:space="preserve">A formulação precisa aqui é única, talvez para enfatizar o que já havia sido dito em </w:t>
       </w:r>
-      <w:hyperlink r:id="rId290">
-        <w:r>
-          <w:rPr>
-            <w:lang w:val="pt_PT" w:bidi="pt_PT"/>
-          </w:rPr>
-          <w:rPr>
-            <w:color w:val="0000EE"/>
-            <w:u w:val="single"/>
-          </w:rPr>
-          <w:t>1.6–8</w:t>
-        </w:r>
-      </w:hyperlink>
-      <w:r>
-        <w:rPr>
-          <w:lang w:val="pt_PT" w:bidi="pt_PT"/>
-        </w:rPr>
-        <w:t xml:space="preserve">; </w:t>
-      </w:r>
-      <w:hyperlink r:id="rId291">
-        <w:r>
-          <w:rPr>
-            <w:lang w:val="pt_PT" w:bidi="pt_PT"/>
-          </w:rPr>
-          <w:rPr>
-            <w:color w:val="0000EE"/>
-            <w:u w:val="single"/>
-          </w:rPr>
-          <w:t>2.1</w:t>
-        </w:r>
-      </w:hyperlink>
+      <w:r>
+        <w:rPr>
+          <w:lang w:val="pt_PT" w:bidi="pt_PT"/>
+        </w:rPr>
+        <w:t>1.6–8</w:t>
+      </w:r>
+      <w:r>
+        <w:rPr>
+          <w:lang w:val="pt_PT" w:bidi="pt_PT"/>
+        </w:rPr>
+        <w:t xml:space="preserve">; </w:t>
+      </w:r>
+      <w:r>
+        <w:rPr>
+          <w:lang w:val="pt_PT" w:bidi="pt_PT"/>
+        </w:rPr>
+        <w:t>2.1</w:t>
+      </w:r>
       <w:r>
         <w:rPr>
           <w:lang w:val="pt_PT" w:bidi="pt_PT"/>
         </w:rPr>
         <w:t xml:space="preserve"> (cf. </w:t>
       </w:r>
-      <w:hyperlink r:id="rId292">
-        <w:r>
-          <w:rPr>
-            <w:lang w:val="pt_PT" w:bidi="pt_PT"/>
-          </w:rPr>
-          <w:rPr>
-            <w:color w:val="0000EE"/>
-            <w:u w:val="single"/>
-          </w:rPr>
-          <w:t>Gl 6.18</w:t>
-        </w:r>
-      </w:hyperlink>
-      <w:r>
-        <w:rPr>
-          <w:lang w:val="pt_PT" w:bidi="pt_PT"/>
-        </w:rPr>
-        <w:t xml:space="preserve">; </w:t>
-      </w:r>
-      <w:hyperlink r:id="rId293">
-        <w:r>
-          <w:rPr>
-            <w:lang w:val="pt_PT" w:bidi="pt_PT"/>
-          </w:rPr>
-          <w:rPr>
-            <w:color w:val="0000EE"/>
-            <w:u w:val="single"/>
-          </w:rPr>
-          <w:t>Fp 4.23</w:t>
-        </w:r>
-      </w:hyperlink>
-      <w:r>
-        <w:rPr>
-          <w:lang w:val="pt_PT" w:bidi="pt_PT"/>
-        </w:rPr>
-        <w:t xml:space="preserve">; </w:t>
-      </w:r>
-      <w:hyperlink r:id="rId294">
-        <w:r>
-          <w:rPr>
-            <w:lang w:val="pt_PT" w:bidi="pt_PT"/>
-          </w:rPr>
-          <w:rPr>
-            <w:color w:val="0000EE"/>
-            <w:u w:val="single"/>
-          </w:rPr>
-          <w:t>Fm 1.25</w:t>
-        </w:r>
-      </w:hyperlink>
+      <w:r>
+        <w:rPr>
+          <w:lang w:val="pt_PT" w:bidi="pt_PT"/>
+        </w:rPr>
+        <w:t>Gl 6.18</w:t>
+      </w:r>
+      <w:r>
+        <w:rPr>
+          <w:lang w:val="pt_PT" w:bidi="pt_PT"/>
+        </w:rPr>
+        <w:t xml:space="preserve">; </w:t>
+      </w:r>
+      <w:r>
+        <w:rPr>
+          <w:lang w:val="pt_PT" w:bidi="pt_PT"/>
+        </w:rPr>
+        <w:t>Fp 4.23</w:t>
+      </w:r>
+      <w:r>
+        <w:rPr>
+          <w:lang w:val="pt_PT" w:bidi="pt_PT"/>
+        </w:rPr>
+        <w:t xml:space="preserve">; </w:t>
+      </w:r>
+      <w:r>
+        <w:rPr>
+          <w:lang w:val="pt_PT" w:bidi="pt_PT"/>
+        </w:rPr>
+        <w:t>Fm 1.25</w:t>
+      </w:r>
       <w:r>
         <w:rPr>
           <w:lang w:val="pt_PT" w:bidi="pt_PT"/>
